--- a/documents/First Brief Report Template.docx
+++ b/documents/First Brief Report Template.docx
@@ -1,10 +1,10 @@
 
 <file path=word/document.xml><?xml version="1.0" encoding="utf-8"?>
-<w:document xmlns:wpc="http://schemas.microsoft.com/office/word/2010/wordprocessingCanvas" xmlns:cx="http://schemas.microsoft.com/office/drawing/2014/chartex" xmlns:cx1="http://schemas.microsoft.com/office/drawing/2015/9/8/chartex" xmlns:cx2="http://schemas.microsoft.com/office/drawing/2015/10/21/chartex" xmlns:cx3="http://schemas.microsoft.com/office/drawing/2016/5/9/chartex" xmlns:cx4="http://schemas.microsoft.com/office/drawing/2016/5/10/chartex" xmlns:cx5="http://schemas.microsoft.com/office/drawing/2016/5/11/chartex" xmlns:cx6="http://schemas.microsoft.com/office/drawing/2016/5/12/chartex" xmlns:cx7="http://schemas.microsoft.com/office/drawing/2016/5/13/chartex" xmlns:cx8="http://schemas.microsoft.com/office/drawing/2016/5/14/chartex" xmlns:mc="http://schemas.openxmlformats.org/markup-compatibility/2006" xmlns:aink="http://schemas.microsoft.com/office/drawing/2016/ink" xmlns:am3d="http://schemas.microsoft.com/office/drawing/2017/model3d" xmlns:o="urn:schemas-microsoft-com:office:office" xmlns:oel="http://schemas.microsoft.com/office/2019/extlst" xmlns:r="http://schemas.openxmlformats.org/officeDocument/2006/relationships" xmlns:m="http://schemas.openxmlformats.org/officeDocument/2006/math" xmlns:v="urn:schemas-microsoft-com:vml" xmlns:wp14="http://schemas.microsoft.com/office/word/2010/wordprocessingDrawing" xmlns:wp="http://schemas.openxmlformats.org/drawingml/2006/wordprocessingDrawing" xmlns:w10="urn:schemas-microsoft-com:office:word" xmlns:w="http://schemas.openxmlformats.org/wordprocessingml/2006/main" xmlns:w14="http://schemas.microsoft.com/office/word/2010/wordml" xmlns:w15="http://schemas.microsoft.com/office/word/2012/wordml" xmlns:w16cex="http://schemas.microsoft.com/office/word/2018/wordml/cex" xmlns:w16cid="http://schemas.microsoft.com/office/word/2016/wordml/cid" xmlns:w16="http://schemas.microsoft.com/office/word/2018/wordml" xmlns:w16du="http://schemas.microsoft.com/office/word/2023/wordml/word16du" xmlns:w16sdtdh="http://schemas.microsoft.com/office/word/2020/wordml/sdtdatahash" xmlns:w16sdtfl="http://schemas.microsoft.com/office/word/2024/wordml/sdtformatlock" xmlns:w16se="http://schemas.microsoft.com/office/word/2015/wordml/symex" xmlns:wpg="http://schemas.microsoft.com/office/word/2010/wordprocessingGroup" xmlns:wpi="http://schemas.microsoft.com/office/word/2010/wordprocessingInk" xmlns:wne="http://schemas.microsoft.com/office/word/2006/wordml" xmlns:wps="http://schemas.microsoft.com/office/word/2010/wordprocessingShape" mc:Ignorable="w14 w15 w16se w16cid w16 w16cex w16sdtdh w16sdtfl w16du wp14">
+<w:document xmlns:wpc="http://schemas.microsoft.com/office/word/2010/wordprocessingCanvas" xmlns:mc="http://schemas.openxmlformats.org/markup-compatibility/2006" xmlns:o="urn:schemas-microsoft-com:office:office" xmlns:r="http://schemas.openxmlformats.org/officeDocument/2006/relationships" xmlns:m="http://schemas.openxmlformats.org/officeDocument/2006/math" xmlns:v="urn:schemas-microsoft-com:vml" xmlns:wp14="http://schemas.microsoft.com/office/word/2010/wordprocessingDrawing" xmlns:wp="http://schemas.openxmlformats.org/drawingml/2006/wordprocessingDrawing" xmlns:w="http://schemas.openxmlformats.org/wordprocessingml/2006/main" xmlns:w14="http://schemas.microsoft.com/office/word/2010/wordml" xmlns:w10="urn:schemas-microsoft-com:office:word" xmlns:w15="http://schemas.microsoft.com/office/word/2012/wordml" xmlns:wpg="http://schemas.microsoft.com/office/word/2010/wordprocessingGroup" xmlns:wpi="http://schemas.microsoft.com/office/word/2010/wordprocessingInk" xmlns:wne="http://schemas.microsoft.com/office/word/2006/wordml" xmlns:wps="http://schemas.microsoft.com/office/word/2010/wordprocessingShape" xmlns:wpsCustomData="http://www.wps.cn/officeDocument/2013/wpsCustomData" mc:Ignorable="w14 w15 wp14">
   <w:body>
     <w:p>
       <w:pPr>
-        <w:pStyle w:val="Heading1"/>
+        <w:pStyle w:val="2"/>
         <w:jc w:val="center"/>
         <w:rPr>
           <w:rFonts w:ascii="Times New Roman" w:hAnsi="Times New Roman" w:cs="Times New Roman"/>
@@ -14,59 +14,44 @@
         <w:rPr>
           <w:rFonts w:ascii="Times New Roman" w:hAnsi="Times New Roman" w:cs="Times New Roman"/>
         </w:rPr>
-        <w:t xml:space="preserve">EBU6304 Software Engineering </w:t>
-      </w:r>
-      <w:r>
+        <w:t>EBU6304 Software Engineering Group Project</w:t>
+      </w:r>
+    </w:p>
+    <w:p>
+      <w:pPr>
+        <w:pStyle w:val="3"/>
+        <w:jc w:val="center"/>
         <w:rPr>
           <w:rFonts w:ascii="Times New Roman" w:hAnsi="Times New Roman" w:cs="Times New Roman"/>
         </w:rPr>
-        <w:t>G</w:t>
-      </w:r>
+      </w:pPr>
       <w:r>
         <w:rPr>
           <w:rFonts w:ascii="Times New Roman" w:hAnsi="Times New Roman" w:cs="Times New Roman"/>
         </w:rPr>
-        <w:t>roup Project</w:t>
-      </w:r>
-    </w:p>
-    <w:p>
-      <w:pPr>
-        <w:pStyle w:val="Heading2"/>
-        <w:jc w:val="center"/>
-        <w:rPr>
-          <w:rFonts w:ascii="Times New Roman" w:hAnsi="Times New Roman" w:cs="Times New Roman"/>
-        </w:rPr>
-      </w:pPr>
-      <w:r>
-        <w:rPr>
-          <w:rFonts w:ascii="Times New Roman" w:hAnsi="Times New Roman" w:cs="Times New Roman"/>
-        </w:rPr>
-        <w:t>202</w:t>
-      </w:r>
-      <w:r>
-        <w:rPr>
-          <w:rFonts w:ascii="Times New Roman" w:hAnsi="Times New Roman" w:cs="Times New Roman"/>
-        </w:rPr>
-        <w:t>5</w:t>
-      </w:r>
-      <w:r>
-        <w:rPr>
-          <w:rFonts w:ascii="Times New Roman" w:hAnsi="Times New Roman" w:cs="Times New Roman"/>
-        </w:rPr>
-        <w:t>-2</w:t>
-      </w:r>
-      <w:r>
-        <w:rPr>
-          <w:rFonts w:ascii="Times New Roman" w:hAnsi="Times New Roman" w:cs="Times New Roman"/>
-        </w:rPr>
-        <w:t>6</w:t>
+        <w:t>2025-26</w:t>
       </w:r>
     </w:p>
     <w:tbl>
       <w:tblPr>
-        <w:tblStyle w:val="TableGrid"/>
+        <w:tblStyle w:val="17"/>
         <w:tblW w:w="0" w:type="auto"/>
-        <w:tblLook w:val="04A0" w:firstRow="1" w:lastRow="0" w:firstColumn="1" w:lastColumn="0" w:noHBand="0" w:noVBand="1"/>
+        <w:tblInd w:w="0" w:type="dxa"/>
+        <w:tblBorders>
+          <w:top w:val="single" w:color="auto" w:sz="4" w:space="0"/>
+          <w:left w:val="single" w:color="auto" w:sz="4" w:space="0"/>
+          <w:bottom w:val="single" w:color="auto" w:sz="4" w:space="0"/>
+          <w:right w:val="single" w:color="auto" w:sz="4" w:space="0"/>
+          <w:insideH w:val="single" w:color="auto" w:sz="4" w:space="0"/>
+          <w:insideV w:val="single" w:color="auto" w:sz="4" w:space="0"/>
+        </w:tblBorders>
+        <w:tblLayout w:type="autofit"/>
+        <w:tblCellMar>
+          <w:top w:w="0" w:type="dxa"/>
+          <w:left w:w="108" w:type="dxa"/>
+          <w:bottom w:w="0" w:type="dxa"/>
+          <w:right w:w="108" w:type="dxa"/>
+        </w:tblCellMar>
       </w:tblPr>
       <w:tblGrid>
         <w:gridCol w:w="1838"/>
@@ -74,12 +59,29 @@
         <w:gridCol w:w="4059"/>
       </w:tblGrid>
       <w:tr>
+        <w:tblPrEx>
+          <w:tblBorders>
+            <w:top w:val="single" w:color="auto" w:sz="4" w:space="0"/>
+            <w:left w:val="single" w:color="auto" w:sz="4" w:space="0"/>
+            <w:bottom w:val="single" w:color="auto" w:sz="4" w:space="0"/>
+            <w:right w:val="single" w:color="auto" w:sz="4" w:space="0"/>
+            <w:insideH w:val="single" w:color="auto" w:sz="4" w:space="0"/>
+            <w:insideV w:val="single" w:color="auto" w:sz="4" w:space="0"/>
+          </w:tblBorders>
+          <w:tblCellMar>
+            <w:top w:w="0" w:type="dxa"/>
+            <w:left w:w="108" w:type="dxa"/>
+            <w:bottom w:w="0" w:type="dxa"/>
+            <w:right w:w="108" w:type="dxa"/>
+          </w:tblCellMar>
+        </w:tblPrEx>
         <w:tc>
           <w:tcPr>
             <w:tcW w:w="1838" w:type="dxa"/>
           </w:tcPr>
           <w:p>
             <w:pPr>
+              <w:spacing w:after="0" w:line="240" w:lineRule="auto"/>
               <w:rPr>
                 <w:rFonts w:ascii="Times New Roman" w:hAnsi="Times New Roman" w:cs="Times New Roman"/>
               </w:rPr>
@@ -99,6 +101,7 @@
           </w:tcPr>
           <w:p>
             <w:pPr>
+              <w:spacing w:after="0" w:line="240" w:lineRule="auto"/>
               <w:rPr>
                 <w:rFonts w:ascii="Times New Roman" w:hAnsi="Times New Roman" w:cs="Times New Roman"/>
               </w:rPr>
@@ -107,12 +110,29 @@
         </w:tc>
       </w:tr>
       <w:tr>
+        <w:tblPrEx>
+          <w:tblBorders>
+            <w:top w:val="single" w:color="auto" w:sz="4" w:space="0"/>
+            <w:left w:val="single" w:color="auto" w:sz="4" w:space="0"/>
+            <w:bottom w:val="single" w:color="auto" w:sz="4" w:space="0"/>
+            <w:right w:val="single" w:color="auto" w:sz="4" w:space="0"/>
+            <w:insideH w:val="single" w:color="auto" w:sz="4" w:space="0"/>
+            <w:insideV w:val="single" w:color="auto" w:sz="4" w:space="0"/>
+          </w:tblBorders>
+          <w:tblCellMar>
+            <w:top w:w="0" w:type="dxa"/>
+            <w:left w:w="108" w:type="dxa"/>
+            <w:bottom w:w="0" w:type="dxa"/>
+            <w:right w:w="108" w:type="dxa"/>
+          </w:tblCellMar>
+        </w:tblPrEx>
         <w:tc>
           <w:tcPr>
             <w:tcW w:w="1838" w:type="dxa"/>
           </w:tcPr>
           <w:p>
             <w:pPr>
+              <w:spacing w:after="0" w:line="240" w:lineRule="auto"/>
               <w:rPr>
                 <w:rFonts w:ascii="Times New Roman" w:hAnsi="Times New Roman" w:cs="Times New Roman"/>
               </w:rPr>
@@ -131,6 +151,7 @@
           </w:tcPr>
           <w:p>
             <w:pPr>
+              <w:spacing w:after="0" w:line="240" w:lineRule="auto"/>
               <w:rPr>
                 <w:rFonts w:ascii="Times New Roman" w:hAnsi="Times New Roman" w:cs="Times New Roman"/>
               </w:rPr>
@@ -149,6 +170,7 @@
           </w:tcPr>
           <w:p>
             <w:pPr>
+              <w:spacing w:after="0" w:line="240" w:lineRule="auto"/>
               <w:rPr>
                 <w:rFonts w:ascii="Times New Roman" w:hAnsi="Times New Roman" w:cs="Times New Roman"/>
               </w:rPr>
@@ -157,24 +179,35 @@
               <w:rPr>
                 <w:rFonts w:ascii="Times New Roman" w:hAnsi="Times New Roman" w:cs="Times New Roman"/>
               </w:rPr>
-              <w:t>Name:</w:t>
-            </w:r>
-            <w:r>
-              <w:rPr>
-                <w:rFonts w:ascii="Times New Roman" w:hAnsi="Times New Roman" w:cs="Times New Roman"/>
-              </w:rPr>
-              <w:t xml:space="preserve"> </w:t>
+              <w:t xml:space="preserve">Name: </w:t>
             </w:r>
           </w:p>
         </w:tc>
       </w:tr>
       <w:tr>
+        <w:tblPrEx>
+          <w:tblBorders>
+            <w:top w:val="single" w:color="auto" w:sz="4" w:space="0"/>
+            <w:left w:val="single" w:color="auto" w:sz="4" w:space="0"/>
+            <w:bottom w:val="single" w:color="auto" w:sz="4" w:space="0"/>
+            <w:right w:val="single" w:color="auto" w:sz="4" w:space="0"/>
+            <w:insideH w:val="single" w:color="auto" w:sz="4" w:space="0"/>
+            <w:insideV w:val="single" w:color="auto" w:sz="4" w:space="0"/>
+          </w:tblBorders>
+          <w:tblCellMar>
+            <w:top w:w="0" w:type="dxa"/>
+            <w:left w:w="108" w:type="dxa"/>
+            <w:bottom w:w="0" w:type="dxa"/>
+            <w:right w:w="108" w:type="dxa"/>
+          </w:tblCellMar>
+        </w:tblPrEx>
         <w:tc>
           <w:tcPr>
             <w:tcW w:w="1838" w:type="dxa"/>
           </w:tcPr>
           <w:p>
             <w:pPr>
+              <w:spacing w:after="0" w:line="240" w:lineRule="auto"/>
               <w:rPr>
                 <w:rFonts w:ascii="Times New Roman" w:hAnsi="Times New Roman" w:cs="Times New Roman"/>
               </w:rPr>
@@ -193,6 +226,7 @@
           </w:tcPr>
           <w:p>
             <w:pPr>
+              <w:spacing w:after="0" w:line="240" w:lineRule="auto"/>
               <w:rPr>
                 <w:rFonts w:ascii="Times New Roman" w:hAnsi="Times New Roman" w:cs="Times New Roman"/>
               </w:rPr>
@@ -211,6 +245,7 @@
           </w:tcPr>
           <w:p>
             <w:pPr>
+              <w:spacing w:after="0" w:line="240" w:lineRule="auto"/>
               <w:rPr>
                 <w:rFonts w:ascii="Times New Roman" w:hAnsi="Times New Roman" w:cs="Times New Roman"/>
               </w:rPr>
@@ -219,24 +254,35 @@
               <w:rPr>
                 <w:rFonts w:ascii="Times New Roman" w:hAnsi="Times New Roman" w:cs="Times New Roman"/>
               </w:rPr>
-              <w:t>Name:</w:t>
-            </w:r>
-            <w:r>
-              <w:rPr>
-                <w:rFonts w:ascii="Times New Roman" w:hAnsi="Times New Roman" w:cs="Times New Roman"/>
-              </w:rPr>
-              <w:t xml:space="preserve"> </w:t>
+              <w:t xml:space="preserve">Name: </w:t>
             </w:r>
           </w:p>
         </w:tc>
       </w:tr>
       <w:tr>
+        <w:tblPrEx>
+          <w:tblBorders>
+            <w:top w:val="single" w:color="auto" w:sz="4" w:space="0"/>
+            <w:left w:val="single" w:color="auto" w:sz="4" w:space="0"/>
+            <w:bottom w:val="single" w:color="auto" w:sz="4" w:space="0"/>
+            <w:right w:val="single" w:color="auto" w:sz="4" w:space="0"/>
+            <w:insideH w:val="single" w:color="auto" w:sz="4" w:space="0"/>
+            <w:insideV w:val="single" w:color="auto" w:sz="4" w:space="0"/>
+          </w:tblBorders>
+          <w:tblCellMar>
+            <w:top w:w="0" w:type="dxa"/>
+            <w:left w:w="108" w:type="dxa"/>
+            <w:bottom w:w="0" w:type="dxa"/>
+            <w:right w:w="108" w:type="dxa"/>
+          </w:tblCellMar>
+        </w:tblPrEx>
         <w:tc>
           <w:tcPr>
             <w:tcW w:w="1838" w:type="dxa"/>
           </w:tcPr>
           <w:p>
             <w:pPr>
+              <w:spacing w:after="0" w:line="240" w:lineRule="auto"/>
               <w:rPr>
                 <w:rFonts w:ascii="Times New Roman" w:hAnsi="Times New Roman" w:cs="Times New Roman"/>
               </w:rPr>
@@ -255,6 +301,7 @@
           </w:tcPr>
           <w:p>
             <w:pPr>
+              <w:spacing w:after="0" w:line="240" w:lineRule="auto"/>
               <w:rPr>
                 <w:rFonts w:ascii="Times New Roman" w:hAnsi="Times New Roman" w:cs="Times New Roman"/>
               </w:rPr>
@@ -273,6 +320,7 @@
           </w:tcPr>
           <w:p>
             <w:pPr>
+              <w:spacing w:after="0" w:line="240" w:lineRule="auto"/>
               <w:rPr>
                 <w:rFonts w:ascii="Times New Roman" w:hAnsi="Times New Roman" w:cs="Times New Roman"/>
               </w:rPr>
@@ -281,24 +329,35 @@
               <w:rPr>
                 <w:rFonts w:ascii="Times New Roman" w:hAnsi="Times New Roman" w:cs="Times New Roman"/>
               </w:rPr>
-              <w:t>Name:</w:t>
-            </w:r>
-            <w:r>
-              <w:rPr>
-                <w:rFonts w:ascii="Times New Roman" w:hAnsi="Times New Roman" w:cs="Times New Roman"/>
-              </w:rPr>
-              <w:t xml:space="preserve"> </w:t>
+              <w:t xml:space="preserve">Name: </w:t>
             </w:r>
           </w:p>
         </w:tc>
       </w:tr>
       <w:tr>
+        <w:tblPrEx>
+          <w:tblBorders>
+            <w:top w:val="single" w:color="auto" w:sz="4" w:space="0"/>
+            <w:left w:val="single" w:color="auto" w:sz="4" w:space="0"/>
+            <w:bottom w:val="single" w:color="auto" w:sz="4" w:space="0"/>
+            <w:right w:val="single" w:color="auto" w:sz="4" w:space="0"/>
+            <w:insideH w:val="single" w:color="auto" w:sz="4" w:space="0"/>
+            <w:insideV w:val="single" w:color="auto" w:sz="4" w:space="0"/>
+          </w:tblBorders>
+          <w:tblCellMar>
+            <w:top w:w="0" w:type="dxa"/>
+            <w:left w:w="108" w:type="dxa"/>
+            <w:bottom w:w="0" w:type="dxa"/>
+            <w:right w:w="108" w:type="dxa"/>
+          </w:tblCellMar>
+        </w:tblPrEx>
         <w:tc>
           <w:tcPr>
             <w:tcW w:w="1838" w:type="dxa"/>
           </w:tcPr>
           <w:p>
             <w:pPr>
+              <w:spacing w:after="0" w:line="240" w:lineRule="auto"/>
               <w:rPr>
                 <w:rFonts w:ascii="Times New Roman" w:hAnsi="Times New Roman" w:cs="Times New Roman"/>
               </w:rPr>
@@ -317,6 +376,7 @@
           </w:tcPr>
           <w:p>
             <w:pPr>
+              <w:spacing w:after="0" w:line="240" w:lineRule="auto"/>
               <w:rPr>
                 <w:rFonts w:ascii="Times New Roman" w:hAnsi="Times New Roman" w:cs="Times New Roman"/>
               </w:rPr>
@@ -335,6 +395,7 @@
           </w:tcPr>
           <w:p>
             <w:pPr>
+              <w:spacing w:after="0" w:line="240" w:lineRule="auto"/>
               <w:rPr>
                 <w:rFonts w:ascii="Times New Roman" w:hAnsi="Times New Roman" w:cs="Times New Roman"/>
               </w:rPr>
@@ -343,24 +404,35 @@
               <w:rPr>
                 <w:rFonts w:ascii="Times New Roman" w:hAnsi="Times New Roman" w:cs="Times New Roman"/>
               </w:rPr>
-              <w:t>Name:</w:t>
-            </w:r>
-            <w:r>
-              <w:rPr>
-                <w:rFonts w:ascii="Times New Roman" w:hAnsi="Times New Roman" w:cs="Times New Roman"/>
-              </w:rPr>
-              <w:t xml:space="preserve"> </w:t>
+              <w:t xml:space="preserve">Name: </w:t>
             </w:r>
           </w:p>
         </w:tc>
       </w:tr>
       <w:tr>
+        <w:tblPrEx>
+          <w:tblBorders>
+            <w:top w:val="single" w:color="auto" w:sz="4" w:space="0"/>
+            <w:left w:val="single" w:color="auto" w:sz="4" w:space="0"/>
+            <w:bottom w:val="single" w:color="auto" w:sz="4" w:space="0"/>
+            <w:right w:val="single" w:color="auto" w:sz="4" w:space="0"/>
+            <w:insideH w:val="single" w:color="auto" w:sz="4" w:space="0"/>
+            <w:insideV w:val="single" w:color="auto" w:sz="4" w:space="0"/>
+          </w:tblBorders>
+          <w:tblCellMar>
+            <w:top w:w="0" w:type="dxa"/>
+            <w:left w:w="108" w:type="dxa"/>
+            <w:bottom w:w="0" w:type="dxa"/>
+            <w:right w:w="108" w:type="dxa"/>
+          </w:tblCellMar>
+        </w:tblPrEx>
         <w:tc>
           <w:tcPr>
             <w:tcW w:w="1838" w:type="dxa"/>
           </w:tcPr>
           <w:p>
             <w:pPr>
+              <w:spacing w:after="0" w:line="240" w:lineRule="auto"/>
               <w:rPr>
                 <w:rFonts w:ascii="Times New Roman" w:hAnsi="Times New Roman" w:cs="Times New Roman"/>
               </w:rPr>
@@ -379,8 +451,10 @@
           </w:tcPr>
           <w:p>
             <w:pPr>
-              <w:rPr>
-                <w:rFonts w:ascii="Times New Roman" w:hAnsi="Times New Roman" w:cs="Times New Roman"/>
+              <w:spacing w:after="0" w:line="240" w:lineRule="auto"/>
+              <w:rPr>
+                <w:rFonts w:hint="default" w:ascii="Times New Roman" w:hAnsi="Times New Roman" w:cs="Times New Roman" w:eastAsiaTheme="minorEastAsia"/>
+                <w:lang w:val="en-US" w:eastAsia="zh-CN"/>
               </w:rPr>
             </w:pPr>
             <w:r>
@@ -388,6 +462,13 @@
                 <w:rFonts w:ascii="Times New Roman" w:hAnsi="Times New Roman" w:cs="Times New Roman"/>
               </w:rPr>
               <w:t xml:space="preserve">QM no: </w:t>
+            </w:r>
+            <w:r>
+              <w:rPr>
+                <w:rFonts w:hint="eastAsia" w:ascii="Times New Roman" w:hAnsi="Times New Roman" w:cs="Times New Roman"/>
+                <w:lang w:val="en-US" w:eastAsia="zh-CN"/>
+              </w:rPr>
+              <w:t>231226233</w:t>
             </w:r>
           </w:p>
         </w:tc>
@@ -397,32 +478,52 @@
           </w:tcPr>
           <w:p>
             <w:pPr>
-              <w:rPr>
-                <w:rFonts w:ascii="Times New Roman" w:hAnsi="Times New Roman" w:cs="Times New Roman"/>
+              <w:spacing w:after="0" w:line="240" w:lineRule="auto"/>
+              <w:rPr>
+                <w:rFonts w:hint="default" w:ascii="Times New Roman" w:hAnsi="Times New Roman" w:cs="Times New Roman" w:eastAsiaTheme="minorEastAsia"/>
+                <w:lang w:val="en-US" w:eastAsia="zh-CN"/>
               </w:rPr>
             </w:pPr>
             <w:r>
               <w:rPr>
                 <w:rFonts w:ascii="Times New Roman" w:hAnsi="Times New Roman" w:cs="Times New Roman"/>
               </w:rPr>
-              <w:t>Name:</w:t>
-            </w:r>
-            <w:r>
-              <w:rPr>
-                <w:rFonts w:ascii="Times New Roman" w:hAnsi="Times New Roman" w:cs="Times New Roman"/>
-              </w:rPr>
-              <w:t xml:space="preserve"> </w:t>
+              <w:t xml:space="preserve">Name: </w:t>
+            </w:r>
+            <w:r>
+              <w:rPr>
+                <w:rFonts w:hint="eastAsia" w:ascii="Times New Roman" w:hAnsi="Times New Roman" w:cs="Times New Roman"/>
+                <w:lang w:val="en-US" w:eastAsia="zh-CN"/>
+              </w:rPr>
+              <w:t>WeiJia Xiao</w:t>
             </w:r>
           </w:p>
         </w:tc>
       </w:tr>
       <w:tr>
+        <w:tblPrEx>
+          <w:tblBorders>
+            <w:top w:val="single" w:color="auto" w:sz="4" w:space="0"/>
+            <w:left w:val="single" w:color="auto" w:sz="4" w:space="0"/>
+            <w:bottom w:val="single" w:color="auto" w:sz="4" w:space="0"/>
+            <w:right w:val="single" w:color="auto" w:sz="4" w:space="0"/>
+            <w:insideH w:val="single" w:color="auto" w:sz="4" w:space="0"/>
+            <w:insideV w:val="single" w:color="auto" w:sz="4" w:space="0"/>
+          </w:tblBorders>
+          <w:tblCellMar>
+            <w:top w:w="0" w:type="dxa"/>
+            <w:left w:w="108" w:type="dxa"/>
+            <w:bottom w:w="0" w:type="dxa"/>
+            <w:right w:w="108" w:type="dxa"/>
+          </w:tblCellMar>
+        </w:tblPrEx>
         <w:tc>
           <w:tcPr>
             <w:tcW w:w="1838" w:type="dxa"/>
           </w:tcPr>
           <w:p>
             <w:pPr>
+              <w:spacing w:after="0" w:line="240" w:lineRule="auto"/>
               <w:rPr>
                 <w:rFonts w:ascii="Times New Roman" w:hAnsi="Times New Roman" w:cs="Times New Roman"/>
               </w:rPr>
@@ -441,6 +542,7 @@
           </w:tcPr>
           <w:p>
             <w:pPr>
+              <w:spacing w:after="0" w:line="240" w:lineRule="auto"/>
               <w:rPr>
                 <w:rFonts w:ascii="Times New Roman" w:hAnsi="Times New Roman" w:cs="Times New Roman"/>
               </w:rPr>
@@ -459,6 +561,7 @@
           </w:tcPr>
           <w:p>
             <w:pPr>
+              <w:spacing w:after="0" w:line="240" w:lineRule="auto"/>
               <w:rPr>
                 <w:rFonts w:ascii="Times New Roman" w:hAnsi="Times New Roman" w:cs="Times New Roman"/>
               </w:rPr>
@@ -467,13 +570,7 @@
               <w:rPr>
                 <w:rFonts w:ascii="Times New Roman" w:hAnsi="Times New Roman" w:cs="Times New Roman"/>
               </w:rPr>
-              <w:t>Name:</w:t>
-            </w:r>
-            <w:r>
-              <w:rPr>
-                <w:rFonts w:ascii="Times New Roman" w:hAnsi="Times New Roman" w:cs="Times New Roman"/>
-              </w:rPr>
-              <w:t xml:space="preserve"> </w:t>
+              <w:t xml:space="preserve">Name: </w:t>
             </w:r>
           </w:p>
         </w:tc>
@@ -481,7 +578,7 @@
     </w:tbl>
     <w:p>
       <w:pPr>
-        <w:pStyle w:val="Heading1"/>
+        <w:pStyle w:val="2"/>
         <w:rPr>
           <w:rFonts w:ascii="Times New Roman" w:hAnsi="Times New Roman" w:cs="Times New Roman"/>
         </w:rPr>
@@ -490,18 +587,12 @@
         <w:rPr>
           <w:rFonts w:ascii="Times New Roman" w:hAnsi="Times New Roman" w:cs="Times New Roman"/>
         </w:rPr>
-        <w:t>First</w:t>
-      </w:r>
-      <w:r>
-        <w:rPr>
-          <w:rFonts w:ascii="Times New Roman" w:hAnsi="Times New Roman" w:cs="Times New Roman"/>
-        </w:rPr>
-        <w:t xml:space="preserve"> report</w:t>
-      </w:r>
-    </w:p>
-    <w:p>
-      <w:pPr>
-        <w:pStyle w:val="Heading2"/>
+        <w:t>First report</w:t>
+      </w:r>
+    </w:p>
+    <w:p>
+      <w:pPr>
+        <w:pStyle w:val="3"/>
         <w:numPr>
           <w:ilvl w:val="0"/>
           <w:numId w:val="1"/>
@@ -528,56 +619,2198 @@
         <w:rPr>
           <w:rFonts w:ascii="Times New Roman" w:hAnsi="Times New Roman" w:cs="Times New Roman"/>
         </w:rPr>
-        <w:t>D</w:t>
-      </w:r>
-      <w:r>
+        <w:t>Describe the fact-finding techniques, iteration plan, prioritisation and estimation methods used in the project.</w:t>
+      </w:r>
+    </w:p>
+    <w:p>
+      <w:pPr>
         <w:rPr>
           <w:rFonts w:ascii="Times New Roman" w:hAnsi="Times New Roman" w:cs="Times New Roman"/>
         </w:rPr>
-        <w:t xml:space="preserve">escribe the fact-finding techniques, iteration </w:t>
-      </w:r>
-      <w:r>
+      </w:pPr>
+    </w:p>
+    <w:p>
+      <w:pPr>
+        <w:pStyle w:val="3"/>
+        <w:keepNext w:val="0"/>
+        <w:keepLines w:val="0"/>
+        <w:widowControl/>
+        <w:suppressLineNumbers w:val="0"/>
+        <w:rPr>
+          <w:rFonts w:hint="eastAsia" w:ascii="微软雅黑" w:hAnsi="微软雅黑" w:eastAsia="微软雅黑" w:cs="微软雅黑"/>
+        </w:rPr>
+      </w:pPr>
+      <w:r>
+        <w:rPr>
+          <w:rFonts w:hint="eastAsia" w:ascii="微软雅黑" w:hAnsi="微软雅黑" w:eastAsia="微软雅黑" w:cs="微软雅黑"/>
+        </w:rPr>
+        <w:t>5.1 Prioritisation using MoSCoW Method</w:t>
+      </w:r>
+    </w:p>
+    <w:p>
+      <w:pPr>
+        <w:pStyle w:val="14"/>
+        <w:keepNext w:val="0"/>
+        <w:keepLines w:val="0"/>
+        <w:widowControl/>
+        <w:suppressLineNumbers w:val="0"/>
+        <w:rPr>
+          <w:rFonts w:hint="eastAsia" w:ascii="微软雅黑" w:hAnsi="微软雅黑" w:eastAsia="微软雅黑" w:cs="微软雅黑"/>
+        </w:rPr>
+      </w:pPr>
+      <w:r>
+        <w:rPr>
+          <w:rFonts w:hint="eastAsia" w:ascii="微软雅黑" w:hAnsi="微软雅黑" w:eastAsia="微软雅黑" w:cs="微软雅黑"/>
+        </w:rPr>
+        <w:t>The MoSCoW prioritisation method is used to classify user stories in the Product Backlog based on their importance. This approach ensures that the development team focuses on delivering essential system functionalities first while less critical features can be implemented later if time permits.</w:t>
+      </w:r>
+    </w:p>
+    <w:p>
+      <w:pPr>
+        <w:pStyle w:val="14"/>
+        <w:keepNext w:val="0"/>
+        <w:keepLines w:val="0"/>
+        <w:widowControl/>
+        <w:suppressLineNumbers w:val="0"/>
+        <w:rPr>
+          <w:rFonts w:hint="eastAsia" w:ascii="微软雅黑" w:hAnsi="微软雅黑" w:eastAsia="微软雅黑" w:cs="微软雅黑"/>
+        </w:rPr>
+      </w:pPr>
+      <w:r>
+        <w:rPr>
+          <w:rFonts w:hint="eastAsia" w:ascii="微软雅黑" w:hAnsi="微软雅黑" w:eastAsia="微软雅黑" w:cs="微软雅黑"/>
+        </w:rPr>
+        <w:t>The MoSCoW method consists of four categories:</w:t>
+      </w:r>
+    </w:p>
+    <w:p>
+      <w:pPr>
+        <w:keepNext w:val="0"/>
+        <w:keepLines w:val="0"/>
+        <w:widowControl/>
+        <w:numPr>
+          <w:ilvl w:val="0"/>
+          <w:numId w:val="2"/>
+        </w:numPr>
+        <w:suppressLineNumbers w:val="0"/>
+        <w:spacing w:before="0" w:beforeAutospacing="1" w:after="0" w:afterAutospacing="1"/>
+        <w:ind w:left="720" w:hanging="360"/>
+        <w:rPr>
+          <w:rFonts w:hint="eastAsia" w:ascii="微软雅黑" w:hAnsi="微软雅黑" w:eastAsia="微软雅黑" w:cs="微软雅黑"/>
+        </w:rPr>
+      </w:pPr>
+      <w:r>
+        <w:rPr>
+          <w:rStyle w:val="19"/>
+          <w:rFonts w:hint="eastAsia" w:ascii="微软雅黑" w:hAnsi="微软雅黑" w:eastAsia="微软雅黑" w:cs="微软雅黑"/>
+        </w:rPr>
+        <w:t>Must have</w:t>
+      </w:r>
+      <w:r>
+        <w:rPr>
+          <w:rFonts w:hint="eastAsia" w:ascii="微软雅黑" w:hAnsi="微软雅黑" w:eastAsia="微软雅黑" w:cs="微软雅黑"/>
+        </w:rPr>
+        <w:t xml:space="preserve"> – essential features required for the system to function </w:t>
+      </w:r>
+    </w:p>
+    <w:p>
+      <w:pPr>
+        <w:keepNext w:val="0"/>
+        <w:keepLines w:val="0"/>
+        <w:widowControl/>
+        <w:numPr>
+          <w:ilvl w:val="0"/>
+          <w:numId w:val="2"/>
+        </w:numPr>
+        <w:suppressLineNumbers w:val="0"/>
+        <w:spacing w:before="0" w:beforeAutospacing="1" w:after="0" w:afterAutospacing="1"/>
+        <w:ind w:left="720" w:hanging="360"/>
+        <w:rPr>
+          <w:rFonts w:hint="eastAsia" w:ascii="微软雅黑" w:hAnsi="微软雅黑" w:eastAsia="微软雅黑" w:cs="微软雅黑"/>
+        </w:rPr>
+      </w:pPr>
+      <w:r>
+        <w:rPr>
+          <w:rStyle w:val="19"/>
+          <w:rFonts w:hint="eastAsia" w:ascii="微软雅黑" w:hAnsi="微软雅黑" w:eastAsia="微软雅黑" w:cs="微软雅黑"/>
+        </w:rPr>
+        <w:t>Should have</w:t>
+      </w:r>
+      <w:r>
+        <w:rPr>
+          <w:rFonts w:hint="eastAsia" w:ascii="微软雅黑" w:hAnsi="微软雅黑" w:eastAsia="微软雅黑" w:cs="微软雅黑"/>
+        </w:rPr>
+        <w:t xml:space="preserve"> – important features but not critical </w:t>
+      </w:r>
+    </w:p>
+    <w:p>
+      <w:pPr>
+        <w:keepNext w:val="0"/>
+        <w:keepLines w:val="0"/>
+        <w:widowControl/>
+        <w:numPr>
+          <w:ilvl w:val="0"/>
+          <w:numId w:val="2"/>
+        </w:numPr>
+        <w:suppressLineNumbers w:val="0"/>
+        <w:spacing w:before="0" w:beforeAutospacing="1" w:after="0" w:afterAutospacing="1"/>
+        <w:ind w:left="720" w:hanging="360"/>
+        <w:rPr>
+          <w:rFonts w:hint="eastAsia" w:ascii="微软雅黑" w:hAnsi="微软雅黑" w:eastAsia="微软雅黑" w:cs="微软雅黑"/>
+        </w:rPr>
+      </w:pPr>
+      <w:r>
+        <w:rPr>
+          <w:rStyle w:val="19"/>
+          <w:rFonts w:hint="eastAsia" w:ascii="微软雅黑" w:hAnsi="微软雅黑" w:eastAsia="微软雅黑" w:cs="微软雅黑"/>
+        </w:rPr>
+        <w:t>Could have</w:t>
+      </w:r>
+      <w:r>
+        <w:rPr>
+          <w:rFonts w:hint="eastAsia" w:ascii="微软雅黑" w:hAnsi="微软雅黑" w:eastAsia="微软雅黑" w:cs="微软雅黑"/>
+        </w:rPr>
+        <w:t xml:space="preserve"> – optional features that improve usability </w:t>
+      </w:r>
+    </w:p>
+    <w:p>
+      <w:pPr>
+        <w:keepNext w:val="0"/>
+        <w:keepLines w:val="0"/>
+        <w:widowControl/>
+        <w:numPr>
+          <w:ilvl w:val="0"/>
+          <w:numId w:val="2"/>
+        </w:numPr>
+        <w:suppressLineNumbers w:val="0"/>
+        <w:spacing w:before="0" w:beforeAutospacing="1" w:after="0" w:afterAutospacing="1"/>
+        <w:ind w:left="720" w:hanging="360"/>
+        <w:rPr>
+          <w:rFonts w:hint="eastAsia" w:ascii="微软雅黑" w:hAnsi="微软雅黑" w:eastAsia="微软雅黑" w:cs="微软雅黑"/>
+        </w:rPr>
+      </w:pPr>
+      <w:r>
+        <w:rPr>
+          <w:rStyle w:val="19"/>
+          <w:rFonts w:hint="eastAsia" w:ascii="微软雅黑" w:hAnsi="微软雅黑" w:eastAsia="微软雅黑" w:cs="微软雅黑"/>
+        </w:rPr>
+        <w:t>Won’t have</w:t>
+      </w:r>
+      <w:r>
+        <w:rPr>
+          <w:rFonts w:hint="eastAsia" w:ascii="微软雅黑" w:hAnsi="微软雅黑" w:eastAsia="微软雅黑" w:cs="微软雅黑"/>
+        </w:rPr>
+        <w:t xml:space="preserve"> – features not included in the current development cycle </w:t>
+      </w:r>
+    </w:p>
+    <w:p>
+      <w:pPr>
+        <w:keepNext w:val="0"/>
+        <w:keepLines w:val="0"/>
+        <w:widowControl/>
+        <w:suppressLineNumbers w:val="0"/>
+        <w:rPr>
+          <w:rFonts w:hint="eastAsia" w:ascii="微软雅黑" w:hAnsi="微软雅黑" w:eastAsia="微软雅黑" w:cs="微软雅黑"/>
+        </w:rPr>
+      </w:pPr>
+      <w:r>
+        <w:rPr>
+          <w:rFonts w:hint="eastAsia" w:ascii="微软雅黑" w:hAnsi="微软雅黑" w:eastAsia="微软雅黑" w:cs="微软雅黑"/>
+        </w:rPr>
+        <w:pict>
+          <v:rect id="_x0000_i1025" o:spt="1" style="height:1.5pt;width:432pt;" fillcolor="#A0A0A0" filled="t" stroked="f" coordsize="21600,21600" o:hr="t" o:hrstd="t" o:hralign="center">
+            <v:path/>
+            <v:fill on="t" focussize="0,0"/>
+            <v:stroke on="f"/>
+            <v:imagedata o:title=""/>
+            <o:lock v:ext="edit"/>
+            <w10:wrap type="none"/>
+            <w10:anchorlock/>
+          </v:rect>
+        </w:pict>
+      </w:r>
+    </w:p>
+    <w:p>
+      <w:pPr>
+        <w:pStyle w:val="3"/>
+        <w:keepNext w:val="0"/>
+        <w:keepLines w:val="0"/>
+        <w:widowControl/>
+        <w:suppressLineNumbers w:val="0"/>
+        <w:rPr>
+          <w:rFonts w:hint="eastAsia" w:ascii="微软雅黑" w:hAnsi="微软雅黑" w:eastAsia="微软雅黑" w:cs="微软雅黑"/>
+        </w:rPr>
+      </w:pPr>
+      <w:r>
+        <w:rPr>
+          <w:rFonts w:hint="eastAsia" w:ascii="微软雅黑" w:hAnsi="微软雅黑" w:eastAsia="微软雅黑" w:cs="微软雅黑"/>
+        </w:rPr>
+        <w:t>5.2 Mapping Priority to MoSCoW</w:t>
+      </w:r>
+    </w:p>
+    <w:p>
+      <w:pPr>
+        <w:pStyle w:val="14"/>
+        <w:keepNext w:val="0"/>
+        <w:keepLines w:val="0"/>
+        <w:widowControl/>
+        <w:suppressLineNumbers w:val="0"/>
+        <w:rPr>
+          <w:rFonts w:hint="eastAsia" w:ascii="微软雅黑" w:hAnsi="微软雅黑" w:eastAsia="微软雅黑" w:cs="微软雅黑"/>
+        </w:rPr>
+      </w:pPr>
+      <w:r>
+        <w:rPr>
+          <w:rFonts w:hint="eastAsia" w:ascii="微软雅黑" w:hAnsi="微软雅黑" w:eastAsia="微软雅黑" w:cs="微软雅黑"/>
+        </w:rPr>
+        <w:t>Based on the ProductBacklog_group51, the priority levels are mapped to MoSCoW categories as follows:</w:t>
+      </w:r>
+    </w:p>
+    <w:tbl>
+      <w:tblPr>
+        <w:tblW w:w="0" w:type="auto"/>
+        <w:tblCellSpacing w:w="15" w:type="dxa"/>
+        <w:tblInd w:w="0" w:type="dxa"/>
+        <w:tblBorders>
+          <w:top w:val="none" w:color="auto" w:sz="0" w:space="0"/>
+          <w:left w:val="none" w:color="auto" w:sz="0" w:space="0"/>
+          <w:bottom w:val="none" w:color="auto" w:sz="0" w:space="0"/>
+          <w:right w:val="none" w:color="auto" w:sz="0" w:space="0"/>
+          <w:insideH w:val="none" w:color="auto" w:sz="0" w:space="0"/>
+          <w:insideV w:val="none" w:color="auto" w:sz="0" w:space="0"/>
+        </w:tblBorders>
+        <w:shd w:val="clear"/>
+        <w:tblLayout w:type="autofit"/>
+        <w:tblCellMar>
+          <w:top w:w="15" w:type="dxa"/>
+          <w:left w:w="15" w:type="dxa"/>
+          <w:bottom w:w="15" w:type="dxa"/>
+          <w:right w:w="15" w:type="dxa"/>
+        </w:tblCellMar>
+      </w:tblPr>
+      <w:tblGrid>
+        <w:gridCol w:w="1036"/>
+        <w:gridCol w:w="2370"/>
+      </w:tblGrid>
+      <w:tr>
+        <w:tblPrEx>
+          <w:tblBorders>
+            <w:top w:val="none" w:color="auto" w:sz="0" w:space="0"/>
+            <w:left w:val="none" w:color="auto" w:sz="0" w:space="0"/>
+            <w:bottom w:val="none" w:color="auto" w:sz="0" w:space="0"/>
+            <w:right w:val="none" w:color="auto" w:sz="0" w:space="0"/>
+            <w:insideH w:val="none" w:color="auto" w:sz="0" w:space="0"/>
+            <w:insideV w:val="none" w:color="auto" w:sz="0" w:space="0"/>
+          </w:tblBorders>
+          <w:shd w:val="clear"/>
+          <w:tblCellMar>
+            <w:top w:w="15" w:type="dxa"/>
+            <w:left w:w="15" w:type="dxa"/>
+            <w:bottom w:w="15" w:type="dxa"/>
+            <w:right w:w="15" w:type="dxa"/>
+          </w:tblCellMar>
+        </w:tblPrEx>
+        <w:trPr>
+          <w:tblHeader/>
+          <w:tblCellSpacing w:w="15" w:type="dxa"/>
+        </w:trPr>
+        <w:tc>
+          <w:tcPr>
+            <w:tcW w:w="0" w:type="auto"/>
+            <w:shd w:val="clear"/>
+            <w:vAlign w:val="center"/>
+          </w:tcPr>
+          <w:p>
+            <w:pPr>
+              <w:keepNext w:val="0"/>
+              <w:keepLines w:val="0"/>
+              <w:widowControl/>
+              <w:suppressLineNumbers w:val="0"/>
+              <w:jc w:val="center"/>
+              <w:rPr>
+                <w:rFonts w:hint="eastAsia" w:ascii="微软雅黑" w:hAnsi="微软雅黑" w:eastAsia="微软雅黑" w:cs="微软雅黑"/>
+                <w:b/>
+                <w:bCs/>
+              </w:rPr>
+            </w:pPr>
+            <w:r>
+              <w:rPr>
+                <w:rFonts w:hint="eastAsia" w:ascii="微软雅黑" w:hAnsi="微软雅黑" w:eastAsia="微软雅黑" w:cs="微软雅黑"/>
+                <w:b/>
+                <w:bCs/>
+                <w:kern w:val="0"/>
+                <w:sz w:val="24"/>
+                <w:szCs w:val="24"/>
+                <w:lang w:val="en-US" w:eastAsia="zh-CN" w:bidi="ar"/>
+                <w14:ligatures w14:val="standardContextual"/>
+              </w:rPr>
+              <w:t>Priority</w:t>
+            </w:r>
+          </w:p>
+        </w:tc>
+        <w:tc>
+          <w:tcPr>
+            <w:tcW w:w="0" w:type="auto"/>
+            <w:shd w:val="clear"/>
+            <w:vAlign w:val="center"/>
+          </w:tcPr>
+          <w:p>
+            <w:pPr>
+              <w:keepNext w:val="0"/>
+              <w:keepLines w:val="0"/>
+              <w:widowControl/>
+              <w:suppressLineNumbers w:val="0"/>
+              <w:jc w:val="center"/>
+              <w:rPr>
+                <w:rFonts w:hint="eastAsia" w:ascii="微软雅黑" w:hAnsi="微软雅黑" w:eastAsia="微软雅黑" w:cs="微软雅黑"/>
+                <w:b/>
+                <w:bCs/>
+              </w:rPr>
+            </w:pPr>
+            <w:r>
+              <w:rPr>
+                <w:rFonts w:hint="eastAsia" w:ascii="微软雅黑" w:hAnsi="微软雅黑" w:eastAsia="微软雅黑" w:cs="微软雅黑"/>
+                <w:b/>
+                <w:bCs/>
+                <w:kern w:val="0"/>
+                <w:sz w:val="24"/>
+                <w:szCs w:val="24"/>
+                <w:lang w:val="en-US" w:eastAsia="zh-CN" w:bidi="ar"/>
+                <w14:ligatures w14:val="standardContextual"/>
+              </w:rPr>
+              <w:t>MoSCoW Category</w:t>
+            </w:r>
+          </w:p>
+        </w:tc>
+      </w:tr>
+      <w:tr>
+        <w:tblPrEx>
+          <w:tblBorders>
+            <w:top w:val="none" w:color="auto" w:sz="0" w:space="0"/>
+            <w:left w:val="none" w:color="auto" w:sz="0" w:space="0"/>
+            <w:bottom w:val="none" w:color="auto" w:sz="0" w:space="0"/>
+            <w:right w:val="none" w:color="auto" w:sz="0" w:space="0"/>
+            <w:insideH w:val="none" w:color="auto" w:sz="0" w:space="0"/>
+            <w:insideV w:val="none" w:color="auto" w:sz="0" w:space="0"/>
+          </w:tblBorders>
+          <w:tblCellMar>
+            <w:top w:w="15" w:type="dxa"/>
+            <w:left w:w="15" w:type="dxa"/>
+            <w:bottom w:w="15" w:type="dxa"/>
+            <w:right w:w="15" w:type="dxa"/>
+          </w:tblCellMar>
+        </w:tblPrEx>
+        <w:trPr>
+          <w:tblCellSpacing w:w="15" w:type="dxa"/>
+        </w:trPr>
+        <w:tc>
+          <w:tcPr>
+            <w:tcW w:w="0" w:type="auto"/>
+            <w:shd w:val="clear"/>
+            <w:vAlign w:val="center"/>
+          </w:tcPr>
+          <w:p>
+            <w:pPr>
+              <w:keepNext w:val="0"/>
+              <w:keepLines w:val="0"/>
+              <w:widowControl/>
+              <w:suppressLineNumbers w:val="0"/>
+              <w:jc w:val="left"/>
+              <w:rPr>
+                <w:rFonts w:hint="eastAsia" w:ascii="微软雅黑" w:hAnsi="微软雅黑" w:eastAsia="微软雅黑" w:cs="微软雅黑"/>
+              </w:rPr>
+            </w:pPr>
+            <w:r>
+              <w:rPr>
+                <w:rFonts w:hint="eastAsia" w:ascii="微软雅黑" w:hAnsi="微软雅黑" w:eastAsia="微软雅黑" w:cs="微软雅黑"/>
+                <w:kern w:val="0"/>
+                <w:sz w:val="24"/>
+                <w:szCs w:val="24"/>
+                <w:lang w:val="en-US" w:eastAsia="zh-CN" w:bidi="ar"/>
+                <w14:ligatures w14:val="standardContextual"/>
+              </w:rPr>
+              <w:t>High</w:t>
+            </w:r>
+          </w:p>
+        </w:tc>
+        <w:tc>
+          <w:tcPr>
+            <w:tcW w:w="0" w:type="auto"/>
+            <w:shd w:val="clear"/>
+            <w:vAlign w:val="center"/>
+          </w:tcPr>
+          <w:p>
+            <w:pPr>
+              <w:keepNext w:val="0"/>
+              <w:keepLines w:val="0"/>
+              <w:widowControl/>
+              <w:suppressLineNumbers w:val="0"/>
+              <w:jc w:val="left"/>
+              <w:rPr>
+                <w:rFonts w:hint="eastAsia" w:ascii="微软雅黑" w:hAnsi="微软雅黑" w:eastAsia="微软雅黑" w:cs="微软雅黑"/>
+              </w:rPr>
+            </w:pPr>
+            <w:r>
+              <w:rPr>
+                <w:rFonts w:hint="eastAsia" w:ascii="微软雅黑" w:hAnsi="微软雅黑" w:eastAsia="微软雅黑" w:cs="微软雅黑"/>
+                <w:kern w:val="0"/>
+                <w:sz w:val="24"/>
+                <w:szCs w:val="24"/>
+                <w:lang w:val="en-US" w:eastAsia="zh-CN" w:bidi="ar"/>
+                <w14:ligatures w14:val="standardContextual"/>
+              </w:rPr>
+              <w:t>Must have</w:t>
+            </w:r>
+          </w:p>
+        </w:tc>
+      </w:tr>
+      <w:tr>
+        <w:tblPrEx>
+          <w:tblBorders>
+            <w:top w:val="none" w:color="auto" w:sz="0" w:space="0"/>
+            <w:left w:val="none" w:color="auto" w:sz="0" w:space="0"/>
+            <w:bottom w:val="none" w:color="auto" w:sz="0" w:space="0"/>
+            <w:right w:val="none" w:color="auto" w:sz="0" w:space="0"/>
+            <w:insideH w:val="none" w:color="auto" w:sz="0" w:space="0"/>
+            <w:insideV w:val="none" w:color="auto" w:sz="0" w:space="0"/>
+          </w:tblBorders>
+          <w:shd w:val="clear"/>
+          <w:tblCellMar>
+            <w:top w:w="15" w:type="dxa"/>
+            <w:left w:w="15" w:type="dxa"/>
+            <w:bottom w:w="15" w:type="dxa"/>
+            <w:right w:w="15" w:type="dxa"/>
+          </w:tblCellMar>
+        </w:tblPrEx>
+        <w:trPr>
+          <w:tblCellSpacing w:w="15" w:type="dxa"/>
+        </w:trPr>
+        <w:tc>
+          <w:tcPr>
+            <w:tcW w:w="0" w:type="auto"/>
+            <w:shd w:val="clear"/>
+            <w:vAlign w:val="center"/>
+          </w:tcPr>
+          <w:p>
+            <w:pPr>
+              <w:keepNext w:val="0"/>
+              <w:keepLines w:val="0"/>
+              <w:widowControl/>
+              <w:suppressLineNumbers w:val="0"/>
+              <w:jc w:val="left"/>
+              <w:rPr>
+                <w:rFonts w:hint="eastAsia" w:ascii="微软雅黑" w:hAnsi="微软雅黑" w:eastAsia="微软雅黑" w:cs="微软雅黑"/>
+              </w:rPr>
+            </w:pPr>
+            <w:r>
+              <w:rPr>
+                <w:rFonts w:hint="eastAsia" w:ascii="微软雅黑" w:hAnsi="微软雅黑" w:eastAsia="微软雅黑" w:cs="微软雅黑"/>
+                <w:kern w:val="0"/>
+                <w:sz w:val="24"/>
+                <w:szCs w:val="24"/>
+                <w:lang w:val="en-US" w:eastAsia="zh-CN" w:bidi="ar"/>
+                <w14:ligatures w14:val="standardContextual"/>
+              </w:rPr>
+              <w:t>Medium</w:t>
+            </w:r>
+          </w:p>
+        </w:tc>
+        <w:tc>
+          <w:tcPr>
+            <w:tcW w:w="0" w:type="auto"/>
+            <w:shd w:val="clear"/>
+            <w:vAlign w:val="center"/>
+          </w:tcPr>
+          <w:p>
+            <w:pPr>
+              <w:keepNext w:val="0"/>
+              <w:keepLines w:val="0"/>
+              <w:widowControl/>
+              <w:suppressLineNumbers w:val="0"/>
+              <w:jc w:val="left"/>
+              <w:rPr>
+                <w:rFonts w:hint="eastAsia" w:ascii="微软雅黑" w:hAnsi="微软雅黑" w:eastAsia="微软雅黑" w:cs="微软雅黑"/>
+              </w:rPr>
+            </w:pPr>
+            <w:r>
+              <w:rPr>
+                <w:rFonts w:hint="eastAsia" w:ascii="微软雅黑" w:hAnsi="微软雅黑" w:eastAsia="微软雅黑" w:cs="微软雅黑"/>
+                <w:kern w:val="0"/>
+                <w:sz w:val="24"/>
+                <w:szCs w:val="24"/>
+                <w:lang w:val="en-US" w:eastAsia="zh-CN" w:bidi="ar"/>
+                <w14:ligatures w14:val="standardContextual"/>
+              </w:rPr>
+              <w:t>Should have</w:t>
+            </w:r>
+          </w:p>
+        </w:tc>
+      </w:tr>
+      <w:tr>
+        <w:tblPrEx>
+          <w:tblBorders>
+            <w:top w:val="none" w:color="auto" w:sz="0" w:space="0"/>
+            <w:left w:val="none" w:color="auto" w:sz="0" w:space="0"/>
+            <w:bottom w:val="none" w:color="auto" w:sz="0" w:space="0"/>
+            <w:right w:val="none" w:color="auto" w:sz="0" w:space="0"/>
+            <w:insideH w:val="none" w:color="auto" w:sz="0" w:space="0"/>
+            <w:insideV w:val="none" w:color="auto" w:sz="0" w:space="0"/>
+          </w:tblBorders>
+          <w:tblCellMar>
+            <w:top w:w="15" w:type="dxa"/>
+            <w:left w:w="15" w:type="dxa"/>
+            <w:bottom w:w="15" w:type="dxa"/>
+            <w:right w:w="15" w:type="dxa"/>
+          </w:tblCellMar>
+        </w:tblPrEx>
+        <w:trPr>
+          <w:tblCellSpacing w:w="15" w:type="dxa"/>
+        </w:trPr>
+        <w:tc>
+          <w:tcPr>
+            <w:tcW w:w="0" w:type="auto"/>
+            <w:shd w:val="clear"/>
+            <w:vAlign w:val="center"/>
+          </w:tcPr>
+          <w:p>
+            <w:pPr>
+              <w:keepNext w:val="0"/>
+              <w:keepLines w:val="0"/>
+              <w:widowControl/>
+              <w:suppressLineNumbers w:val="0"/>
+              <w:jc w:val="left"/>
+              <w:rPr>
+                <w:rFonts w:hint="eastAsia" w:ascii="微软雅黑" w:hAnsi="微软雅黑" w:eastAsia="微软雅黑" w:cs="微软雅黑"/>
+              </w:rPr>
+            </w:pPr>
+            <w:r>
+              <w:rPr>
+                <w:rFonts w:hint="eastAsia" w:ascii="微软雅黑" w:hAnsi="微软雅黑" w:eastAsia="微软雅黑" w:cs="微软雅黑"/>
+                <w:kern w:val="0"/>
+                <w:sz w:val="24"/>
+                <w:szCs w:val="24"/>
+                <w:lang w:val="en-US" w:eastAsia="zh-CN" w:bidi="ar"/>
+                <w14:ligatures w14:val="standardContextual"/>
+              </w:rPr>
+              <w:t>Low</w:t>
+            </w:r>
+          </w:p>
+        </w:tc>
+        <w:tc>
+          <w:tcPr>
+            <w:tcW w:w="0" w:type="auto"/>
+            <w:shd w:val="clear"/>
+            <w:vAlign w:val="center"/>
+          </w:tcPr>
+          <w:p>
+            <w:pPr>
+              <w:keepNext w:val="0"/>
+              <w:keepLines w:val="0"/>
+              <w:widowControl/>
+              <w:suppressLineNumbers w:val="0"/>
+              <w:jc w:val="left"/>
+              <w:rPr>
+                <w:rFonts w:hint="eastAsia" w:ascii="微软雅黑" w:hAnsi="微软雅黑" w:eastAsia="微软雅黑" w:cs="微软雅黑"/>
+              </w:rPr>
+            </w:pPr>
+            <w:r>
+              <w:rPr>
+                <w:rFonts w:hint="eastAsia" w:ascii="微软雅黑" w:hAnsi="微软雅黑" w:eastAsia="微软雅黑" w:cs="微软雅黑"/>
+                <w:kern w:val="0"/>
+                <w:sz w:val="24"/>
+                <w:szCs w:val="24"/>
+                <w:lang w:val="en-US" w:eastAsia="zh-CN" w:bidi="ar"/>
+                <w14:ligatures w14:val="standardContextual"/>
+              </w:rPr>
+              <w:t>Could have</w:t>
+            </w:r>
+          </w:p>
+        </w:tc>
+      </w:tr>
+    </w:tbl>
+    <w:p>
+      <w:pPr>
+        <w:pStyle w:val="14"/>
+        <w:keepNext w:val="0"/>
+        <w:keepLines w:val="0"/>
+        <w:widowControl/>
+        <w:suppressLineNumbers w:val="0"/>
+        <w:rPr>
+          <w:rFonts w:hint="eastAsia" w:ascii="微软雅黑" w:hAnsi="微软雅黑" w:eastAsia="微软雅黑" w:cs="微软雅黑"/>
+        </w:rPr>
+      </w:pPr>
+      <w:r>
+        <w:rPr>
+          <w:rFonts w:hint="eastAsia" w:ascii="微软雅黑" w:hAnsi="微软雅黑" w:eastAsia="微软雅黑" w:cs="微软雅黑"/>
+        </w:rPr>
+        <w:t>This mapping ensures that the prioritisation defined in the backlog is aligned with Agile best practices.</w:t>
+      </w:r>
+    </w:p>
+    <w:p>
+      <w:pPr>
+        <w:keepNext w:val="0"/>
+        <w:keepLines w:val="0"/>
+        <w:widowControl/>
+        <w:suppressLineNumbers w:val="0"/>
+        <w:rPr>
+          <w:rFonts w:hint="eastAsia" w:ascii="微软雅黑" w:hAnsi="微软雅黑" w:eastAsia="微软雅黑" w:cs="微软雅黑"/>
+        </w:rPr>
+      </w:pPr>
+      <w:r>
+        <w:rPr>
+          <w:rFonts w:hint="eastAsia" w:ascii="微软雅黑" w:hAnsi="微软雅黑" w:eastAsia="微软雅黑" w:cs="微软雅黑"/>
+        </w:rPr>
+        <w:pict>
+          <v:rect id="_x0000_i1026" o:spt="1" style="height:1.5pt;width:432pt;" fillcolor="#A0A0A0" filled="t" stroked="f" coordsize="21600,21600" o:hr="t" o:hrstd="t" o:hralign="center">
+            <v:path/>
+            <v:fill on="t" focussize="0,0"/>
+            <v:stroke on="f"/>
+            <v:imagedata o:title=""/>
+            <o:lock v:ext="edit"/>
+            <w10:wrap type="none"/>
+            <w10:anchorlock/>
+          </v:rect>
+        </w:pict>
+      </w:r>
+    </w:p>
+    <w:p>
+      <w:pPr>
+        <w:pStyle w:val="3"/>
+        <w:keepNext w:val="0"/>
+        <w:keepLines w:val="0"/>
+        <w:widowControl/>
+        <w:suppressLineNumbers w:val="0"/>
+        <w:rPr>
+          <w:rFonts w:hint="eastAsia" w:ascii="微软雅黑" w:hAnsi="微软雅黑" w:eastAsia="微软雅黑" w:cs="微软雅黑"/>
+        </w:rPr>
+      </w:pPr>
+      <w:r>
+        <w:rPr>
+          <w:rFonts w:hint="eastAsia" w:ascii="微软雅黑" w:hAnsi="微软雅黑" w:eastAsia="微软雅黑" w:cs="微软雅黑"/>
+        </w:rPr>
+        <w:t>5.3 Prioritisation Analysis</w:t>
+      </w:r>
+    </w:p>
+    <w:p>
+      <w:pPr>
+        <w:pStyle w:val="14"/>
+        <w:keepNext w:val="0"/>
+        <w:keepLines w:val="0"/>
+        <w:widowControl/>
+        <w:suppressLineNumbers w:val="0"/>
+        <w:rPr>
+          <w:rFonts w:hint="eastAsia" w:ascii="微软雅黑" w:hAnsi="微软雅黑" w:eastAsia="微软雅黑" w:cs="微软雅黑"/>
+        </w:rPr>
+      </w:pPr>
+      <w:r>
+        <w:rPr>
+          <w:rFonts w:hint="eastAsia" w:ascii="微软雅黑" w:hAnsi="微软雅黑" w:eastAsia="微软雅黑" w:cs="微软雅黑"/>
+        </w:rPr>
+        <w:t xml:space="preserve">From the Product Backlog, the majority of user stories are marked as </w:t>
+      </w:r>
+      <w:r>
+        <w:rPr>
+          <w:rStyle w:val="19"/>
+          <w:rFonts w:hint="eastAsia" w:ascii="微软雅黑" w:hAnsi="微软雅黑" w:eastAsia="微软雅黑" w:cs="微软雅黑"/>
+        </w:rPr>
+        <w:t>High priority</w:t>
+      </w:r>
+      <w:r>
+        <w:rPr>
+          <w:rFonts w:hint="eastAsia" w:ascii="微软雅黑" w:hAnsi="微软雅黑" w:eastAsia="微软雅黑" w:cs="微软雅黑"/>
+        </w:rPr>
+        <w:t>, indicating that the system development focuses primarily on core functionalities. These include key operations such as user management, application processing, and recruitment-related tasks, which are essential for the system to function.</w:t>
+      </w:r>
+    </w:p>
+    <w:p>
+      <w:pPr>
+        <w:pStyle w:val="14"/>
+        <w:keepNext w:val="0"/>
+        <w:keepLines w:val="0"/>
+        <w:widowControl/>
+        <w:suppressLineNumbers w:val="0"/>
+        <w:rPr>
+          <w:rFonts w:hint="eastAsia" w:ascii="微软雅黑" w:hAnsi="微软雅黑" w:eastAsia="微软雅黑" w:cs="微软雅黑"/>
+        </w:rPr>
+      </w:pPr>
+      <w:r>
+        <w:rPr>
+          <w:rFonts w:hint="eastAsia" w:ascii="微软雅黑" w:hAnsi="微软雅黑" w:eastAsia="微软雅黑" w:cs="微软雅黑"/>
+        </w:rPr>
+        <w:t>Medium priority features provide additional support to improve usability and system efficiency, while low priority features mainly represent enhancements and optional improvements.</w:t>
+      </w:r>
+    </w:p>
+    <w:p>
+      <w:pPr>
+        <w:pStyle w:val="14"/>
+        <w:keepNext w:val="0"/>
+        <w:keepLines w:val="0"/>
+        <w:widowControl/>
+        <w:suppressLineNumbers w:val="0"/>
+        <w:rPr>
+          <w:rFonts w:hint="eastAsia" w:ascii="微软雅黑" w:hAnsi="微软雅黑" w:eastAsia="微软雅黑" w:cs="微软雅黑"/>
+        </w:rPr>
+      </w:pPr>
+      <w:r>
+        <w:rPr>
+          <w:rFonts w:hint="eastAsia" w:ascii="微软雅黑" w:hAnsi="微软雅黑" w:eastAsia="微软雅黑" w:cs="微软雅黑"/>
+        </w:rPr>
+        <w:t>This prioritisation ensures that a functional system can be delivered early in the development process, with additional features added in later iterations.</w:t>
+      </w:r>
+    </w:p>
+    <w:p>
+      <w:pPr>
+        <w:keepNext w:val="0"/>
+        <w:keepLines w:val="0"/>
+        <w:widowControl/>
+        <w:suppressLineNumbers w:val="0"/>
+        <w:rPr>
+          <w:rFonts w:hint="eastAsia" w:ascii="微软雅黑" w:hAnsi="微软雅黑" w:eastAsia="微软雅黑" w:cs="微软雅黑"/>
+        </w:rPr>
+      </w:pPr>
+      <w:r>
+        <w:rPr>
+          <w:rFonts w:hint="eastAsia" w:ascii="微软雅黑" w:hAnsi="微软雅黑" w:eastAsia="微软雅黑" w:cs="微软雅黑"/>
+        </w:rPr>
+        <w:pict>
+          <v:rect id="_x0000_i1027" o:spt="1" style="height:1.5pt;width:432pt;" fillcolor="#A0A0A0" filled="t" stroked="f" coordsize="21600,21600" o:hr="t" o:hrstd="t" o:hralign="center">
+            <v:path/>
+            <v:fill on="t" focussize="0,0"/>
+            <v:stroke on="f"/>
+            <v:imagedata o:title=""/>
+            <o:lock v:ext="edit"/>
+            <w10:wrap type="none"/>
+            <w10:anchorlock/>
+          </v:rect>
+        </w:pict>
+      </w:r>
+    </w:p>
+    <w:p>
+      <w:pPr>
+        <w:pStyle w:val="3"/>
+        <w:keepNext w:val="0"/>
+        <w:keepLines w:val="0"/>
+        <w:widowControl/>
+        <w:suppressLineNumbers w:val="0"/>
+        <w:rPr>
+          <w:rFonts w:hint="eastAsia" w:ascii="微软雅黑" w:hAnsi="微软雅黑" w:eastAsia="微软雅黑" w:cs="微软雅黑"/>
+        </w:rPr>
+      </w:pPr>
+      <w:r>
+        <w:rPr>
+          <w:rFonts w:hint="eastAsia" w:ascii="微软雅黑" w:hAnsi="微软雅黑" w:eastAsia="微软雅黑" w:cs="微软雅黑"/>
+        </w:rPr>
+        <w:t>5.4 Estimation using Story Points (1, 3, 5, 8)</w:t>
+      </w:r>
+    </w:p>
+    <w:p>
+      <w:pPr>
+        <w:pStyle w:val="14"/>
+        <w:keepNext w:val="0"/>
+        <w:keepLines w:val="0"/>
+        <w:widowControl/>
+        <w:suppressLineNumbers w:val="0"/>
+        <w:rPr>
+          <w:rFonts w:hint="eastAsia" w:ascii="微软雅黑" w:hAnsi="微软雅黑" w:eastAsia="微软雅黑" w:cs="微软雅黑"/>
+        </w:rPr>
+      </w:pPr>
+      <w:r>
+        <w:rPr>
+          <w:rFonts w:hint="eastAsia" w:ascii="微软雅黑" w:hAnsi="微软雅黑" w:eastAsia="微软雅黑" w:cs="微软雅黑"/>
+        </w:rPr>
+        <w:t xml:space="preserve">Story points are used to estimate the relative effort required to implement each user story. In this project, estimation follows a </w:t>
+      </w:r>
+      <w:r>
+        <w:rPr>
+          <w:rStyle w:val="19"/>
+          <w:rFonts w:hint="eastAsia" w:ascii="微软雅黑" w:hAnsi="微软雅黑" w:eastAsia="微软雅黑" w:cs="微软雅黑"/>
+        </w:rPr>
+        <w:t>Fibonacci-like scale (1, 3, 5, 8)</w:t>
+      </w:r>
+      <w:r>
+        <w:rPr>
+          <w:rFonts w:hint="eastAsia" w:ascii="微软雅黑" w:hAnsi="微软雅黑" w:eastAsia="微软雅黑" w:cs="微软雅黑"/>
+        </w:rPr>
+        <w:t>, which is widely used in Agile development to represent increasing levels of complexity.</w:t>
+      </w:r>
+    </w:p>
+    <w:p>
+      <w:pPr>
+        <w:pStyle w:val="14"/>
+        <w:keepNext w:val="0"/>
+        <w:keepLines w:val="0"/>
+        <w:widowControl/>
+        <w:suppressLineNumbers w:val="0"/>
+        <w:rPr>
+          <w:rFonts w:hint="eastAsia" w:ascii="微软雅黑" w:hAnsi="微软雅黑" w:eastAsia="微软雅黑" w:cs="微软雅黑"/>
+        </w:rPr>
+      </w:pPr>
+      <w:r>
+        <w:rPr>
+          <w:rFonts w:hint="eastAsia" w:ascii="微软雅黑" w:hAnsi="微软雅黑" w:eastAsia="微软雅黑" w:cs="微软雅黑"/>
+        </w:rPr>
+        <w:t>Unlike time-based estimation, story points reflect the relative difficulty, effort, and uncertainty of a task.</w:t>
+      </w:r>
+    </w:p>
+    <w:p>
+      <w:pPr>
+        <w:pStyle w:val="14"/>
+        <w:keepNext w:val="0"/>
+        <w:keepLines w:val="0"/>
+        <w:widowControl/>
+        <w:suppressLineNumbers w:val="0"/>
+        <w:rPr>
+          <w:rFonts w:hint="eastAsia" w:ascii="微软雅黑" w:hAnsi="微软雅黑" w:eastAsia="微软雅黑" w:cs="微软雅黑"/>
+        </w:rPr>
+      </w:pPr>
+      <w:r>
+        <w:rPr>
+          <w:rFonts w:hint="eastAsia" w:ascii="微软雅黑" w:hAnsi="微软雅黑" w:eastAsia="微软雅黑" w:cs="微软雅黑"/>
+        </w:rPr>
+        <w:t>The meaning of each story point value is defined as follows:</w:t>
+      </w:r>
+    </w:p>
+    <w:tbl>
+      <w:tblPr>
+        <w:tblW w:w="0" w:type="auto"/>
+        <w:tblCellSpacing w:w="15" w:type="dxa"/>
+        <w:tblInd w:w="0" w:type="dxa"/>
+        <w:tblBorders>
+          <w:top w:val="none" w:color="auto" w:sz="0" w:space="0"/>
+          <w:left w:val="none" w:color="auto" w:sz="0" w:space="0"/>
+          <w:bottom w:val="none" w:color="auto" w:sz="0" w:space="0"/>
+          <w:right w:val="none" w:color="auto" w:sz="0" w:space="0"/>
+          <w:insideH w:val="none" w:color="auto" w:sz="0" w:space="0"/>
+          <w:insideV w:val="none" w:color="auto" w:sz="0" w:space="0"/>
+        </w:tblBorders>
+        <w:shd w:val="clear"/>
+        <w:tblLayout w:type="autofit"/>
+        <w:tblCellMar>
+          <w:top w:w="15" w:type="dxa"/>
+          <w:left w:w="15" w:type="dxa"/>
+          <w:bottom w:w="15" w:type="dxa"/>
+          <w:right w:w="15" w:type="dxa"/>
+        </w:tblCellMar>
+      </w:tblPr>
+      <w:tblGrid>
+        <w:gridCol w:w="1429"/>
+        <w:gridCol w:w="5912"/>
+      </w:tblGrid>
+      <w:tr>
+        <w:tblPrEx>
+          <w:tblBorders>
+            <w:top w:val="none" w:color="auto" w:sz="0" w:space="0"/>
+            <w:left w:val="none" w:color="auto" w:sz="0" w:space="0"/>
+            <w:bottom w:val="none" w:color="auto" w:sz="0" w:space="0"/>
+            <w:right w:val="none" w:color="auto" w:sz="0" w:space="0"/>
+            <w:insideH w:val="none" w:color="auto" w:sz="0" w:space="0"/>
+            <w:insideV w:val="none" w:color="auto" w:sz="0" w:space="0"/>
+          </w:tblBorders>
+          <w:shd w:val="clear"/>
+          <w:tblCellMar>
+            <w:top w:w="15" w:type="dxa"/>
+            <w:left w:w="15" w:type="dxa"/>
+            <w:bottom w:w="15" w:type="dxa"/>
+            <w:right w:w="15" w:type="dxa"/>
+          </w:tblCellMar>
+        </w:tblPrEx>
+        <w:trPr>
+          <w:tblHeader/>
+          <w:tblCellSpacing w:w="15" w:type="dxa"/>
+        </w:trPr>
+        <w:tc>
+          <w:tcPr>
+            <w:tcW w:w="0" w:type="auto"/>
+            <w:shd w:val="clear"/>
+            <w:vAlign w:val="center"/>
+          </w:tcPr>
+          <w:p>
+            <w:pPr>
+              <w:keepNext w:val="0"/>
+              <w:keepLines w:val="0"/>
+              <w:widowControl/>
+              <w:suppressLineNumbers w:val="0"/>
+              <w:jc w:val="center"/>
+              <w:rPr>
+                <w:rFonts w:hint="eastAsia" w:ascii="微软雅黑" w:hAnsi="微软雅黑" w:eastAsia="微软雅黑" w:cs="微软雅黑"/>
+                <w:b/>
+                <w:bCs/>
+              </w:rPr>
+            </w:pPr>
+            <w:r>
+              <w:rPr>
+                <w:rFonts w:hint="eastAsia" w:ascii="微软雅黑" w:hAnsi="微软雅黑" w:eastAsia="微软雅黑" w:cs="微软雅黑"/>
+                <w:b/>
+                <w:bCs/>
+                <w:kern w:val="0"/>
+                <w:sz w:val="24"/>
+                <w:szCs w:val="24"/>
+                <w:lang w:val="en-US" w:eastAsia="zh-CN" w:bidi="ar"/>
+                <w14:ligatures w14:val="standardContextual"/>
+              </w:rPr>
+              <w:t>Story Point</w:t>
+            </w:r>
+          </w:p>
+        </w:tc>
+        <w:tc>
+          <w:tcPr>
+            <w:tcW w:w="0" w:type="auto"/>
+            <w:shd w:val="clear"/>
+            <w:vAlign w:val="center"/>
+          </w:tcPr>
+          <w:p>
+            <w:pPr>
+              <w:keepNext w:val="0"/>
+              <w:keepLines w:val="0"/>
+              <w:widowControl/>
+              <w:suppressLineNumbers w:val="0"/>
+              <w:jc w:val="center"/>
+              <w:rPr>
+                <w:rFonts w:hint="eastAsia" w:ascii="微软雅黑" w:hAnsi="微软雅黑" w:eastAsia="微软雅黑" w:cs="微软雅黑"/>
+                <w:b/>
+                <w:bCs/>
+              </w:rPr>
+            </w:pPr>
+            <w:r>
+              <w:rPr>
+                <w:rFonts w:hint="eastAsia" w:ascii="微软雅黑" w:hAnsi="微软雅黑" w:eastAsia="微软雅黑" w:cs="微软雅黑"/>
+                <w:b/>
+                <w:bCs/>
+                <w:kern w:val="0"/>
+                <w:sz w:val="24"/>
+                <w:szCs w:val="24"/>
+                <w:lang w:val="en-US" w:eastAsia="zh-CN" w:bidi="ar"/>
+                <w14:ligatures w14:val="standardContextual"/>
+              </w:rPr>
+              <w:t>Description</w:t>
+            </w:r>
+          </w:p>
+        </w:tc>
+      </w:tr>
+      <w:tr>
+        <w:tblPrEx>
+          <w:tblBorders>
+            <w:top w:val="none" w:color="auto" w:sz="0" w:space="0"/>
+            <w:left w:val="none" w:color="auto" w:sz="0" w:space="0"/>
+            <w:bottom w:val="none" w:color="auto" w:sz="0" w:space="0"/>
+            <w:right w:val="none" w:color="auto" w:sz="0" w:space="0"/>
+            <w:insideH w:val="none" w:color="auto" w:sz="0" w:space="0"/>
+            <w:insideV w:val="none" w:color="auto" w:sz="0" w:space="0"/>
+          </w:tblBorders>
+          <w:shd w:val="clear"/>
+          <w:tblCellMar>
+            <w:top w:w="15" w:type="dxa"/>
+            <w:left w:w="15" w:type="dxa"/>
+            <w:bottom w:w="15" w:type="dxa"/>
+            <w:right w:w="15" w:type="dxa"/>
+          </w:tblCellMar>
+        </w:tblPrEx>
+        <w:trPr>
+          <w:tblCellSpacing w:w="15" w:type="dxa"/>
+        </w:trPr>
+        <w:tc>
+          <w:tcPr>
+            <w:tcW w:w="0" w:type="auto"/>
+            <w:shd w:val="clear"/>
+            <w:vAlign w:val="center"/>
+          </w:tcPr>
+          <w:p>
+            <w:pPr>
+              <w:keepNext w:val="0"/>
+              <w:keepLines w:val="0"/>
+              <w:widowControl/>
+              <w:suppressLineNumbers w:val="0"/>
+              <w:jc w:val="left"/>
+              <w:rPr>
+                <w:rFonts w:hint="eastAsia" w:ascii="微软雅黑" w:hAnsi="微软雅黑" w:eastAsia="微软雅黑" w:cs="微软雅黑"/>
+              </w:rPr>
+            </w:pPr>
+            <w:r>
+              <w:rPr>
+                <w:rStyle w:val="19"/>
+                <w:rFonts w:hint="eastAsia" w:ascii="微软雅黑" w:hAnsi="微软雅黑" w:eastAsia="微软雅黑" w:cs="微软雅黑"/>
+                <w:kern w:val="0"/>
+                <w:sz w:val="24"/>
+                <w:szCs w:val="24"/>
+                <w:lang w:val="en-US" w:eastAsia="zh-CN" w:bidi="ar"/>
+                <w14:ligatures w14:val="standardContextual"/>
+              </w:rPr>
+              <w:t>1</w:t>
+            </w:r>
+          </w:p>
+        </w:tc>
+        <w:tc>
+          <w:tcPr>
+            <w:tcW w:w="0" w:type="auto"/>
+            <w:shd w:val="clear"/>
+            <w:vAlign w:val="center"/>
+          </w:tcPr>
+          <w:p>
+            <w:pPr>
+              <w:keepNext w:val="0"/>
+              <w:keepLines w:val="0"/>
+              <w:widowControl/>
+              <w:suppressLineNumbers w:val="0"/>
+              <w:jc w:val="left"/>
+              <w:rPr>
+                <w:rFonts w:hint="eastAsia" w:ascii="微软雅黑" w:hAnsi="微软雅黑" w:eastAsia="微软雅黑" w:cs="微软雅黑"/>
+              </w:rPr>
+            </w:pPr>
+            <w:r>
+              <w:rPr>
+                <w:rFonts w:hint="eastAsia" w:ascii="微软雅黑" w:hAnsi="微软雅黑" w:eastAsia="微软雅黑" w:cs="微软雅黑"/>
+                <w:kern w:val="0"/>
+                <w:sz w:val="24"/>
+                <w:szCs w:val="24"/>
+                <w:lang w:val="en-US" w:eastAsia="zh-CN" w:bidi="ar"/>
+                <w14:ligatures w14:val="standardContextual"/>
+              </w:rPr>
+              <w:t>Very simple task with minimal effort</w:t>
+            </w:r>
+          </w:p>
+        </w:tc>
+      </w:tr>
+      <w:tr>
+        <w:tblPrEx>
+          <w:tblBorders>
+            <w:top w:val="none" w:color="auto" w:sz="0" w:space="0"/>
+            <w:left w:val="none" w:color="auto" w:sz="0" w:space="0"/>
+            <w:bottom w:val="none" w:color="auto" w:sz="0" w:space="0"/>
+            <w:right w:val="none" w:color="auto" w:sz="0" w:space="0"/>
+            <w:insideH w:val="none" w:color="auto" w:sz="0" w:space="0"/>
+            <w:insideV w:val="none" w:color="auto" w:sz="0" w:space="0"/>
+          </w:tblBorders>
+          <w:tblCellMar>
+            <w:top w:w="15" w:type="dxa"/>
+            <w:left w:w="15" w:type="dxa"/>
+            <w:bottom w:w="15" w:type="dxa"/>
+            <w:right w:w="15" w:type="dxa"/>
+          </w:tblCellMar>
+        </w:tblPrEx>
+        <w:trPr>
+          <w:tblCellSpacing w:w="15" w:type="dxa"/>
+        </w:trPr>
+        <w:tc>
+          <w:tcPr>
+            <w:tcW w:w="0" w:type="auto"/>
+            <w:shd w:val="clear"/>
+            <w:vAlign w:val="center"/>
+          </w:tcPr>
+          <w:p>
+            <w:pPr>
+              <w:keepNext w:val="0"/>
+              <w:keepLines w:val="0"/>
+              <w:widowControl/>
+              <w:suppressLineNumbers w:val="0"/>
+              <w:jc w:val="left"/>
+              <w:rPr>
+                <w:rFonts w:hint="eastAsia" w:ascii="微软雅黑" w:hAnsi="微软雅黑" w:eastAsia="微软雅黑" w:cs="微软雅黑"/>
+              </w:rPr>
+            </w:pPr>
+            <w:r>
+              <w:rPr>
+                <w:rStyle w:val="19"/>
+                <w:rFonts w:hint="eastAsia" w:ascii="微软雅黑" w:hAnsi="微软雅黑" w:eastAsia="微软雅黑" w:cs="微软雅黑"/>
+                <w:kern w:val="0"/>
+                <w:sz w:val="24"/>
+                <w:szCs w:val="24"/>
+                <w:lang w:val="en-US" w:eastAsia="zh-CN" w:bidi="ar"/>
+                <w14:ligatures w14:val="standardContextual"/>
+              </w:rPr>
+              <w:t>3</w:t>
+            </w:r>
+          </w:p>
+        </w:tc>
+        <w:tc>
+          <w:tcPr>
+            <w:tcW w:w="0" w:type="auto"/>
+            <w:shd w:val="clear"/>
+            <w:vAlign w:val="center"/>
+          </w:tcPr>
+          <w:p>
+            <w:pPr>
+              <w:keepNext w:val="0"/>
+              <w:keepLines w:val="0"/>
+              <w:widowControl/>
+              <w:suppressLineNumbers w:val="0"/>
+              <w:jc w:val="left"/>
+              <w:rPr>
+                <w:rFonts w:hint="eastAsia" w:ascii="微软雅黑" w:hAnsi="微软雅黑" w:eastAsia="微软雅黑" w:cs="微软雅黑"/>
+              </w:rPr>
+            </w:pPr>
+            <w:r>
+              <w:rPr>
+                <w:rFonts w:hint="eastAsia" w:ascii="微软雅黑" w:hAnsi="微软雅黑" w:eastAsia="微软雅黑" w:cs="微软雅黑"/>
+                <w:kern w:val="0"/>
+                <w:sz w:val="24"/>
+                <w:szCs w:val="24"/>
+                <w:lang w:val="en-US" w:eastAsia="zh-CN" w:bidi="ar"/>
+                <w14:ligatures w14:val="standardContextual"/>
+              </w:rPr>
+              <w:t>Simple task with low complexity</w:t>
+            </w:r>
+          </w:p>
+        </w:tc>
+      </w:tr>
+      <w:tr>
+        <w:tblPrEx>
+          <w:tblBorders>
+            <w:top w:val="none" w:color="auto" w:sz="0" w:space="0"/>
+            <w:left w:val="none" w:color="auto" w:sz="0" w:space="0"/>
+            <w:bottom w:val="none" w:color="auto" w:sz="0" w:space="0"/>
+            <w:right w:val="none" w:color="auto" w:sz="0" w:space="0"/>
+            <w:insideH w:val="none" w:color="auto" w:sz="0" w:space="0"/>
+            <w:insideV w:val="none" w:color="auto" w:sz="0" w:space="0"/>
+          </w:tblBorders>
+          <w:tblCellMar>
+            <w:top w:w="15" w:type="dxa"/>
+            <w:left w:w="15" w:type="dxa"/>
+            <w:bottom w:w="15" w:type="dxa"/>
+            <w:right w:w="15" w:type="dxa"/>
+          </w:tblCellMar>
+        </w:tblPrEx>
+        <w:trPr>
+          <w:tblCellSpacing w:w="15" w:type="dxa"/>
+        </w:trPr>
+        <w:tc>
+          <w:tcPr>
+            <w:tcW w:w="0" w:type="auto"/>
+            <w:shd w:val="clear"/>
+            <w:vAlign w:val="center"/>
+          </w:tcPr>
+          <w:p>
+            <w:pPr>
+              <w:keepNext w:val="0"/>
+              <w:keepLines w:val="0"/>
+              <w:widowControl/>
+              <w:suppressLineNumbers w:val="0"/>
+              <w:jc w:val="left"/>
+              <w:rPr>
+                <w:rFonts w:hint="eastAsia" w:ascii="微软雅黑" w:hAnsi="微软雅黑" w:eastAsia="微软雅黑" w:cs="微软雅黑"/>
+              </w:rPr>
+            </w:pPr>
+            <w:r>
+              <w:rPr>
+                <w:rStyle w:val="19"/>
+                <w:rFonts w:hint="eastAsia" w:ascii="微软雅黑" w:hAnsi="微软雅黑" w:eastAsia="微软雅黑" w:cs="微软雅黑"/>
+                <w:kern w:val="0"/>
+                <w:sz w:val="24"/>
+                <w:szCs w:val="24"/>
+                <w:lang w:val="en-US" w:eastAsia="zh-CN" w:bidi="ar"/>
+                <w14:ligatures w14:val="standardContextual"/>
+              </w:rPr>
+              <w:t>5</w:t>
+            </w:r>
+          </w:p>
+        </w:tc>
+        <w:tc>
+          <w:tcPr>
+            <w:tcW w:w="0" w:type="auto"/>
+            <w:shd w:val="clear"/>
+            <w:vAlign w:val="center"/>
+          </w:tcPr>
+          <w:p>
+            <w:pPr>
+              <w:keepNext w:val="0"/>
+              <w:keepLines w:val="0"/>
+              <w:widowControl/>
+              <w:suppressLineNumbers w:val="0"/>
+              <w:jc w:val="left"/>
+              <w:rPr>
+                <w:rFonts w:hint="eastAsia" w:ascii="微软雅黑" w:hAnsi="微软雅黑" w:eastAsia="微软雅黑" w:cs="微软雅黑"/>
+              </w:rPr>
+            </w:pPr>
+            <w:r>
+              <w:rPr>
+                <w:rFonts w:hint="eastAsia" w:ascii="微软雅黑" w:hAnsi="微软雅黑" w:eastAsia="微软雅黑" w:cs="微软雅黑"/>
+                <w:kern w:val="0"/>
+                <w:sz w:val="24"/>
+                <w:szCs w:val="24"/>
+                <w:lang w:val="en-US" w:eastAsia="zh-CN" w:bidi="ar"/>
+                <w14:ligatures w14:val="standardContextual"/>
+              </w:rPr>
+              <w:t>Medium complexity task requiring moderate effort</w:t>
+            </w:r>
+          </w:p>
+        </w:tc>
+      </w:tr>
+      <w:tr>
+        <w:tblPrEx>
+          <w:tblBorders>
+            <w:top w:val="none" w:color="auto" w:sz="0" w:space="0"/>
+            <w:left w:val="none" w:color="auto" w:sz="0" w:space="0"/>
+            <w:bottom w:val="none" w:color="auto" w:sz="0" w:space="0"/>
+            <w:right w:val="none" w:color="auto" w:sz="0" w:space="0"/>
+            <w:insideH w:val="none" w:color="auto" w:sz="0" w:space="0"/>
+            <w:insideV w:val="none" w:color="auto" w:sz="0" w:space="0"/>
+          </w:tblBorders>
+          <w:tblCellMar>
+            <w:top w:w="15" w:type="dxa"/>
+            <w:left w:w="15" w:type="dxa"/>
+            <w:bottom w:w="15" w:type="dxa"/>
+            <w:right w:w="15" w:type="dxa"/>
+          </w:tblCellMar>
+        </w:tblPrEx>
+        <w:trPr>
+          <w:tblCellSpacing w:w="15" w:type="dxa"/>
+        </w:trPr>
+        <w:tc>
+          <w:tcPr>
+            <w:tcW w:w="0" w:type="auto"/>
+            <w:shd w:val="clear"/>
+            <w:vAlign w:val="center"/>
+          </w:tcPr>
+          <w:p>
+            <w:pPr>
+              <w:keepNext w:val="0"/>
+              <w:keepLines w:val="0"/>
+              <w:widowControl/>
+              <w:suppressLineNumbers w:val="0"/>
+              <w:jc w:val="left"/>
+              <w:rPr>
+                <w:rFonts w:hint="eastAsia" w:ascii="微软雅黑" w:hAnsi="微软雅黑" w:eastAsia="微软雅黑" w:cs="微软雅黑"/>
+              </w:rPr>
+            </w:pPr>
+            <w:r>
+              <w:rPr>
+                <w:rStyle w:val="19"/>
+                <w:rFonts w:hint="eastAsia" w:ascii="微软雅黑" w:hAnsi="微软雅黑" w:eastAsia="微软雅黑" w:cs="微软雅黑"/>
+                <w:kern w:val="0"/>
+                <w:sz w:val="24"/>
+                <w:szCs w:val="24"/>
+                <w:lang w:val="en-US" w:eastAsia="zh-CN" w:bidi="ar"/>
+                <w14:ligatures w14:val="standardContextual"/>
+              </w:rPr>
+              <w:t>8</w:t>
+            </w:r>
+          </w:p>
+        </w:tc>
+        <w:tc>
+          <w:tcPr>
+            <w:tcW w:w="0" w:type="auto"/>
+            <w:shd w:val="clear"/>
+            <w:vAlign w:val="center"/>
+          </w:tcPr>
+          <w:p>
+            <w:pPr>
+              <w:keepNext w:val="0"/>
+              <w:keepLines w:val="0"/>
+              <w:widowControl/>
+              <w:suppressLineNumbers w:val="0"/>
+              <w:jc w:val="left"/>
+              <w:rPr>
+                <w:rFonts w:hint="eastAsia" w:ascii="微软雅黑" w:hAnsi="微软雅黑" w:eastAsia="微软雅黑" w:cs="微软雅黑"/>
+              </w:rPr>
+            </w:pPr>
+            <w:r>
+              <w:rPr>
+                <w:rFonts w:hint="eastAsia" w:ascii="微软雅黑" w:hAnsi="微软雅黑" w:eastAsia="微软雅黑" w:cs="微软雅黑"/>
+                <w:kern w:val="0"/>
+                <w:sz w:val="24"/>
+                <w:szCs w:val="24"/>
+                <w:lang w:val="en-US" w:eastAsia="zh-CN" w:bidi="ar"/>
+                <w14:ligatures w14:val="standardContextual"/>
+              </w:rPr>
+              <w:t>Complex task with high effort and uncertainty</w:t>
+            </w:r>
+          </w:p>
+        </w:tc>
+      </w:tr>
+    </w:tbl>
+    <w:p>
+      <w:pPr>
+        <w:keepNext w:val="0"/>
+        <w:keepLines w:val="0"/>
+        <w:widowControl/>
+        <w:suppressLineNumbers w:val="0"/>
+        <w:rPr>
+          <w:rFonts w:hint="eastAsia" w:ascii="微软雅黑" w:hAnsi="微软雅黑" w:eastAsia="微软雅黑" w:cs="微软雅黑"/>
+        </w:rPr>
+      </w:pPr>
+      <w:r>
+        <w:rPr>
+          <w:rFonts w:hint="eastAsia" w:ascii="微软雅黑" w:hAnsi="微软雅黑" w:eastAsia="微软雅黑" w:cs="微软雅黑"/>
+          <w:sz w:val="24"/>
+          <w:szCs w:val="24"/>
+        </w:rPr>
+        <w:pict>
+          <v:rect id="_x0000_i1028" o:spt="1" style="height:1.5pt;width:432pt;" fillcolor="#A0A0A0" filled="t" stroked="f" coordsize="21600,21600" o:hr="t" o:hrstd="t" o:hralign="center">
+            <v:path/>
+            <v:fill on="t" focussize="0,0"/>
+            <v:stroke on="f"/>
+            <v:imagedata o:title=""/>
+            <o:lock v:ext="edit"/>
+            <w10:wrap type="none"/>
+            <w10:anchorlock/>
+          </v:rect>
+        </w:pict>
+      </w:r>
+    </w:p>
+    <w:p>
+      <w:pPr>
+        <w:pStyle w:val="3"/>
+        <w:keepNext w:val="0"/>
+        <w:keepLines w:val="0"/>
+        <w:widowControl/>
+        <w:suppressLineNumbers w:val="0"/>
+        <w:rPr>
+          <w:rFonts w:hint="eastAsia" w:ascii="微软雅黑" w:hAnsi="微软雅黑" w:eastAsia="微软雅黑" w:cs="微软雅黑"/>
+        </w:rPr>
+      </w:pPr>
+      <w:r>
+        <w:rPr>
+          <w:rFonts w:hint="eastAsia" w:ascii="微软雅黑" w:hAnsi="微软雅黑" w:eastAsia="微软雅黑" w:cs="微软雅黑"/>
+        </w:rPr>
+        <w:t>5.5 Mapping Estimation to Story Points</w:t>
+      </w:r>
+    </w:p>
+    <w:p>
+      <w:pPr>
+        <w:pStyle w:val="14"/>
+        <w:keepNext w:val="0"/>
+        <w:keepLines w:val="0"/>
+        <w:widowControl/>
+        <w:suppressLineNumbers w:val="0"/>
+        <w:rPr>
+          <w:rFonts w:hint="eastAsia" w:ascii="微软雅黑" w:hAnsi="微软雅黑" w:eastAsia="微软雅黑" w:cs="微软雅黑"/>
+        </w:rPr>
+      </w:pPr>
+      <w:r>
+        <w:rPr>
+          <w:rFonts w:hint="eastAsia" w:ascii="微软雅黑" w:hAnsi="微软雅黑" w:eastAsia="微软雅黑" w:cs="微软雅黑"/>
+        </w:rPr>
+        <w:t>Based on the estimation column in the ProductBacklog_group51, the qualitative levels are mapped to story points as follows:</w:t>
+      </w:r>
+    </w:p>
+    <w:tbl>
+      <w:tblPr>
+        <w:tblW w:w="0" w:type="auto"/>
+        <w:tblCellSpacing w:w="15" w:type="dxa"/>
+        <w:tblInd w:w="0" w:type="dxa"/>
+        <w:tblBorders>
+          <w:top w:val="none" w:color="auto" w:sz="0" w:space="0"/>
+          <w:left w:val="none" w:color="auto" w:sz="0" w:space="0"/>
+          <w:bottom w:val="none" w:color="auto" w:sz="0" w:space="0"/>
+          <w:right w:val="none" w:color="auto" w:sz="0" w:space="0"/>
+          <w:insideH w:val="none" w:color="auto" w:sz="0" w:space="0"/>
+          <w:insideV w:val="none" w:color="auto" w:sz="0" w:space="0"/>
+        </w:tblBorders>
+        <w:shd w:val="clear"/>
+        <w:tblLayout w:type="autofit"/>
+        <w:tblCellMar>
+          <w:top w:w="15" w:type="dxa"/>
+          <w:left w:w="15" w:type="dxa"/>
+          <w:bottom w:w="15" w:type="dxa"/>
+          <w:right w:w="15" w:type="dxa"/>
+        </w:tblCellMar>
+      </w:tblPr>
+      <w:tblGrid>
+        <w:gridCol w:w="1360"/>
+        <w:gridCol w:w="1548"/>
+      </w:tblGrid>
+      <w:tr>
+        <w:tblPrEx>
+          <w:tblBorders>
+            <w:top w:val="none" w:color="auto" w:sz="0" w:space="0"/>
+            <w:left w:val="none" w:color="auto" w:sz="0" w:space="0"/>
+            <w:bottom w:val="none" w:color="auto" w:sz="0" w:space="0"/>
+            <w:right w:val="none" w:color="auto" w:sz="0" w:space="0"/>
+            <w:insideH w:val="none" w:color="auto" w:sz="0" w:space="0"/>
+            <w:insideV w:val="none" w:color="auto" w:sz="0" w:space="0"/>
+          </w:tblBorders>
+          <w:tblCellMar>
+            <w:top w:w="15" w:type="dxa"/>
+            <w:left w:w="15" w:type="dxa"/>
+            <w:bottom w:w="15" w:type="dxa"/>
+            <w:right w:w="15" w:type="dxa"/>
+          </w:tblCellMar>
+        </w:tblPrEx>
+        <w:trPr>
+          <w:tblHeader/>
+          <w:tblCellSpacing w:w="15" w:type="dxa"/>
+        </w:trPr>
+        <w:tc>
+          <w:tcPr>
+            <w:tcW w:w="0" w:type="auto"/>
+            <w:shd w:val="clear"/>
+            <w:vAlign w:val="center"/>
+          </w:tcPr>
+          <w:p>
+            <w:pPr>
+              <w:keepNext w:val="0"/>
+              <w:keepLines w:val="0"/>
+              <w:widowControl/>
+              <w:suppressLineNumbers w:val="0"/>
+              <w:jc w:val="center"/>
+              <w:rPr>
+                <w:rFonts w:hint="eastAsia" w:ascii="微软雅黑" w:hAnsi="微软雅黑" w:eastAsia="微软雅黑" w:cs="微软雅黑"/>
+                <w:b/>
+                <w:bCs/>
+              </w:rPr>
+            </w:pPr>
+            <w:r>
+              <w:rPr>
+                <w:rFonts w:hint="eastAsia" w:ascii="微软雅黑" w:hAnsi="微软雅黑" w:eastAsia="微软雅黑" w:cs="微软雅黑"/>
+                <w:b/>
+                <w:bCs/>
+                <w:kern w:val="0"/>
+                <w:sz w:val="24"/>
+                <w:szCs w:val="24"/>
+                <w:lang w:val="en-US" w:eastAsia="zh-CN" w:bidi="ar"/>
+                <w14:ligatures w14:val="standardContextual"/>
+              </w:rPr>
+              <w:t>Estimation</w:t>
+            </w:r>
+          </w:p>
+        </w:tc>
+        <w:tc>
+          <w:tcPr>
+            <w:tcW w:w="0" w:type="auto"/>
+            <w:shd w:val="clear"/>
+            <w:vAlign w:val="center"/>
+          </w:tcPr>
+          <w:p>
+            <w:pPr>
+              <w:keepNext w:val="0"/>
+              <w:keepLines w:val="0"/>
+              <w:widowControl/>
+              <w:suppressLineNumbers w:val="0"/>
+              <w:jc w:val="center"/>
+              <w:rPr>
+                <w:rFonts w:hint="eastAsia" w:ascii="微软雅黑" w:hAnsi="微软雅黑" w:eastAsia="微软雅黑" w:cs="微软雅黑"/>
+                <w:b/>
+                <w:bCs/>
+              </w:rPr>
+            </w:pPr>
+            <w:r>
+              <w:rPr>
+                <w:rFonts w:hint="eastAsia" w:ascii="微软雅黑" w:hAnsi="微软雅黑" w:eastAsia="微软雅黑" w:cs="微软雅黑"/>
+                <w:b/>
+                <w:bCs/>
+                <w:kern w:val="0"/>
+                <w:sz w:val="24"/>
+                <w:szCs w:val="24"/>
+                <w:lang w:val="en-US" w:eastAsia="zh-CN" w:bidi="ar"/>
+                <w14:ligatures w14:val="standardContextual"/>
+              </w:rPr>
+              <w:t>Story Points</w:t>
+            </w:r>
+          </w:p>
+        </w:tc>
+      </w:tr>
+      <w:tr>
+        <w:tblPrEx>
+          <w:tblBorders>
+            <w:top w:val="none" w:color="auto" w:sz="0" w:space="0"/>
+            <w:left w:val="none" w:color="auto" w:sz="0" w:space="0"/>
+            <w:bottom w:val="none" w:color="auto" w:sz="0" w:space="0"/>
+            <w:right w:val="none" w:color="auto" w:sz="0" w:space="0"/>
+            <w:insideH w:val="none" w:color="auto" w:sz="0" w:space="0"/>
+            <w:insideV w:val="none" w:color="auto" w:sz="0" w:space="0"/>
+          </w:tblBorders>
+          <w:shd w:val="clear"/>
+          <w:tblCellMar>
+            <w:top w:w="15" w:type="dxa"/>
+            <w:left w:w="15" w:type="dxa"/>
+            <w:bottom w:w="15" w:type="dxa"/>
+            <w:right w:w="15" w:type="dxa"/>
+          </w:tblCellMar>
+        </w:tblPrEx>
+        <w:trPr>
+          <w:tblCellSpacing w:w="15" w:type="dxa"/>
+        </w:trPr>
+        <w:tc>
+          <w:tcPr>
+            <w:tcW w:w="0" w:type="auto"/>
+            <w:shd w:val="clear"/>
+            <w:vAlign w:val="center"/>
+          </w:tcPr>
+          <w:p>
+            <w:pPr>
+              <w:keepNext w:val="0"/>
+              <w:keepLines w:val="0"/>
+              <w:widowControl/>
+              <w:suppressLineNumbers w:val="0"/>
+              <w:jc w:val="left"/>
+              <w:rPr>
+                <w:rFonts w:hint="eastAsia" w:ascii="微软雅黑" w:hAnsi="微软雅黑" w:eastAsia="微软雅黑" w:cs="微软雅黑"/>
+              </w:rPr>
+            </w:pPr>
+            <w:r>
+              <w:rPr>
+                <w:rFonts w:hint="eastAsia" w:ascii="微软雅黑" w:hAnsi="微软雅黑" w:eastAsia="微软雅黑" w:cs="微软雅黑"/>
+                <w:kern w:val="0"/>
+                <w:sz w:val="24"/>
+                <w:szCs w:val="24"/>
+                <w:lang w:val="en-US" w:eastAsia="zh-CN" w:bidi="ar"/>
+                <w14:ligatures w14:val="standardContextual"/>
+              </w:rPr>
+              <w:t>Small</w:t>
+            </w:r>
+          </w:p>
+        </w:tc>
+        <w:tc>
+          <w:tcPr>
+            <w:tcW w:w="0" w:type="auto"/>
+            <w:shd w:val="clear"/>
+            <w:vAlign w:val="center"/>
+          </w:tcPr>
+          <w:p>
+            <w:pPr>
+              <w:keepNext w:val="0"/>
+              <w:keepLines w:val="0"/>
+              <w:widowControl/>
+              <w:suppressLineNumbers w:val="0"/>
+              <w:jc w:val="left"/>
+              <w:rPr>
+                <w:rFonts w:hint="eastAsia" w:ascii="微软雅黑" w:hAnsi="微软雅黑" w:eastAsia="微软雅黑" w:cs="微软雅黑"/>
+              </w:rPr>
+            </w:pPr>
+            <w:r>
+              <w:rPr>
+                <w:rFonts w:hint="eastAsia" w:ascii="微软雅黑" w:hAnsi="微软雅黑" w:eastAsia="微软雅黑" w:cs="微软雅黑"/>
+                <w:kern w:val="0"/>
+                <w:sz w:val="24"/>
+                <w:szCs w:val="24"/>
+                <w:lang w:val="en-US" w:eastAsia="zh-CN" w:bidi="ar"/>
+                <w14:ligatures w14:val="standardContextual"/>
+              </w:rPr>
+              <w:t>1–3</w:t>
+            </w:r>
+          </w:p>
+        </w:tc>
+      </w:tr>
+      <w:tr>
+        <w:tblPrEx>
+          <w:tblBorders>
+            <w:top w:val="none" w:color="auto" w:sz="0" w:space="0"/>
+            <w:left w:val="none" w:color="auto" w:sz="0" w:space="0"/>
+            <w:bottom w:val="none" w:color="auto" w:sz="0" w:space="0"/>
+            <w:right w:val="none" w:color="auto" w:sz="0" w:space="0"/>
+            <w:insideH w:val="none" w:color="auto" w:sz="0" w:space="0"/>
+            <w:insideV w:val="none" w:color="auto" w:sz="0" w:space="0"/>
+          </w:tblBorders>
+          <w:shd w:val="clear"/>
+          <w:tblCellMar>
+            <w:top w:w="15" w:type="dxa"/>
+            <w:left w:w="15" w:type="dxa"/>
+            <w:bottom w:w="15" w:type="dxa"/>
+            <w:right w:w="15" w:type="dxa"/>
+          </w:tblCellMar>
+        </w:tblPrEx>
+        <w:trPr>
+          <w:tblCellSpacing w:w="15" w:type="dxa"/>
+        </w:trPr>
+        <w:tc>
+          <w:tcPr>
+            <w:tcW w:w="0" w:type="auto"/>
+            <w:shd w:val="clear"/>
+            <w:vAlign w:val="center"/>
+          </w:tcPr>
+          <w:p>
+            <w:pPr>
+              <w:keepNext w:val="0"/>
+              <w:keepLines w:val="0"/>
+              <w:widowControl/>
+              <w:suppressLineNumbers w:val="0"/>
+              <w:jc w:val="left"/>
+              <w:rPr>
+                <w:rFonts w:hint="eastAsia" w:ascii="微软雅黑" w:hAnsi="微软雅黑" w:eastAsia="微软雅黑" w:cs="微软雅黑"/>
+              </w:rPr>
+            </w:pPr>
+            <w:r>
+              <w:rPr>
+                <w:rFonts w:hint="eastAsia" w:ascii="微软雅黑" w:hAnsi="微软雅黑" w:eastAsia="微软雅黑" w:cs="微软雅黑"/>
+                <w:kern w:val="0"/>
+                <w:sz w:val="24"/>
+                <w:szCs w:val="24"/>
+                <w:lang w:val="en-US" w:eastAsia="zh-CN" w:bidi="ar"/>
+                <w14:ligatures w14:val="standardContextual"/>
+              </w:rPr>
+              <w:t>Medium</w:t>
+            </w:r>
+          </w:p>
+        </w:tc>
+        <w:tc>
+          <w:tcPr>
+            <w:tcW w:w="0" w:type="auto"/>
+            <w:shd w:val="clear"/>
+            <w:vAlign w:val="center"/>
+          </w:tcPr>
+          <w:p>
+            <w:pPr>
+              <w:keepNext w:val="0"/>
+              <w:keepLines w:val="0"/>
+              <w:widowControl/>
+              <w:suppressLineNumbers w:val="0"/>
+              <w:jc w:val="left"/>
+              <w:rPr>
+                <w:rFonts w:hint="eastAsia" w:ascii="微软雅黑" w:hAnsi="微软雅黑" w:eastAsia="微软雅黑" w:cs="微软雅黑"/>
+              </w:rPr>
+            </w:pPr>
+            <w:r>
+              <w:rPr>
+                <w:rFonts w:hint="eastAsia" w:ascii="微软雅黑" w:hAnsi="微软雅黑" w:eastAsia="微软雅黑" w:cs="微软雅黑"/>
+                <w:kern w:val="0"/>
+                <w:sz w:val="24"/>
+                <w:szCs w:val="24"/>
+                <w:lang w:val="en-US" w:eastAsia="zh-CN" w:bidi="ar"/>
+                <w14:ligatures w14:val="standardContextual"/>
+              </w:rPr>
+              <w:t>3–5</w:t>
+            </w:r>
+          </w:p>
+        </w:tc>
+      </w:tr>
+      <w:tr>
+        <w:tblPrEx>
+          <w:tblBorders>
+            <w:top w:val="none" w:color="auto" w:sz="0" w:space="0"/>
+            <w:left w:val="none" w:color="auto" w:sz="0" w:space="0"/>
+            <w:bottom w:val="none" w:color="auto" w:sz="0" w:space="0"/>
+            <w:right w:val="none" w:color="auto" w:sz="0" w:space="0"/>
+            <w:insideH w:val="none" w:color="auto" w:sz="0" w:space="0"/>
+            <w:insideV w:val="none" w:color="auto" w:sz="0" w:space="0"/>
+          </w:tblBorders>
+          <w:shd w:val="clear"/>
+          <w:tblCellMar>
+            <w:top w:w="15" w:type="dxa"/>
+            <w:left w:w="15" w:type="dxa"/>
+            <w:bottom w:w="15" w:type="dxa"/>
+            <w:right w:w="15" w:type="dxa"/>
+          </w:tblCellMar>
+        </w:tblPrEx>
+        <w:trPr>
+          <w:tblCellSpacing w:w="15" w:type="dxa"/>
+        </w:trPr>
+        <w:tc>
+          <w:tcPr>
+            <w:tcW w:w="0" w:type="auto"/>
+            <w:shd w:val="clear"/>
+            <w:vAlign w:val="center"/>
+          </w:tcPr>
+          <w:p>
+            <w:pPr>
+              <w:keepNext w:val="0"/>
+              <w:keepLines w:val="0"/>
+              <w:widowControl/>
+              <w:suppressLineNumbers w:val="0"/>
+              <w:jc w:val="left"/>
+              <w:rPr>
+                <w:rFonts w:hint="eastAsia" w:ascii="微软雅黑" w:hAnsi="微软雅黑" w:eastAsia="微软雅黑" w:cs="微软雅黑"/>
+              </w:rPr>
+            </w:pPr>
+            <w:r>
+              <w:rPr>
+                <w:rFonts w:hint="eastAsia" w:ascii="微软雅黑" w:hAnsi="微软雅黑" w:eastAsia="微软雅黑" w:cs="微软雅黑"/>
+                <w:kern w:val="0"/>
+                <w:sz w:val="24"/>
+                <w:szCs w:val="24"/>
+                <w:lang w:val="en-US" w:eastAsia="zh-CN" w:bidi="ar"/>
+                <w14:ligatures w14:val="standardContextual"/>
+              </w:rPr>
+              <w:t>Large</w:t>
+            </w:r>
+          </w:p>
+        </w:tc>
+        <w:tc>
+          <w:tcPr>
+            <w:tcW w:w="0" w:type="auto"/>
+            <w:shd w:val="clear"/>
+            <w:vAlign w:val="center"/>
+          </w:tcPr>
+          <w:p>
+            <w:pPr>
+              <w:keepNext w:val="0"/>
+              <w:keepLines w:val="0"/>
+              <w:widowControl/>
+              <w:suppressLineNumbers w:val="0"/>
+              <w:jc w:val="left"/>
+              <w:rPr>
+                <w:rFonts w:hint="eastAsia" w:ascii="微软雅黑" w:hAnsi="微软雅黑" w:eastAsia="微软雅黑" w:cs="微软雅黑"/>
+              </w:rPr>
+            </w:pPr>
+            <w:r>
+              <w:rPr>
+                <w:rFonts w:hint="eastAsia" w:ascii="微软雅黑" w:hAnsi="微软雅黑" w:eastAsia="微软雅黑" w:cs="微软雅黑"/>
+                <w:kern w:val="0"/>
+                <w:sz w:val="24"/>
+                <w:szCs w:val="24"/>
+                <w:lang w:val="en-US" w:eastAsia="zh-CN" w:bidi="ar"/>
+                <w14:ligatures w14:val="standardContextual"/>
+              </w:rPr>
+              <w:t>5–8</w:t>
+            </w:r>
+          </w:p>
+        </w:tc>
+      </w:tr>
+    </w:tbl>
+    <w:p>
+      <w:pPr>
+        <w:pStyle w:val="14"/>
+        <w:keepNext w:val="0"/>
+        <w:keepLines w:val="0"/>
+        <w:widowControl/>
+        <w:suppressLineNumbers w:val="0"/>
+        <w:rPr>
+          <w:rFonts w:hint="eastAsia" w:ascii="微软雅黑" w:hAnsi="微软雅黑" w:eastAsia="微软雅黑" w:cs="微软雅黑"/>
+        </w:rPr>
+      </w:pPr>
+      <w:r>
+        <w:rPr>
+          <w:rFonts w:hint="eastAsia" w:ascii="微软雅黑" w:hAnsi="微软雅黑" w:eastAsia="微软雅黑" w:cs="微软雅黑"/>
+        </w:rPr>
+        <w:t>This mapping allows the team to translate qualitative estimates into a structured numerical scale for better planning and comparison.</w:t>
+      </w:r>
+    </w:p>
+    <w:p>
+      <w:pPr>
+        <w:keepNext w:val="0"/>
+        <w:keepLines w:val="0"/>
+        <w:widowControl/>
+        <w:suppressLineNumbers w:val="0"/>
+        <w:rPr>
+          <w:rFonts w:hint="eastAsia" w:ascii="微软雅黑" w:hAnsi="微软雅黑" w:eastAsia="微软雅黑" w:cs="微软雅黑"/>
+        </w:rPr>
+      </w:pPr>
+      <w:r>
+        <w:rPr>
+          <w:rFonts w:hint="eastAsia" w:ascii="微软雅黑" w:hAnsi="微软雅黑" w:eastAsia="微软雅黑" w:cs="微软雅黑"/>
+        </w:rPr>
+        <w:pict>
+          <v:rect id="_x0000_i1029" o:spt="1" style="height:1.5pt;width:432pt;" fillcolor="#A0A0A0" filled="t" stroked="f" coordsize="21600,21600" o:hr="t" o:hrstd="t" o:hralign="center">
+            <v:path/>
+            <v:fill on="t" focussize="0,0"/>
+            <v:stroke on="f"/>
+            <v:imagedata o:title=""/>
+            <o:lock v:ext="edit"/>
+            <w10:wrap type="none"/>
+            <w10:anchorlock/>
+          </v:rect>
+        </w:pict>
+      </w:r>
+    </w:p>
+    <w:p>
+      <w:pPr>
+        <w:pStyle w:val="3"/>
+        <w:keepNext w:val="0"/>
+        <w:keepLines w:val="0"/>
+        <w:widowControl/>
+        <w:suppressLineNumbers w:val="0"/>
+        <w:rPr>
+          <w:rFonts w:hint="eastAsia" w:ascii="微软雅黑" w:hAnsi="微软雅黑" w:eastAsia="微软雅黑" w:cs="微软雅黑"/>
+        </w:rPr>
+      </w:pPr>
+      <w:r>
+        <w:rPr>
+          <w:rFonts w:hint="eastAsia" w:ascii="微软雅黑" w:hAnsi="微软雅黑" w:eastAsia="微软雅黑" w:cs="微软雅黑"/>
+        </w:rPr>
+        <w:t>5.6 Estimation Analysis</w:t>
+      </w:r>
+    </w:p>
+    <w:p>
+      <w:pPr>
+        <w:pStyle w:val="14"/>
+        <w:keepNext w:val="0"/>
+        <w:keepLines w:val="0"/>
+        <w:widowControl/>
+        <w:suppressLineNumbers w:val="0"/>
+        <w:rPr>
+          <w:rFonts w:hint="eastAsia" w:ascii="微软雅黑" w:hAnsi="微软雅黑" w:eastAsia="微软雅黑" w:cs="微软雅黑"/>
+        </w:rPr>
+      </w:pPr>
+      <w:r>
+        <w:rPr>
+          <w:rFonts w:hint="eastAsia" w:ascii="微软雅黑" w:hAnsi="微软雅黑" w:eastAsia="微软雅黑" w:cs="微软雅黑"/>
+        </w:rPr>
+        <w:t>From the backlog:</w:t>
+      </w:r>
+    </w:p>
+    <w:p>
+      <w:pPr>
+        <w:keepNext w:val="0"/>
+        <w:keepLines w:val="0"/>
+        <w:widowControl/>
+        <w:numPr>
+          <w:ilvl w:val="0"/>
+          <w:numId w:val="3"/>
+        </w:numPr>
+        <w:suppressLineNumbers w:val="0"/>
+        <w:spacing w:before="0" w:beforeAutospacing="1" w:after="0" w:afterAutospacing="1"/>
+        <w:ind w:left="720" w:hanging="360"/>
+        <w:rPr>
+          <w:rFonts w:hint="eastAsia" w:ascii="微软雅黑" w:hAnsi="微软雅黑" w:eastAsia="微软雅黑" w:cs="微软雅黑"/>
+        </w:rPr>
+      </w:pPr>
+      <w:r>
+        <w:rPr>
+          <w:rStyle w:val="19"/>
+          <w:rFonts w:hint="eastAsia" w:ascii="微软雅黑" w:hAnsi="微软雅黑" w:eastAsia="微软雅黑" w:cs="微软雅黑"/>
+        </w:rPr>
+        <w:t>Small tasks (1–3 story points)</w:t>
+      </w:r>
+      <w:r>
+        <w:rPr>
+          <w:rFonts w:hint="eastAsia" w:ascii="微软雅黑" w:hAnsi="微软雅黑" w:eastAsia="微软雅黑" w:cs="微软雅黑"/>
+        </w:rPr>
+        <w:t xml:space="preserve"> typically involve basic system operations such as simple user interactions, input handling, and straightforward functionalities. These tasks require minimal development effort and can be completed quickly. </w:t>
+      </w:r>
+    </w:p>
+    <w:p>
+      <w:pPr>
+        <w:keepNext w:val="0"/>
+        <w:keepLines w:val="0"/>
+        <w:widowControl/>
+        <w:numPr>
+          <w:ilvl w:val="0"/>
+          <w:numId w:val="3"/>
+        </w:numPr>
+        <w:suppressLineNumbers w:val="0"/>
+        <w:spacing w:before="0" w:beforeAutospacing="1" w:after="0" w:afterAutospacing="1"/>
+        <w:ind w:left="720" w:hanging="360"/>
+        <w:rPr>
+          <w:rFonts w:hint="eastAsia" w:ascii="微软雅黑" w:hAnsi="微软雅黑" w:eastAsia="微软雅黑" w:cs="微软雅黑"/>
+        </w:rPr>
+      </w:pPr>
+      <w:r>
+        <w:rPr>
+          <w:rStyle w:val="19"/>
+          <w:rFonts w:hint="eastAsia" w:ascii="微软雅黑" w:hAnsi="微软雅黑" w:eastAsia="微软雅黑" w:cs="微软雅黑"/>
+        </w:rPr>
+        <w:t>Medium tasks (3–5 story points)</w:t>
+      </w:r>
+      <w:r>
+        <w:rPr>
+          <w:rFonts w:hint="eastAsia" w:ascii="微软雅黑" w:hAnsi="微软雅黑" w:eastAsia="微软雅黑" w:cs="微软雅黑"/>
+        </w:rPr>
+        <w:t xml:space="preserve"> involve moderate complexity, including data processing, interaction between components, and implementation of standard system features. </w:t>
+      </w:r>
+    </w:p>
+    <w:p>
+      <w:pPr>
+        <w:keepNext w:val="0"/>
+        <w:keepLines w:val="0"/>
+        <w:widowControl/>
+        <w:numPr>
+          <w:ilvl w:val="0"/>
+          <w:numId w:val="3"/>
+        </w:numPr>
+        <w:suppressLineNumbers w:val="0"/>
+        <w:spacing w:before="0" w:beforeAutospacing="1" w:after="0" w:afterAutospacing="1"/>
+        <w:ind w:left="720" w:hanging="360"/>
+        <w:rPr>
+          <w:rFonts w:hint="eastAsia" w:ascii="微软雅黑" w:hAnsi="微软雅黑" w:eastAsia="微软雅黑" w:cs="微软雅黑"/>
+        </w:rPr>
+      </w:pPr>
+      <w:r>
+        <w:rPr>
+          <w:rStyle w:val="19"/>
+          <w:rFonts w:hint="eastAsia" w:ascii="微软雅黑" w:hAnsi="微软雅黑" w:eastAsia="微软雅黑" w:cs="微软雅黑"/>
+        </w:rPr>
+        <w:t>Large tasks (5–8 story points)</w:t>
+      </w:r>
+      <w:r>
+        <w:rPr>
+          <w:rFonts w:hint="eastAsia" w:ascii="微软雅黑" w:hAnsi="微软雅黑" w:eastAsia="微软雅黑" w:cs="微软雅黑"/>
+        </w:rPr>
+        <w:t xml:space="preserve"> represent complex functionalities that may involve multiple components, higher technical difficulty, or greater uncertainty. These tasks require more development effort and careful planning. </w:t>
+      </w:r>
+    </w:p>
+    <w:p>
+      <w:pPr>
+        <w:pStyle w:val="14"/>
+        <w:keepNext w:val="0"/>
+        <w:keepLines w:val="0"/>
+        <w:widowControl/>
+        <w:suppressLineNumbers w:val="0"/>
+        <w:rPr>
+          <w:rFonts w:hint="eastAsia" w:ascii="微软雅黑" w:hAnsi="微软雅黑" w:eastAsia="微软雅黑" w:cs="微软雅黑"/>
+        </w:rPr>
+      </w:pPr>
+      <w:r>
+        <w:rPr>
+          <w:rFonts w:hint="eastAsia" w:ascii="微软雅黑" w:hAnsi="微软雅黑" w:eastAsia="微软雅黑" w:cs="微软雅黑"/>
+        </w:rPr>
+        <w:t>It is important to note that story points represent relative complexity rather than exact development time. For example, a task estimated at 8 story points is significantly more complex than a task estimated at 3 story points, rather than simply taking “more time”.</w:t>
+      </w:r>
+    </w:p>
+    <w:p>
+      <w:pPr>
+        <w:keepNext w:val="0"/>
+        <w:keepLines w:val="0"/>
+        <w:widowControl/>
+        <w:suppressLineNumbers w:val="0"/>
+        <w:rPr>
+          <w:rFonts w:hint="eastAsia" w:ascii="微软雅黑" w:hAnsi="微软雅黑" w:eastAsia="微软雅黑" w:cs="微软雅黑"/>
+        </w:rPr>
+      </w:pPr>
+      <w:r>
+        <w:rPr>
+          <w:rFonts w:hint="eastAsia" w:ascii="微软雅黑" w:hAnsi="微软雅黑" w:eastAsia="微软雅黑" w:cs="微软雅黑"/>
+        </w:rPr>
+        <w:pict>
+          <v:rect id="_x0000_i1030" o:spt="1" style="height:1.5pt;width:432pt;" fillcolor="#A0A0A0" filled="t" stroked="f" coordsize="21600,21600" o:hr="t" o:hrstd="t" o:hralign="center">
+            <v:path/>
+            <v:fill on="t" focussize="0,0"/>
+            <v:stroke on="f"/>
+            <v:imagedata o:title=""/>
+            <o:lock v:ext="edit"/>
+            <w10:wrap type="none"/>
+            <w10:anchorlock/>
+          </v:rect>
+        </w:pict>
+      </w:r>
+    </w:p>
+    <w:p>
+      <w:pPr>
+        <w:pStyle w:val="3"/>
+        <w:keepNext w:val="0"/>
+        <w:keepLines w:val="0"/>
+        <w:widowControl/>
+        <w:suppressLineNumbers w:val="0"/>
+        <w:rPr>
+          <w:rFonts w:hint="eastAsia" w:ascii="微软雅黑" w:hAnsi="微软雅黑" w:eastAsia="微软雅黑" w:cs="微软雅黑"/>
+        </w:rPr>
+      </w:pPr>
+      <w:r>
+        <w:rPr>
+          <w:rFonts w:hint="eastAsia" w:ascii="微软雅黑" w:hAnsi="微软雅黑" w:eastAsia="微软雅黑" w:cs="微软雅黑"/>
+        </w:rPr>
+        <w:t>5.7 Relationship with Iteration Planning</w:t>
+      </w:r>
+    </w:p>
+    <w:p>
+      <w:pPr>
+        <w:pStyle w:val="14"/>
+        <w:keepNext w:val="0"/>
+        <w:keepLines w:val="0"/>
+        <w:widowControl/>
+        <w:suppressLineNumbers w:val="0"/>
+        <w:rPr>
+          <w:rFonts w:hint="eastAsia" w:ascii="微软雅黑" w:hAnsi="微软雅黑" w:eastAsia="微软雅黑" w:cs="微软雅黑"/>
+        </w:rPr>
+      </w:pPr>
+      <w:r>
+        <w:rPr>
+          <w:rFonts w:hint="eastAsia" w:ascii="微软雅黑" w:hAnsi="微软雅黑" w:eastAsia="微软雅黑" w:cs="微软雅黑"/>
+        </w:rPr>
+        <w:t>The prioritisation and estimation results provide a clear foundation for iteration planning.</w:t>
+      </w:r>
+    </w:p>
+    <w:p>
+      <w:pPr>
+        <w:keepNext w:val="0"/>
+        <w:keepLines w:val="0"/>
+        <w:widowControl/>
+        <w:numPr>
+          <w:ilvl w:val="0"/>
+          <w:numId w:val="4"/>
+        </w:numPr>
+        <w:suppressLineNumbers w:val="0"/>
+        <w:spacing w:before="0" w:beforeAutospacing="1" w:after="0" w:afterAutospacing="1"/>
+        <w:ind w:left="720" w:hanging="360"/>
+        <w:rPr>
+          <w:rFonts w:hint="eastAsia" w:ascii="微软雅黑" w:hAnsi="微软雅黑" w:eastAsia="微软雅黑" w:cs="微软雅黑"/>
+        </w:rPr>
+      </w:pPr>
+      <w:r>
+        <w:rPr>
+          <w:rFonts w:hint="eastAsia" w:ascii="微软雅黑" w:hAnsi="微软雅黑" w:eastAsia="微软雅黑" w:cs="微软雅黑"/>
+        </w:rPr>
+        <w:t xml:space="preserve">High priority (Must have) features are scheduled in early iterations </w:t>
+      </w:r>
+    </w:p>
+    <w:p>
+      <w:pPr>
+        <w:keepNext w:val="0"/>
+        <w:keepLines w:val="0"/>
+        <w:widowControl/>
+        <w:numPr>
+          <w:ilvl w:val="0"/>
+          <w:numId w:val="4"/>
+        </w:numPr>
+        <w:suppressLineNumbers w:val="0"/>
+        <w:spacing w:before="0" w:beforeAutospacing="1" w:after="0" w:afterAutospacing="1"/>
+        <w:ind w:left="720" w:hanging="360"/>
+        <w:rPr>
+          <w:rFonts w:hint="eastAsia" w:ascii="微软雅黑" w:hAnsi="微软雅黑" w:eastAsia="微软雅黑" w:cs="微软雅黑"/>
+        </w:rPr>
+      </w:pPr>
+      <w:r>
+        <w:rPr>
+          <w:rFonts w:hint="eastAsia" w:ascii="微软雅黑" w:hAnsi="微软雅黑" w:eastAsia="微软雅黑" w:cs="微软雅黑"/>
+        </w:rPr>
+        <w:t xml:space="preserve">Tasks with higher story points (5–8) may be split across multiple sprints </w:t>
+      </w:r>
+    </w:p>
+    <w:p>
+      <w:pPr>
+        <w:keepNext w:val="0"/>
+        <w:keepLines w:val="0"/>
+        <w:widowControl/>
+        <w:numPr>
+          <w:ilvl w:val="0"/>
+          <w:numId w:val="4"/>
+        </w:numPr>
+        <w:suppressLineNumbers w:val="0"/>
+        <w:spacing w:before="0" w:beforeAutospacing="1" w:after="0" w:afterAutospacing="1"/>
+        <w:ind w:left="720" w:hanging="360"/>
+        <w:rPr>
+          <w:rFonts w:hint="eastAsia" w:ascii="微软雅黑" w:hAnsi="微软雅黑" w:eastAsia="微软雅黑" w:cs="微软雅黑"/>
+        </w:rPr>
+      </w:pPr>
+      <w:r>
+        <w:rPr>
+          <w:rFonts w:hint="eastAsia" w:ascii="微软雅黑" w:hAnsi="微软雅黑" w:eastAsia="微软雅黑" w:cs="微软雅黑"/>
+        </w:rPr>
+        <w:t xml:space="preserve">Smaller tasks (1–3) can be used to balance workload within each sprint </w:t>
+      </w:r>
+    </w:p>
+    <w:p>
+      <w:pPr>
+        <w:pStyle w:val="14"/>
+        <w:keepNext w:val="0"/>
+        <w:keepLines w:val="0"/>
+        <w:widowControl/>
+        <w:suppressLineNumbers w:val="0"/>
+        <w:rPr>
+          <w:rFonts w:hint="eastAsia" w:ascii="微软雅黑" w:hAnsi="微软雅黑" w:eastAsia="微软雅黑" w:cs="微软雅黑"/>
+        </w:rPr>
+      </w:pPr>
+      <w:r>
+        <w:rPr>
+          <w:rFonts w:hint="eastAsia" w:ascii="微软雅黑" w:hAnsi="微软雅黑" w:eastAsia="微软雅黑" w:cs="微软雅黑"/>
+        </w:rPr>
+        <w:t>This approach helps ensure that development is both efficient and manageable, while maintaining a focus on delivering core system functionality first.</w:t>
+      </w:r>
+    </w:p>
+    <w:p>
+      <w:pPr>
+        <w:keepNext w:val="0"/>
+        <w:keepLines w:val="0"/>
+        <w:widowControl/>
+        <w:suppressLineNumbers w:val="0"/>
+        <w:rPr>
+          <w:rFonts w:hint="eastAsia" w:ascii="微软雅黑" w:hAnsi="微软雅黑" w:eastAsia="微软雅黑" w:cs="微软雅黑"/>
+        </w:rPr>
+      </w:pPr>
+      <w:r>
+        <w:rPr>
+          <w:rFonts w:hint="eastAsia" w:ascii="微软雅黑" w:hAnsi="微软雅黑" w:eastAsia="微软雅黑" w:cs="微软雅黑"/>
+        </w:rPr>
+        <w:pict>
+          <v:rect id="_x0000_i1031" o:spt="1" style="height:1.5pt;width:432pt;" fillcolor="#A0A0A0" filled="t" stroked="f" coordsize="21600,21600" o:hr="t" o:hrstd="t" o:hralign="center">
+            <v:path/>
+            <v:fill on="t" focussize="0,0"/>
+            <v:stroke on="f"/>
+            <v:imagedata o:title=""/>
+            <o:lock v:ext="edit"/>
+            <w10:wrap type="none"/>
+            <w10:anchorlock/>
+          </v:rect>
+        </w:pict>
+      </w:r>
+    </w:p>
+    <w:p>
+      <w:pPr>
+        <w:pStyle w:val="3"/>
+        <w:keepNext w:val="0"/>
+        <w:keepLines w:val="0"/>
+        <w:widowControl/>
+        <w:suppressLineNumbers w:val="0"/>
+        <w:rPr>
+          <w:rFonts w:hint="eastAsia" w:ascii="微软雅黑" w:hAnsi="微软雅黑" w:eastAsia="微软雅黑" w:cs="微软雅黑"/>
+        </w:rPr>
+      </w:pPr>
+      <w:r>
+        <w:rPr>
+          <w:rFonts w:hint="eastAsia" w:ascii="微软雅黑" w:hAnsi="微软雅黑" w:eastAsia="微软雅黑" w:cs="微软雅黑"/>
+        </w:rPr>
+        <w:t>5.8 Conclusion</w:t>
+      </w:r>
+    </w:p>
+    <w:p>
+      <w:pPr>
+        <w:pStyle w:val="14"/>
+        <w:keepNext w:val="0"/>
+        <w:keepLines w:val="0"/>
+        <w:widowControl/>
+        <w:suppressLineNumbers w:val="0"/>
+        <w:rPr>
+          <w:rFonts w:hint="eastAsia" w:ascii="微软雅黑" w:hAnsi="微软雅黑" w:eastAsia="微软雅黑" w:cs="微软雅黑"/>
+        </w:rPr>
+      </w:pPr>
+      <w:r>
+        <w:rPr>
+          <w:rFonts w:hint="eastAsia" w:ascii="微软雅黑" w:hAnsi="微软雅黑" w:eastAsia="微软雅黑" w:cs="微软雅黑"/>
+        </w:rPr>
+        <w:t>In summary, the use of the MoSCoW prioritisation method and story point estimation provides a structured approach to managing the Product Backlog. It enables the team to identify critical features, allocate resources effectively, and plan development iterations in a logical and efficient manner.</w:t>
+      </w:r>
+    </w:p>
+    <w:p>
+      <w:pPr>
         <w:rPr>
           <w:rFonts w:ascii="Times New Roman" w:hAnsi="Times New Roman" w:cs="Times New Roman"/>
         </w:rPr>
-        <w:t>plan</w:t>
-      </w:r>
-      <w:r>
+      </w:pPr>
+    </w:p>
+    <w:p>
+      <w:pPr>
         <w:rPr>
           <w:rFonts w:ascii="Times New Roman" w:hAnsi="Times New Roman" w:cs="Times New Roman"/>
         </w:rPr>
-        <w:t>, prioriti</w:t>
-      </w:r>
-      <w:r>
+      </w:pPr>
+    </w:p>
+    <w:p>
+      <w:pPr>
         <w:rPr>
           <w:rFonts w:ascii="Times New Roman" w:hAnsi="Times New Roman" w:cs="Times New Roman"/>
         </w:rPr>
-        <w:t>s</w:t>
-      </w:r>
-      <w:r>
+      </w:pPr>
+    </w:p>
+    <w:p>
+      <w:pPr>
         <w:rPr>
           <w:rFonts w:ascii="Times New Roman" w:hAnsi="Times New Roman" w:cs="Times New Roman"/>
         </w:rPr>
-        <w:t xml:space="preserve">ation and estimation </w:t>
-      </w:r>
-      <w:r>
+      </w:pPr>
+      <w:bookmarkStart w:id="0" w:name="_GoBack"/>
+      <w:bookmarkEnd w:id="0"/>
+    </w:p>
+    <w:p>
+      <w:pPr>
         <w:rPr>
           <w:rFonts w:ascii="Times New Roman" w:hAnsi="Times New Roman" w:cs="Times New Roman"/>
         </w:rPr>
-        <w:t>methods</w:t>
-      </w:r>
-      <w:r>
+      </w:pPr>
+    </w:p>
+    <w:p>
+      <w:pPr>
         <w:rPr>
           <w:rFonts w:ascii="Times New Roman" w:hAnsi="Times New Roman" w:cs="Times New Roman"/>
         </w:rPr>
-        <w:t xml:space="preserve"> used in the project</w:t>
-      </w:r>
-      <w:r>
+      </w:pPr>
+    </w:p>
+    <w:p>
+      <w:pPr>
         <w:rPr>
           <w:rFonts w:ascii="Times New Roman" w:hAnsi="Times New Roman" w:cs="Times New Roman"/>
         </w:rPr>
-        <w:t>.</w:t>
-      </w:r>
+      </w:pPr>
+    </w:p>
+    <w:p>
+      <w:pPr>
+        <w:rPr>
+          <w:rFonts w:ascii="Times New Roman" w:hAnsi="Times New Roman" w:cs="Times New Roman"/>
+        </w:rPr>
+      </w:pPr>
+    </w:p>
+    <w:p>
+      <w:pPr>
+        <w:rPr>
+          <w:rFonts w:ascii="Times New Roman" w:hAnsi="Times New Roman" w:cs="Times New Roman"/>
+        </w:rPr>
+      </w:pPr>
     </w:p>
     <w:p>
       <w:pPr>
@@ -591,56 +2824,12 @@
           <w:rFonts w:ascii="Times New Roman" w:hAnsi="Times New Roman" w:cs="Times New Roman"/>
           <w:color w:val="FF0000"/>
         </w:rPr>
-        <w:t xml:space="preserve">To </w:t>
-      </w:r>
-      <w:proofErr w:type="gramStart"/>
-      <w:r>
-        <w:rPr>
-          <w:rFonts w:ascii="Times New Roman" w:hAnsi="Times New Roman" w:cs="Times New Roman"/>
-          <w:color w:val="FF0000"/>
-        </w:rPr>
-        <w:t>here  -</w:t>
-      </w:r>
-      <w:proofErr w:type="gramEnd"/>
-      <w:r>
-        <w:rPr>
-          <w:rFonts w:ascii="Times New Roman" w:hAnsi="Times New Roman" w:cs="Times New Roman"/>
-          <w:color w:val="FF0000"/>
-        </w:rPr>
-        <w:t xml:space="preserve"> </w:t>
-      </w:r>
-      <w:r>
-        <w:rPr>
-          <w:rFonts w:ascii="Times New Roman" w:hAnsi="Times New Roman" w:cs="Times New Roman"/>
-          <w:color w:val="FF0000"/>
-        </w:rPr>
-        <w:t xml:space="preserve">No more than </w:t>
-      </w:r>
-      <w:r>
-        <w:rPr>
-          <w:rFonts w:ascii="Times New Roman" w:hAnsi="Times New Roman" w:cs="Times New Roman"/>
-          <w:color w:val="FF0000"/>
-        </w:rPr>
-        <w:t>5</w:t>
-      </w:r>
-      <w:r>
-        <w:rPr>
-          <w:rFonts w:ascii="Times New Roman" w:hAnsi="Times New Roman" w:cs="Times New Roman"/>
-          <w:color w:val="FF0000"/>
-        </w:rPr>
-        <w:t xml:space="preserve"> pages</w:t>
-      </w:r>
-      <w:r>
-        <w:rPr>
-          <w:rFonts w:ascii="Times New Roman" w:hAnsi="Times New Roman" w:cs="Times New Roman"/>
-          <w:color w:val="FF0000"/>
-        </w:rPr>
-        <w:t>.</w:t>
-      </w:r>
-    </w:p>
-    <w:p>
-      <w:pPr>
-        <w:pStyle w:val="Heading2"/>
+        <w:t>To here  - No more than 5 pages.</w:t>
+      </w:r>
+    </w:p>
+    <w:p>
+      <w:pPr>
+        <w:pStyle w:val="3"/>
         <w:numPr>
           <w:ilvl w:val="0"/>
           <w:numId w:val="1"/>
@@ -667,54 +2856,36 @@
         <w:rPr>
           <w:rFonts w:ascii="Times New Roman" w:hAnsi="Times New Roman" w:cs="Times New Roman"/>
         </w:rPr>
-        <w:t>I</w:t>
-      </w:r>
-      <w:r>
-        <w:rPr>
-          <w:rFonts w:ascii="Times New Roman" w:hAnsi="Times New Roman" w:cs="Times New Roman"/>
-        </w:rPr>
-        <w:t xml:space="preserve">nclude supporting materials, such as interview questions, survey results, and customer feedback </w:t>
-      </w:r>
-      <w:r>
-        <w:rPr>
-          <w:rFonts w:ascii="Times New Roman" w:hAnsi="Times New Roman" w:cs="Times New Roman"/>
-        </w:rPr>
-        <w:t xml:space="preserve">etc </w:t>
-      </w:r>
-      <w:r>
-        <w:rPr>
-          <w:rFonts w:ascii="Times New Roman" w:hAnsi="Times New Roman" w:cs="Times New Roman"/>
-        </w:rPr>
-        <w:t>(if applicable).</w:t>
+        <w:t>Include supporting materials, such as interview questions, survey results, and customer feedback etc (if applicable).</w:t>
       </w:r>
     </w:p>
     <w:sectPr>
-      <w:footerReference w:type="default" r:id="rId7"/>
+      <w:footerReference r:id="rId5" w:type="default"/>
       <w:pgSz w:w="11906" w:h="16838"/>
       <w:pgMar w:top="1440" w:right="1440" w:bottom="1440" w:left="1440" w:header="708" w:footer="708" w:gutter="0"/>
-      <w:cols w:space="708"/>
-      <w:docGrid w:linePitch="360"/>
+      <w:cols w:space="708" w:num="1"/>
+      <w:docGrid w:linePitch="360" w:charSpace="0"/>
     </w:sectPr>
   </w:body>
 </w:document>
 </file>
 
 <file path=word/endnotes.xml><?xml version="1.0" encoding="utf-8"?>
-<w:endnotes xmlns:wpc="http://schemas.microsoft.com/office/word/2010/wordprocessingCanvas" xmlns:cx="http://schemas.microsoft.com/office/drawing/2014/chartex" xmlns:cx1="http://schemas.microsoft.com/office/drawing/2015/9/8/chartex" xmlns:cx2="http://schemas.microsoft.com/office/drawing/2015/10/21/chartex" xmlns:cx3="http://schemas.microsoft.com/office/drawing/2016/5/9/chartex" xmlns:cx4="http://schemas.microsoft.com/office/drawing/2016/5/10/chartex" xmlns:cx5="http://schemas.microsoft.com/office/drawing/2016/5/11/chartex" xmlns:cx6="http://schemas.microsoft.com/office/drawing/2016/5/12/chartex" xmlns:cx7="http://schemas.microsoft.com/office/drawing/2016/5/13/chartex" xmlns:cx8="http://schemas.microsoft.com/office/drawing/2016/5/14/chartex" xmlns:mc="http://schemas.openxmlformats.org/markup-compatibility/2006" xmlns:aink="http://schemas.microsoft.com/office/drawing/2016/ink" xmlns:am3d="http://schemas.microsoft.com/office/drawing/2017/model3d" xmlns:o="urn:schemas-microsoft-com:office:office" xmlns:oel="http://schemas.microsoft.com/office/2019/extlst" xmlns:r="http://schemas.openxmlformats.org/officeDocument/2006/relationships" xmlns:m="http://schemas.openxmlformats.org/officeDocument/2006/math" xmlns:v="urn:schemas-microsoft-com:vml" xmlns:wp14="http://schemas.microsoft.com/office/word/2010/wordprocessingDrawing" xmlns:wp="http://schemas.openxmlformats.org/drawingml/2006/wordprocessingDrawing" xmlns:w10="urn:schemas-microsoft-com:office:word" xmlns:w="http://schemas.openxmlformats.org/wordprocessingml/2006/main" xmlns:w14="http://schemas.microsoft.com/office/word/2010/wordml" xmlns:w15="http://schemas.microsoft.com/office/word/2012/wordml" xmlns:w16cex="http://schemas.microsoft.com/office/word/2018/wordml/cex" xmlns:w16cid="http://schemas.microsoft.com/office/word/2016/wordml/cid" xmlns:w16="http://schemas.microsoft.com/office/word/2018/wordml" xmlns:w16du="http://schemas.microsoft.com/office/word/2023/wordml/word16du" xmlns:w16sdtdh="http://schemas.microsoft.com/office/word/2020/wordml/sdtdatahash" xmlns:w16sdtfl="http://schemas.microsoft.com/office/word/2024/wordml/sdtformatlock" xmlns:w16se="http://schemas.microsoft.com/office/word/2015/wordml/symex" xmlns:wpg="http://schemas.microsoft.com/office/word/2010/wordprocessingGroup" xmlns:wpi="http://schemas.microsoft.com/office/word/2010/wordprocessingInk" xmlns:wne="http://schemas.microsoft.com/office/word/2006/wordml" xmlns:wps="http://schemas.microsoft.com/office/word/2010/wordprocessingShape" mc:Ignorable="w14 w15 w16se w16cid w16 w16cex w16sdtdh w16sdtfl w16du wp14">
-  <w:endnote w:type="separator" w:id="-1">
-    <w:p>
-      <w:pPr>
-        <w:spacing w:after="0" w:line="240" w:lineRule="auto"/>
+<w:endnotes xmlns:wpc="http://schemas.microsoft.com/office/word/2010/wordprocessingCanvas" xmlns:mc="http://schemas.openxmlformats.org/markup-compatibility/2006" xmlns:o="urn:schemas-microsoft-com:office:office" xmlns:r="http://schemas.openxmlformats.org/officeDocument/2006/relationships" xmlns:m="http://schemas.openxmlformats.org/officeDocument/2006/math" xmlns:v="urn:schemas-microsoft-com:vml" xmlns:wp14="http://schemas.microsoft.com/office/word/2010/wordprocessingDrawing" xmlns:wp="http://schemas.openxmlformats.org/drawingml/2006/wordprocessingDrawing" xmlns:w="http://schemas.openxmlformats.org/wordprocessingml/2006/main" xmlns:w14="http://schemas.microsoft.com/office/word/2010/wordml" xmlns:w15="http://schemas.microsoft.com/office/word/2012/wordml" xmlns:w10="urn:schemas-microsoft-com:office:word" xmlns:wpg="http://schemas.microsoft.com/office/word/2010/wordprocessingGroup" xmlns:wpi="http://schemas.microsoft.com/office/word/2010/wordprocessingInk" xmlns:wne="http://schemas.microsoft.com/office/word/2006/wordml" xmlns:wps="http://schemas.microsoft.com/office/word/2010/wordprocessingShape" xmlns:wpsCustomData="http://www.wps.cn/officeDocument/2013/wpsCustomData" mc:Ignorable="w14 w15 wp14">
+  <w:endnote w:type="separator" w:id="0">
+    <w:p>
+      <w:pPr>
+        <w:spacing w:line="240" w:lineRule="auto"/>
       </w:pPr>
       <w:r>
         <w:separator/>
       </w:r>
     </w:p>
   </w:endnote>
-  <w:endnote w:type="continuationSeparator" w:id="0">
-    <w:p>
-      <w:pPr>
-        <w:spacing w:after="0" w:line="240" w:lineRule="auto"/>
+  <w:endnote w:type="continuationSeparator" w:id="1">
+    <w:p>
+      <w:pPr>
+        <w:spacing w:line="240" w:lineRule="auto"/>
       </w:pPr>
       <w:r>
         <w:continuationSeparator/>
@@ -725,30 +2896,26 @@
 </file>
 
 <file path=word/footer1.xml><?xml version="1.0" encoding="utf-8"?>
-<w:ftr xmlns:wpc="http://schemas.microsoft.com/office/word/2010/wordprocessingCanvas" xmlns:cx="http://schemas.microsoft.com/office/drawing/2014/chartex" xmlns:cx1="http://schemas.microsoft.com/office/drawing/2015/9/8/chartex" xmlns:cx2="http://schemas.microsoft.com/office/drawing/2015/10/21/chartex" xmlns:cx3="http://schemas.microsoft.com/office/drawing/2016/5/9/chartex" xmlns:cx4="http://schemas.microsoft.com/office/drawing/2016/5/10/chartex" xmlns:cx5="http://schemas.microsoft.com/office/drawing/2016/5/11/chartex" xmlns:cx6="http://schemas.microsoft.com/office/drawing/2016/5/12/chartex" xmlns:cx7="http://schemas.microsoft.com/office/drawing/2016/5/13/chartex" xmlns:cx8="http://schemas.microsoft.com/office/drawing/2016/5/14/chartex" xmlns:mc="http://schemas.openxmlformats.org/markup-compatibility/2006" xmlns:aink="http://schemas.microsoft.com/office/drawing/2016/ink" xmlns:am3d="http://schemas.microsoft.com/office/drawing/2017/model3d" xmlns:o="urn:schemas-microsoft-com:office:office" xmlns:oel="http://schemas.microsoft.com/office/2019/extlst" xmlns:r="http://schemas.openxmlformats.org/officeDocument/2006/relationships" xmlns:m="http://schemas.openxmlformats.org/officeDocument/2006/math" xmlns:v="urn:schemas-microsoft-com:vml" xmlns:wp14="http://schemas.microsoft.com/office/word/2010/wordprocessingDrawing" xmlns:wp="http://schemas.openxmlformats.org/drawingml/2006/wordprocessingDrawing" xmlns:w10="urn:schemas-microsoft-com:office:word" xmlns:w="http://schemas.openxmlformats.org/wordprocessingml/2006/main" xmlns:w14="http://schemas.microsoft.com/office/word/2010/wordml" xmlns:w15="http://schemas.microsoft.com/office/word/2012/wordml" xmlns:w16cex="http://schemas.microsoft.com/office/word/2018/wordml/cex" xmlns:w16cid="http://schemas.microsoft.com/office/word/2016/wordml/cid" xmlns:w16="http://schemas.microsoft.com/office/word/2018/wordml" xmlns:w16du="http://schemas.microsoft.com/office/word/2023/wordml/word16du" xmlns:w16sdtdh="http://schemas.microsoft.com/office/word/2020/wordml/sdtdatahash" xmlns:w16sdtfl="http://schemas.microsoft.com/office/word/2024/wordml/sdtformatlock" xmlns:w16se="http://schemas.microsoft.com/office/word/2015/wordml/symex" xmlns:wpg="http://schemas.microsoft.com/office/word/2010/wordprocessingGroup" xmlns:wpi="http://schemas.microsoft.com/office/word/2010/wordprocessingInk" xmlns:wne="http://schemas.microsoft.com/office/word/2006/wordml" xmlns:wps="http://schemas.microsoft.com/office/word/2010/wordprocessingShape" mc:Ignorable="w14 w15 w16se w16cid w16 w16cex w16sdtdh w16sdtfl w16du wp14">
+<w:ftr xmlns:wpc="http://schemas.microsoft.com/office/word/2010/wordprocessingCanvas" xmlns:mc="http://schemas.openxmlformats.org/markup-compatibility/2006" xmlns:o="urn:schemas-microsoft-com:office:office" xmlns:r="http://schemas.openxmlformats.org/officeDocument/2006/relationships" xmlns:m="http://schemas.openxmlformats.org/officeDocument/2006/math" xmlns:v="urn:schemas-microsoft-com:vml" xmlns:wp14="http://schemas.microsoft.com/office/word/2010/wordprocessingDrawing" xmlns:wp="http://schemas.openxmlformats.org/drawingml/2006/wordprocessingDrawing" xmlns:w10="urn:schemas-microsoft-com:office:word" xmlns:w="http://schemas.openxmlformats.org/wordprocessingml/2006/main" xmlns:w14="http://schemas.microsoft.com/office/word/2010/wordml" xmlns:w15="http://schemas.microsoft.com/office/word/2012/wordml" xmlns:wpg="http://schemas.microsoft.com/office/word/2010/wordprocessingGroup" xmlns:wpi="http://schemas.microsoft.com/office/word/2010/wordprocessingInk" xmlns:wne="http://schemas.microsoft.com/office/word/2006/wordml" xmlns:wps="http://schemas.microsoft.com/office/word/2010/wordprocessingShape" xmlns:wpsCustomData="http://www.wps.cn/officeDocument/2013/wpsCustomData" mc:Ignorable="w14 w15 wp14">
   <w:sdt>
     <w:sdtPr>
       <w:id w:val="-53775636"/>
       <w:docPartObj>
-        <w:docPartGallery w:val="Page Numbers (Bottom of Page)"/>
-        <w:docPartUnique/>
+        <w:docPartGallery w:val="AutoText"/>
       </w:docPartObj>
     </w:sdtPr>
-    <w:sdtEndPr/>
     <w:sdtContent>
       <w:sdt>
         <w:sdtPr>
           <w:id w:val="-1769616900"/>
           <w:docPartObj>
-            <w:docPartGallery w:val="Page Numbers (Top of Page)"/>
-            <w:docPartUnique/>
+            <w:docPartGallery w:val="AutoText"/>
           </w:docPartObj>
         </w:sdtPr>
-        <w:sdtEndPr/>
         <w:sdtContent>
           <w:p>
             <w:pPr>
-              <w:pStyle w:val="Footer"/>
+              <w:pStyle w:val="11"/>
               <w:jc w:val="right"/>
             </w:pPr>
             <w:r>
@@ -771,7 +2938,7 @@
                 <w:b/>
                 <w:bCs/>
               </w:rPr>
-              <w:instrText>PAGE</w:instrText>
+              <w:instrText xml:space="preserve">PAGE</w:instrText>
             </w:r>
             <w:r>
               <w:rPr>
@@ -817,7 +2984,7 @@
                 <w:b/>
                 <w:bCs/>
               </w:rPr>
-              <w:instrText>NUMPAGES</w:instrText>
+              <w:instrText xml:space="preserve">NUMPAGES</w:instrText>
             </w:r>
             <w:r>
               <w:rPr>
@@ -850,28 +3017,28 @@
   </w:sdt>
   <w:p>
     <w:pPr>
-      <w:pStyle w:val="Footer"/>
+      <w:pStyle w:val="11"/>
     </w:pPr>
   </w:p>
 </w:ftr>
 </file>
 
 <file path=word/footnotes.xml><?xml version="1.0" encoding="utf-8"?>
-<w:footnotes xmlns:wpc="http://schemas.microsoft.com/office/word/2010/wordprocessingCanvas" xmlns:cx="http://schemas.microsoft.com/office/drawing/2014/chartex" xmlns:cx1="http://schemas.microsoft.com/office/drawing/2015/9/8/chartex" xmlns:cx2="http://schemas.microsoft.com/office/drawing/2015/10/21/chartex" xmlns:cx3="http://schemas.microsoft.com/office/drawing/2016/5/9/chartex" xmlns:cx4="http://schemas.microsoft.com/office/drawing/2016/5/10/chartex" xmlns:cx5="http://schemas.microsoft.com/office/drawing/2016/5/11/chartex" xmlns:cx6="http://schemas.microsoft.com/office/drawing/2016/5/12/chartex" xmlns:cx7="http://schemas.microsoft.com/office/drawing/2016/5/13/chartex" xmlns:cx8="http://schemas.microsoft.com/office/drawing/2016/5/14/chartex" xmlns:mc="http://schemas.openxmlformats.org/markup-compatibility/2006" xmlns:aink="http://schemas.microsoft.com/office/drawing/2016/ink" xmlns:am3d="http://schemas.microsoft.com/office/drawing/2017/model3d" xmlns:o="urn:schemas-microsoft-com:office:office" xmlns:oel="http://schemas.microsoft.com/office/2019/extlst" xmlns:r="http://schemas.openxmlformats.org/officeDocument/2006/relationships" xmlns:m="http://schemas.openxmlformats.org/officeDocument/2006/math" xmlns:v="urn:schemas-microsoft-com:vml" xmlns:wp14="http://schemas.microsoft.com/office/word/2010/wordprocessingDrawing" xmlns:wp="http://schemas.openxmlformats.org/drawingml/2006/wordprocessingDrawing" xmlns:w10="urn:schemas-microsoft-com:office:word" xmlns:w="http://schemas.openxmlformats.org/wordprocessingml/2006/main" xmlns:w14="http://schemas.microsoft.com/office/word/2010/wordml" xmlns:w15="http://schemas.microsoft.com/office/word/2012/wordml" xmlns:w16cex="http://schemas.microsoft.com/office/word/2018/wordml/cex" xmlns:w16cid="http://schemas.microsoft.com/office/word/2016/wordml/cid" xmlns:w16="http://schemas.microsoft.com/office/word/2018/wordml" xmlns:w16du="http://schemas.microsoft.com/office/word/2023/wordml/word16du" xmlns:w16sdtdh="http://schemas.microsoft.com/office/word/2020/wordml/sdtdatahash" xmlns:w16sdtfl="http://schemas.microsoft.com/office/word/2024/wordml/sdtformatlock" xmlns:w16se="http://schemas.microsoft.com/office/word/2015/wordml/symex" xmlns:wpg="http://schemas.microsoft.com/office/word/2010/wordprocessingGroup" xmlns:wpi="http://schemas.microsoft.com/office/word/2010/wordprocessingInk" xmlns:wne="http://schemas.microsoft.com/office/word/2006/wordml" xmlns:wps="http://schemas.microsoft.com/office/word/2010/wordprocessingShape" mc:Ignorable="w14 w15 w16se w16cid w16 w16cex w16sdtdh w16sdtfl w16du wp14">
-  <w:footnote w:type="separator" w:id="-1">
-    <w:p>
-      <w:pPr>
-        <w:spacing w:after="0" w:line="240" w:lineRule="auto"/>
+<w:footnotes xmlns:wpc="http://schemas.microsoft.com/office/word/2010/wordprocessingCanvas" xmlns:mc="http://schemas.openxmlformats.org/markup-compatibility/2006" xmlns:o="urn:schemas-microsoft-com:office:office" xmlns:r="http://schemas.openxmlformats.org/officeDocument/2006/relationships" xmlns:m="http://schemas.openxmlformats.org/officeDocument/2006/math" xmlns:v="urn:schemas-microsoft-com:vml" xmlns:wp14="http://schemas.microsoft.com/office/word/2010/wordprocessingDrawing" xmlns:wp="http://schemas.openxmlformats.org/drawingml/2006/wordprocessingDrawing" xmlns:w="http://schemas.openxmlformats.org/wordprocessingml/2006/main" xmlns:w14="http://schemas.microsoft.com/office/word/2010/wordml" xmlns:w15="http://schemas.microsoft.com/office/word/2012/wordml" xmlns:w10="urn:schemas-microsoft-com:office:word" xmlns:wpg="http://schemas.microsoft.com/office/word/2010/wordprocessingGroup" xmlns:wpi="http://schemas.microsoft.com/office/word/2010/wordprocessingInk" xmlns:wne="http://schemas.microsoft.com/office/word/2006/wordml" xmlns:wps="http://schemas.microsoft.com/office/word/2010/wordprocessingShape" xmlns:wpsCustomData="http://www.wps.cn/officeDocument/2013/wpsCustomData" mc:Ignorable="w14 w15 wp14">
+  <w:footnote w:type="separator" w:id="0">
+    <w:p>
+      <w:pPr>
+        <w:spacing w:before="0" w:after="0" w:line="278" w:lineRule="auto"/>
       </w:pPr>
       <w:r>
         <w:separator/>
       </w:r>
     </w:p>
   </w:footnote>
-  <w:footnote w:type="continuationSeparator" w:id="0">
-    <w:p>
-      <w:pPr>
-        <w:spacing w:after="0" w:line="240" w:lineRule="auto"/>
+  <w:footnote w:type="continuationSeparator" w:id="1">
+    <w:p>
+      <w:pPr>
+        <w:spacing w:before="0" w:after="0" w:line="278" w:lineRule="auto"/>
       </w:pPr>
       <w:r>
         <w:continuationSeparator/>
@@ -882,12 +3049,12 @@
 </file>
 
 <file path=word/numbering.xml><?xml version="1.0" encoding="utf-8"?>
-<w:numbering xmlns:wpc="http://schemas.microsoft.com/office/word/2010/wordprocessingCanvas" xmlns:cx="http://schemas.microsoft.com/office/drawing/2014/chartex" xmlns:cx1="http://schemas.microsoft.com/office/drawing/2015/9/8/chartex" xmlns:cx2="http://schemas.microsoft.com/office/drawing/2015/10/21/chartex" xmlns:cx3="http://schemas.microsoft.com/office/drawing/2016/5/9/chartex" xmlns:cx4="http://schemas.microsoft.com/office/drawing/2016/5/10/chartex" xmlns:cx5="http://schemas.microsoft.com/office/drawing/2016/5/11/chartex" xmlns:cx6="http://schemas.microsoft.com/office/drawing/2016/5/12/chartex" xmlns:cx7="http://schemas.microsoft.com/office/drawing/2016/5/13/chartex" xmlns:cx8="http://schemas.microsoft.com/office/drawing/2016/5/14/chartex" xmlns:mc="http://schemas.openxmlformats.org/markup-compatibility/2006" xmlns:aink="http://schemas.microsoft.com/office/drawing/2016/ink" xmlns:am3d="http://schemas.microsoft.com/office/drawing/2017/model3d" xmlns:o="urn:schemas-microsoft-com:office:office" xmlns:oel="http://schemas.microsoft.com/office/2019/extlst" xmlns:r="http://schemas.openxmlformats.org/officeDocument/2006/relationships" xmlns:m="http://schemas.openxmlformats.org/officeDocument/2006/math" xmlns:v="urn:schemas-microsoft-com:vml" xmlns:wp14="http://schemas.microsoft.com/office/word/2010/wordprocessingDrawing" xmlns:wp="http://schemas.openxmlformats.org/drawingml/2006/wordprocessingDrawing" xmlns:w10="urn:schemas-microsoft-com:office:word" xmlns:w="http://schemas.openxmlformats.org/wordprocessingml/2006/main" xmlns:w14="http://schemas.microsoft.com/office/word/2010/wordml" xmlns:w15="http://schemas.microsoft.com/office/word/2012/wordml" xmlns:w16cex="http://schemas.microsoft.com/office/word/2018/wordml/cex" xmlns:w16cid="http://schemas.microsoft.com/office/word/2016/wordml/cid" xmlns:w16="http://schemas.microsoft.com/office/word/2018/wordml" xmlns:w16du="http://schemas.microsoft.com/office/word/2023/wordml/word16du" xmlns:w16sdtdh="http://schemas.microsoft.com/office/word/2020/wordml/sdtdatahash" xmlns:w16sdtfl="http://schemas.microsoft.com/office/word/2024/wordml/sdtformatlock" xmlns:w16se="http://schemas.microsoft.com/office/word/2015/wordml/symex" xmlns:wpg="http://schemas.microsoft.com/office/word/2010/wordprocessingGroup" xmlns:wpi="http://schemas.microsoft.com/office/word/2010/wordprocessingInk" xmlns:wne="http://schemas.microsoft.com/office/word/2006/wordml" xmlns:wps="http://schemas.microsoft.com/office/word/2010/wordprocessingShape" mc:Ignorable="w14 w15 w16se w16cid w16 w16cex w16sdtdh w16sdtfl w16du wp14">
-  <w:abstractNum w:abstractNumId="0" w15:restartNumberingAfterBreak="0">
+<w:numbering xmlns:wpc="http://schemas.microsoft.com/office/word/2010/wordprocessingCanvas" xmlns:mc="http://schemas.openxmlformats.org/markup-compatibility/2006" xmlns:o="urn:schemas-microsoft-com:office:office" xmlns:r="http://schemas.openxmlformats.org/officeDocument/2006/relationships" xmlns:m="http://schemas.openxmlformats.org/officeDocument/2006/math" xmlns:v="urn:schemas-microsoft-com:vml" xmlns:wp14="http://schemas.microsoft.com/office/word/2010/wordprocessingDrawing" xmlns:wp="http://schemas.openxmlformats.org/drawingml/2006/wordprocessingDrawing" xmlns:w10="urn:schemas-microsoft-com:office:word" xmlns:w="http://schemas.openxmlformats.org/wordprocessingml/2006/main" xmlns:w14="http://schemas.microsoft.com/office/word/2010/wordml" xmlns:wpg="http://schemas.microsoft.com/office/word/2010/wordprocessingGroup" xmlns:wpi="http://schemas.microsoft.com/office/word/2010/wordprocessingInk" xmlns:wne="http://schemas.microsoft.com/office/word/2006/wordml" xmlns:wps="http://schemas.microsoft.com/office/word/2010/wordprocessingShape" xmlns:wpsCustomData="http://www.wps.cn/officeDocument/2013/wpsCustomData" mc:Ignorable="w14 wp14">
+  <w:abstractNum w:abstractNumId="0">
     <w:nsid w:val="483F6021"/>
-    <w:multiLevelType w:val="hybridMultilevel"/>
-    <w:tmpl w:val="0A20ADFE"/>
-    <w:lvl w:ilvl="0" w:tplc="0809000F">
+    <w:multiLevelType w:val="multilevel"/>
+    <w:tmpl w:val="483F6021"/>
+    <w:lvl w:ilvl="0" w:tentative="0">
       <w:start w:val="1"/>
       <w:numFmt w:val="decimal"/>
       <w:lvlText w:val="%1."/>
@@ -896,7 +3063,7 @@
         <w:ind w:left="720" w:hanging="360"/>
       </w:pPr>
     </w:lvl>
-    <w:lvl w:ilvl="1" w:tplc="08090019" w:tentative="1">
+    <w:lvl w:ilvl="1" w:tentative="0">
       <w:start w:val="1"/>
       <w:numFmt w:val="lowerLetter"/>
       <w:lvlText w:val="%2."/>
@@ -905,7 +3072,7 @@
         <w:ind w:left="1440" w:hanging="360"/>
       </w:pPr>
     </w:lvl>
-    <w:lvl w:ilvl="2" w:tplc="0809001B" w:tentative="1">
+    <w:lvl w:ilvl="2" w:tentative="0">
       <w:start w:val="1"/>
       <w:numFmt w:val="lowerRoman"/>
       <w:lvlText w:val="%3."/>
@@ -914,7 +3081,7 @@
         <w:ind w:left="2160" w:hanging="180"/>
       </w:pPr>
     </w:lvl>
-    <w:lvl w:ilvl="3" w:tplc="0809000F" w:tentative="1">
+    <w:lvl w:ilvl="3" w:tentative="0">
       <w:start w:val="1"/>
       <w:numFmt w:val="decimal"/>
       <w:lvlText w:val="%4."/>
@@ -923,7 +3090,7 @@
         <w:ind w:left="2880" w:hanging="360"/>
       </w:pPr>
     </w:lvl>
-    <w:lvl w:ilvl="4" w:tplc="08090019" w:tentative="1">
+    <w:lvl w:ilvl="4" w:tentative="0">
       <w:start w:val="1"/>
       <w:numFmt w:val="lowerLetter"/>
       <w:lvlText w:val="%5."/>
@@ -932,7 +3099,7 @@
         <w:ind w:left="3600" w:hanging="360"/>
       </w:pPr>
     </w:lvl>
-    <w:lvl w:ilvl="5" w:tplc="0809001B" w:tentative="1">
+    <w:lvl w:ilvl="5" w:tentative="0">
       <w:start w:val="1"/>
       <w:numFmt w:val="lowerRoman"/>
       <w:lvlText w:val="%6."/>
@@ -941,7 +3108,7 @@
         <w:ind w:left="4320" w:hanging="180"/>
       </w:pPr>
     </w:lvl>
-    <w:lvl w:ilvl="6" w:tplc="0809000F" w:tentative="1">
+    <w:lvl w:ilvl="6" w:tentative="0">
       <w:start w:val="1"/>
       <w:numFmt w:val="decimal"/>
       <w:lvlText w:val="%7."/>
@@ -950,7 +3117,7 @@
         <w:ind w:left="5040" w:hanging="360"/>
       </w:pPr>
     </w:lvl>
-    <w:lvl w:ilvl="7" w:tplc="08090019" w:tentative="1">
+    <w:lvl w:ilvl="7" w:tentative="0">
       <w:start w:val="1"/>
       <w:numFmt w:val="lowerLetter"/>
       <w:lvlText w:val="%8."/>
@@ -959,7 +3126,7 @@
         <w:ind w:left="5760" w:hanging="360"/>
       </w:pPr>
     </w:lvl>
-    <w:lvl w:ilvl="8" w:tplc="0809001B" w:tentative="1">
+    <w:lvl w:ilvl="8" w:tentative="0">
       <w:start w:val="1"/>
       <w:numFmt w:val="lowerRoman"/>
       <w:lvlText w:val="%9."/>
@@ -969,422 +3136,754 @@
       </w:pPr>
     </w:lvl>
   </w:abstractNum>
-  <w:num w:numId="1" w16cid:durableId="2045015159">
+  <w:abstractNum w:abstractNumId="1">
+    <w:nsid w:val="6BBE9B70"/>
+    <w:multiLevelType w:val="multilevel"/>
+    <w:tmpl w:val="6BBE9B70"/>
+    <w:lvl w:ilvl="0" w:tentative="0">
+      <w:start w:val="1"/>
+      <w:numFmt w:val="bullet"/>
+      <w:lvlText w:val=""/>
+      <w:lvlJc w:val="left"/>
+      <w:pPr>
+        <w:tabs>
+          <w:tab w:val="left" w:pos="720"/>
+        </w:tabs>
+        <w:ind w:left="720" w:hanging="360"/>
+      </w:pPr>
+      <w:rPr>
+        <w:rFonts w:hint="default" w:ascii="Symbol" w:hAnsi="Symbol" w:cs="Symbol"/>
+        <w:sz w:val="20"/>
+      </w:rPr>
+    </w:lvl>
+    <w:lvl w:ilvl="1" w:tentative="0">
+      <w:start w:val="1"/>
+      <w:numFmt w:val="bullet"/>
+      <w:lvlText w:val="o"/>
+      <w:lvlJc w:val="left"/>
+      <w:pPr>
+        <w:tabs>
+          <w:tab w:val="left" w:pos="1440"/>
+        </w:tabs>
+        <w:ind w:left="1440" w:hanging="360"/>
+      </w:pPr>
+      <w:rPr>
+        <w:rFonts w:hint="default" w:ascii="Courier New" w:hAnsi="Courier New" w:cs="Courier New"/>
+        <w:sz w:val="20"/>
+      </w:rPr>
+    </w:lvl>
+    <w:lvl w:ilvl="2" w:tentative="0">
+      <w:start w:val="1"/>
+      <w:numFmt w:val="bullet"/>
+      <w:lvlText w:val=""/>
+      <w:lvlJc w:val="left"/>
+      <w:pPr>
+        <w:tabs>
+          <w:tab w:val="left" w:pos="2160"/>
+        </w:tabs>
+        <w:ind w:left="2160" w:hanging="360"/>
+      </w:pPr>
+      <w:rPr>
+        <w:rFonts w:hint="default" w:ascii="Wingdings" w:hAnsi="Wingdings" w:cs="Wingdings"/>
+        <w:sz w:val="20"/>
+      </w:rPr>
+    </w:lvl>
+    <w:lvl w:ilvl="3" w:tentative="0">
+      <w:start w:val="1"/>
+      <w:numFmt w:val="bullet"/>
+      <w:lvlText w:val=""/>
+      <w:lvlJc w:val="left"/>
+      <w:pPr>
+        <w:tabs>
+          <w:tab w:val="left" w:pos="2880"/>
+        </w:tabs>
+        <w:ind w:left="2880" w:hanging="360"/>
+      </w:pPr>
+      <w:rPr>
+        <w:rFonts w:hint="default" w:ascii="Wingdings" w:hAnsi="Wingdings" w:cs="Wingdings"/>
+        <w:sz w:val="20"/>
+      </w:rPr>
+    </w:lvl>
+    <w:lvl w:ilvl="4" w:tentative="0">
+      <w:start w:val="1"/>
+      <w:numFmt w:val="bullet"/>
+      <w:lvlText w:val=""/>
+      <w:lvlJc w:val="left"/>
+      <w:pPr>
+        <w:tabs>
+          <w:tab w:val="left" w:pos="3600"/>
+        </w:tabs>
+        <w:ind w:left="3600" w:hanging="360"/>
+      </w:pPr>
+      <w:rPr>
+        <w:rFonts w:hint="default" w:ascii="Wingdings" w:hAnsi="Wingdings" w:cs="Wingdings"/>
+        <w:sz w:val="20"/>
+      </w:rPr>
+    </w:lvl>
+    <w:lvl w:ilvl="5" w:tentative="0">
+      <w:start w:val="1"/>
+      <w:numFmt w:val="bullet"/>
+      <w:lvlText w:val=""/>
+      <w:lvlJc w:val="left"/>
+      <w:pPr>
+        <w:tabs>
+          <w:tab w:val="left" w:pos="4320"/>
+        </w:tabs>
+        <w:ind w:left="4320" w:hanging="360"/>
+      </w:pPr>
+      <w:rPr>
+        <w:rFonts w:hint="default" w:ascii="Wingdings" w:hAnsi="Wingdings" w:cs="Wingdings"/>
+        <w:sz w:val="20"/>
+      </w:rPr>
+    </w:lvl>
+    <w:lvl w:ilvl="6" w:tentative="0">
+      <w:start w:val="1"/>
+      <w:numFmt w:val="bullet"/>
+      <w:lvlText w:val=""/>
+      <w:lvlJc w:val="left"/>
+      <w:pPr>
+        <w:tabs>
+          <w:tab w:val="left" w:pos="5040"/>
+        </w:tabs>
+        <w:ind w:left="5040" w:hanging="360"/>
+      </w:pPr>
+      <w:rPr>
+        <w:rFonts w:hint="default" w:ascii="Wingdings" w:hAnsi="Wingdings" w:cs="Wingdings"/>
+        <w:sz w:val="20"/>
+      </w:rPr>
+    </w:lvl>
+    <w:lvl w:ilvl="7" w:tentative="0">
+      <w:start w:val="1"/>
+      <w:numFmt w:val="bullet"/>
+      <w:lvlText w:val=""/>
+      <w:lvlJc w:val="left"/>
+      <w:pPr>
+        <w:tabs>
+          <w:tab w:val="left" w:pos="5760"/>
+        </w:tabs>
+        <w:ind w:left="5760" w:hanging="360"/>
+      </w:pPr>
+      <w:rPr>
+        <w:rFonts w:hint="default" w:ascii="Wingdings" w:hAnsi="Wingdings" w:cs="Wingdings"/>
+        <w:sz w:val="20"/>
+      </w:rPr>
+    </w:lvl>
+    <w:lvl w:ilvl="8" w:tentative="0">
+      <w:start w:val="1"/>
+      <w:numFmt w:val="bullet"/>
+      <w:lvlText w:val=""/>
+      <w:lvlJc w:val="left"/>
+      <w:pPr>
+        <w:tabs>
+          <w:tab w:val="left" w:pos="6480"/>
+        </w:tabs>
+        <w:ind w:left="6480" w:hanging="360"/>
+      </w:pPr>
+      <w:rPr>
+        <w:rFonts w:hint="default" w:ascii="Wingdings" w:hAnsi="Wingdings" w:cs="Wingdings"/>
+        <w:sz w:val="20"/>
+      </w:rPr>
+    </w:lvl>
+  </w:abstractNum>
+  <w:abstractNum w:abstractNumId="2">
+    <w:nsid w:val="730DFB84"/>
+    <w:multiLevelType w:val="multilevel"/>
+    <w:tmpl w:val="730DFB84"/>
+    <w:lvl w:ilvl="0" w:tentative="0">
+      <w:start w:val="1"/>
+      <w:numFmt w:val="bullet"/>
+      <w:lvlText w:val=""/>
+      <w:lvlJc w:val="left"/>
+      <w:pPr>
+        <w:tabs>
+          <w:tab w:val="left" w:pos="720"/>
+        </w:tabs>
+        <w:ind w:left="720" w:hanging="360"/>
+      </w:pPr>
+      <w:rPr>
+        <w:rFonts w:hint="default" w:ascii="Symbol" w:hAnsi="Symbol" w:cs="Symbol"/>
+        <w:sz w:val="20"/>
+      </w:rPr>
+    </w:lvl>
+    <w:lvl w:ilvl="1" w:tentative="0">
+      <w:start w:val="1"/>
+      <w:numFmt w:val="bullet"/>
+      <w:lvlText w:val="o"/>
+      <w:lvlJc w:val="left"/>
+      <w:pPr>
+        <w:tabs>
+          <w:tab w:val="left" w:pos="1440"/>
+        </w:tabs>
+        <w:ind w:left="1440" w:hanging="360"/>
+      </w:pPr>
+      <w:rPr>
+        <w:rFonts w:hint="default" w:ascii="Courier New" w:hAnsi="Courier New" w:cs="Courier New"/>
+        <w:sz w:val="20"/>
+      </w:rPr>
+    </w:lvl>
+    <w:lvl w:ilvl="2" w:tentative="0">
+      <w:start w:val="1"/>
+      <w:numFmt w:val="bullet"/>
+      <w:lvlText w:val=""/>
+      <w:lvlJc w:val="left"/>
+      <w:pPr>
+        <w:tabs>
+          <w:tab w:val="left" w:pos="2160"/>
+        </w:tabs>
+        <w:ind w:left="2160" w:hanging="360"/>
+      </w:pPr>
+      <w:rPr>
+        <w:rFonts w:hint="default" w:ascii="Wingdings" w:hAnsi="Wingdings" w:cs="Wingdings"/>
+        <w:sz w:val="20"/>
+      </w:rPr>
+    </w:lvl>
+    <w:lvl w:ilvl="3" w:tentative="0">
+      <w:start w:val="1"/>
+      <w:numFmt w:val="bullet"/>
+      <w:lvlText w:val=""/>
+      <w:lvlJc w:val="left"/>
+      <w:pPr>
+        <w:tabs>
+          <w:tab w:val="left" w:pos="2880"/>
+        </w:tabs>
+        <w:ind w:left="2880" w:hanging="360"/>
+      </w:pPr>
+      <w:rPr>
+        <w:rFonts w:hint="default" w:ascii="Wingdings" w:hAnsi="Wingdings" w:cs="Wingdings"/>
+        <w:sz w:val="20"/>
+      </w:rPr>
+    </w:lvl>
+    <w:lvl w:ilvl="4" w:tentative="0">
+      <w:start w:val="1"/>
+      <w:numFmt w:val="bullet"/>
+      <w:lvlText w:val=""/>
+      <w:lvlJc w:val="left"/>
+      <w:pPr>
+        <w:tabs>
+          <w:tab w:val="left" w:pos="3600"/>
+        </w:tabs>
+        <w:ind w:left="3600" w:hanging="360"/>
+      </w:pPr>
+      <w:rPr>
+        <w:rFonts w:hint="default" w:ascii="Wingdings" w:hAnsi="Wingdings" w:cs="Wingdings"/>
+        <w:sz w:val="20"/>
+      </w:rPr>
+    </w:lvl>
+    <w:lvl w:ilvl="5" w:tentative="0">
+      <w:start w:val="1"/>
+      <w:numFmt w:val="bullet"/>
+      <w:lvlText w:val=""/>
+      <w:lvlJc w:val="left"/>
+      <w:pPr>
+        <w:tabs>
+          <w:tab w:val="left" w:pos="4320"/>
+        </w:tabs>
+        <w:ind w:left="4320" w:hanging="360"/>
+      </w:pPr>
+      <w:rPr>
+        <w:rFonts w:hint="default" w:ascii="Wingdings" w:hAnsi="Wingdings" w:cs="Wingdings"/>
+        <w:sz w:val="20"/>
+      </w:rPr>
+    </w:lvl>
+    <w:lvl w:ilvl="6" w:tentative="0">
+      <w:start w:val="1"/>
+      <w:numFmt w:val="bullet"/>
+      <w:lvlText w:val=""/>
+      <w:lvlJc w:val="left"/>
+      <w:pPr>
+        <w:tabs>
+          <w:tab w:val="left" w:pos="5040"/>
+        </w:tabs>
+        <w:ind w:left="5040" w:hanging="360"/>
+      </w:pPr>
+      <w:rPr>
+        <w:rFonts w:hint="default" w:ascii="Wingdings" w:hAnsi="Wingdings" w:cs="Wingdings"/>
+        <w:sz w:val="20"/>
+      </w:rPr>
+    </w:lvl>
+    <w:lvl w:ilvl="7" w:tentative="0">
+      <w:start w:val="1"/>
+      <w:numFmt w:val="bullet"/>
+      <w:lvlText w:val=""/>
+      <w:lvlJc w:val="left"/>
+      <w:pPr>
+        <w:tabs>
+          <w:tab w:val="left" w:pos="5760"/>
+        </w:tabs>
+        <w:ind w:left="5760" w:hanging="360"/>
+      </w:pPr>
+      <w:rPr>
+        <w:rFonts w:hint="default" w:ascii="Wingdings" w:hAnsi="Wingdings" w:cs="Wingdings"/>
+        <w:sz w:val="20"/>
+      </w:rPr>
+    </w:lvl>
+    <w:lvl w:ilvl="8" w:tentative="0">
+      <w:start w:val="1"/>
+      <w:numFmt w:val="bullet"/>
+      <w:lvlText w:val=""/>
+      <w:lvlJc w:val="left"/>
+      <w:pPr>
+        <w:tabs>
+          <w:tab w:val="left" w:pos="6480"/>
+        </w:tabs>
+        <w:ind w:left="6480" w:hanging="360"/>
+      </w:pPr>
+      <w:rPr>
+        <w:rFonts w:hint="default" w:ascii="Wingdings" w:hAnsi="Wingdings" w:cs="Wingdings"/>
+        <w:sz w:val="20"/>
+      </w:rPr>
+    </w:lvl>
+  </w:abstractNum>
+  <w:abstractNum w:abstractNumId="3">
+    <w:nsid w:val="74832EAD"/>
+    <w:multiLevelType w:val="multilevel"/>
+    <w:tmpl w:val="74832EAD"/>
+    <w:lvl w:ilvl="0" w:tentative="0">
+      <w:start w:val="1"/>
+      <w:numFmt w:val="bullet"/>
+      <w:lvlText w:val=""/>
+      <w:lvlJc w:val="left"/>
+      <w:pPr>
+        <w:tabs>
+          <w:tab w:val="left" w:pos="720"/>
+        </w:tabs>
+        <w:ind w:left="720" w:hanging="360"/>
+      </w:pPr>
+      <w:rPr>
+        <w:rFonts w:ascii="Symbol" w:hAnsi="Symbol" w:cs="Symbol"/>
+        <w:sz w:val="20"/>
+      </w:rPr>
+    </w:lvl>
+    <w:lvl w:ilvl="1" w:tentative="0">
+      <w:start w:val="1"/>
+      <w:numFmt w:val="bullet"/>
+      <w:lvlText w:val="o"/>
+      <w:lvlJc w:val="left"/>
+      <w:pPr>
+        <w:tabs>
+          <w:tab w:val="left" w:pos="1440"/>
+        </w:tabs>
+        <w:ind w:left="1440" w:hanging="360"/>
+      </w:pPr>
+      <w:rPr>
+        <w:rFonts w:ascii="Courier New" w:hAnsi="Courier New" w:cs="Courier New"/>
+        <w:sz w:val="20"/>
+      </w:rPr>
+    </w:lvl>
+    <w:lvl w:ilvl="2" w:tentative="0">
+      <w:start w:val="1"/>
+      <w:numFmt w:val="bullet"/>
+      <w:lvlText w:val=""/>
+      <w:lvlJc w:val="left"/>
+      <w:pPr>
+        <w:tabs>
+          <w:tab w:val="left" w:pos="2160"/>
+        </w:tabs>
+        <w:ind w:left="2160" w:hanging="360"/>
+      </w:pPr>
+      <w:rPr>
+        <w:rFonts w:ascii="Wingdings" w:hAnsi="Wingdings" w:cs="Wingdings"/>
+        <w:sz w:val="20"/>
+      </w:rPr>
+    </w:lvl>
+    <w:lvl w:ilvl="3" w:tentative="0">
+      <w:start w:val="1"/>
+      <w:numFmt w:val="bullet"/>
+      <w:lvlText w:val=""/>
+      <w:lvlJc w:val="left"/>
+      <w:pPr>
+        <w:tabs>
+          <w:tab w:val="left" w:pos="2880"/>
+        </w:tabs>
+        <w:ind w:left="2880" w:hanging="360"/>
+      </w:pPr>
+      <w:rPr>
+        <w:rFonts w:hint="default" w:ascii="Wingdings" w:hAnsi="Wingdings" w:cs="Wingdings"/>
+        <w:sz w:val="20"/>
+      </w:rPr>
+    </w:lvl>
+    <w:lvl w:ilvl="4" w:tentative="0">
+      <w:start w:val="1"/>
+      <w:numFmt w:val="bullet"/>
+      <w:lvlText w:val=""/>
+      <w:lvlJc w:val="left"/>
+      <w:pPr>
+        <w:tabs>
+          <w:tab w:val="left" w:pos="3600"/>
+        </w:tabs>
+        <w:ind w:left="3600" w:hanging="360"/>
+      </w:pPr>
+      <w:rPr>
+        <w:rFonts w:hint="default" w:ascii="Wingdings" w:hAnsi="Wingdings" w:cs="Wingdings"/>
+        <w:sz w:val="20"/>
+      </w:rPr>
+    </w:lvl>
+    <w:lvl w:ilvl="5" w:tentative="0">
+      <w:start w:val="1"/>
+      <w:numFmt w:val="bullet"/>
+      <w:lvlText w:val=""/>
+      <w:lvlJc w:val="left"/>
+      <w:pPr>
+        <w:tabs>
+          <w:tab w:val="left" w:pos="4320"/>
+        </w:tabs>
+        <w:ind w:left="4320" w:hanging="360"/>
+      </w:pPr>
+      <w:rPr>
+        <w:rFonts w:hint="default" w:ascii="Wingdings" w:hAnsi="Wingdings" w:cs="Wingdings"/>
+        <w:sz w:val="20"/>
+      </w:rPr>
+    </w:lvl>
+    <w:lvl w:ilvl="6" w:tentative="0">
+      <w:start w:val="1"/>
+      <w:numFmt w:val="bullet"/>
+      <w:lvlText w:val=""/>
+      <w:lvlJc w:val="left"/>
+      <w:pPr>
+        <w:tabs>
+          <w:tab w:val="left" w:pos="5040"/>
+        </w:tabs>
+        <w:ind w:left="5040" w:hanging="360"/>
+      </w:pPr>
+      <w:rPr>
+        <w:rFonts w:hint="default" w:ascii="Wingdings" w:hAnsi="Wingdings" w:cs="Wingdings"/>
+        <w:sz w:val="20"/>
+      </w:rPr>
+    </w:lvl>
+    <w:lvl w:ilvl="7" w:tentative="0">
+      <w:start w:val="1"/>
+      <w:numFmt w:val="bullet"/>
+      <w:lvlText w:val=""/>
+      <w:lvlJc w:val="left"/>
+      <w:pPr>
+        <w:tabs>
+          <w:tab w:val="left" w:pos="5760"/>
+        </w:tabs>
+        <w:ind w:left="5760" w:hanging="360"/>
+      </w:pPr>
+      <w:rPr>
+        <w:rFonts w:hint="default" w:ascii="Wingdings" w:hAnsi="Wingdings" w:cs="Wingdings"/>
+        <w:sz w:val="20"/>
+      </w:rPr>
+    </w:lvl>
+    <w:lvl w:ilvl="8" w:tentative="0">
+      <w:start w:val="1"/>
+      <w:numFmt w:val="bullet"/>
+      <w:lvlText w:val=""/>
+      <w:lvlJc w:val="left"/>
+      <w:pPr>
+        <w:tabs>
+          <w:tab w:val="left" w:pos="6480"/>
+        </w:tabs>
+        <w:ind w:left="6480" w:hanging="360"/>
+      </w:pPr>
+      <w:rPr>
+        <w:rFonts w:hint="default" w:ascii="Wingdings" w:hAnsi="Wingdings" w:cs="Wingdings"/>
+        <w:sz w:val="20"/>
+      </w:rPr>
+    </w:lvl>
+  </w:abstractNum>
+  <w:num w:numId="1">
     <w:abstractNumId w:val="0"/>
+  </w:num>
+  <w:num w:numId="2">
+    <w:abstractNumId w:val="3"/>
+  </w:num>
+  <w:num w:numId="3">
+    <w:abstractNumId w:val="2"/>
+  </w:num>
+  <w:num w:numId="4">
+    <w:abstractNumId w:val="1"/>
   </w:num>
 </w:numbering>
 </file>
 
 <file path=word/styles.xml><?xml version="1.0" encoding="utf-8"?>
-<w:styles xmlns:mc="http://schemas.openxmlformats.org/markup-compatibility/2006" xmlns:r="http://schemas.openxmlformats.org/officeDocument/2006/relationships" xmlns:w="http://schemas.openxmlformats.org/wordprocessingml/2006/main" xmlns:w14="http://schemas.microsoft.com/office/word/2010/wordml" xmlns:w15="http://schemas.microsoft.com/office/word/2012/wordml" xmlns:w16cex="http://schemas.microsoft.com/office/word/2018/wordml/cex" xmlns:w16cid="http://schemas.microsoft.com/office/word/2016/wordml/cid" xmlns:w16="http://schemas.microsoft.com/office/word/2018/wordml" xmlns:w16du="http://schemas.microsoft.com/office/word/2023/wordml/word16du" xmlns:w16sdtdh="http://schemas.microsoft.com/office/word/2020/wordml/sdtdatahash" xmlns:w16sdtfl="http://schemas.microsoft.com/office/word/2024/wordml/sdtformatlock" xmlns:w16se="http://schemas.microsoft.com/office/word/2015/wordml/symex" mc:Ignorable="w14 w15 w16se w16cid w16 w16cex w16sdtdh w16sdtfl w16du">
+<w:styles xmlns:mc="http://schemas.openxmlformats.org/markup-compatibility/2006" xmlns:o="urn:schemas-microsoft-com:office:office" xmlns:r="http://schemas.openxmlformats.org/officeDocument/2006/relationships" xmlns:m="http://schemas.openxmlformats.org/officeDocument/2006/math" xmlns:v="urn:schemas-microsoft-com:vml" xmlns:w="http://schemas.openxmlformats.org/wordprocessingml/2006/main" xmlns:w14="http://schemas.microsoft.com/office/word/2010/wordml" xmlns:w10="urn:schemas-microsoft-com:office:word" xmlns:sl="http://schemas.openxmlformats.org/schemaLibrary/2006/main" xmlns:wpsCustomData="http://www.wps.cn/officeDocument/2013/wpsCustomData" mc:Ignorable="w14">
   <w:docDefaults>
     <w:rPrDefault>
       <w:rPr>
-        <w:rFonts w:asciiTheme="minorHAnsi" w:eastAsiaTheme="minorEastAsia" w:hAnsiTheme="minorHAnsi" w:cstheme="minorBidi"/>
-        <w:kern w:val="2"/>
-        <w:sz w:val="24"/>
-        <w:szCs w:val="24"/>
-        <w:lang w:val="en-GB" w:eastAsia="zh-CN" w:bidi="ar-SA"/>
-        <w14:ligatures w14:val="standardContextual"/>
+        <w:rFonts w:ascii="Times New Roman" w:hAnsi="Times New Roman" w:eastAsia="宋体" w:cs="Times New Roman"/>
       </w:rPr>
     </w:rPrDefault>
-    <w:pPrDefault>
-      <w:pPr>
-        <w:spacing w:after="160" w:line="278" w:lineRule="auto"/>
-      </w:pPr>
-    </w:pPrDefault>
+    <w:pPrDefault/>
   </w:docDefaults>
-  <w:latentStyles w:defLockedState="0" w:defUIPriority="99" w:defSemiHidden="0" w:defUnhideWhenUsed="0" w:defQFormat="0" w:count="376">
-    <w:lsdException w:name="Normal" w:uiPriority="0" w:qFormat="1"/>
-    <w:lsdException w:name="heading 1" w:uiPriority="9" w:qFormat="1"/>
-    <w:lsdException w:name="heading 2" w:semiHidden="1" w:uiPriority="9" w:unhideWhenUsed="1" w:qFormat="1"/>
-    <w:lsdException w:name="heading 3" w:semiHidden="1" w:uiPriority="9" w:unhideWhenUsed="1" w:qFormat="1"/>
-    <w:lsdException w:name="heading 4" w:semiHidden="1" w:uiPriority="9" w:unhideWhenUsed="1" w:qFormat="1"/>
-    <w:lsdException w:name="heading 5" w:semiHidden="1" w:uiPriority="9" w:unhideWhenUsed="1" w:qFormat="1"/>
-    <w:lsdException w:name="heading 6" w:semiHidden="1" w:uiPriority="9" w:unhideWhenUsed="1" w:qFormat="1"/>
-    <w:lsdException w:name="heading 7" w:semiHidden="1" w:uiPriority="9" w:unhideWhenUsed="1" w:qFormat="1"/>
-    <w:lsdException w:name="heading 8" w:semiHidden="1" w:uiPriority="9" w:unhideWhenUsed="1" w:qFormat="1"/>
-    <w:lsdException w:name="heading 9" w:semiHidden="1" w:uiPriority="9" w:unhideWhenUsed="1" w:qFormat="1"/>
-    <w:lsdException w:name="index 1" w:semiHidden="1" w:unhideWhenUsed="1"/>
-    <w:lsdException w:name="index 2" w:semiHidden="1" w:unhideWhenUsed="1"/>
-    <w:lsdException w:name="index 3" w:semiHidden="1" w:unhideWhenUsed="1"/>
-    <w:lsdException w:name="index 4" w:semiHidden="1" w:unhideWhenUsed="1"/>
-    <w:lsdException w:name="index 5" w:semiHidden="1" w:unhideWhenUsed="1"/>
-    <w:lsdException w:name="index 6" w:semiHidden="1" w:unhideWhenUsed="1"/>
-    <w:lsdException w:name="index 7" w:semiHidden="1" w:unhideWhenUsed="1"/>
-    <w:lsdException w:name="index 8" w:semiHidden="1" w:unhideWhenUsed="1"/>
-    <w:lsdException w:name="index 9" w:semiHidden="1" w:unhideWhenUsed="1"/>
-    <w:lsdException w:name="toc 1" w:semiHidden="1" w:uiPriority="39" w:unhideWhenUsed="1"/>
-    <w:lsdException w:name="toc 2" w:semiHidden="1" w:uiPriority="39" w:unhideWhenUsed="1"/>
-    <w:lsdException w:name="toc 3" w:semiHidden="1" w:uiPriority="39" w:unhideWhenUsed="1"/>
-    <w:lsdException w:name="toc 4" w:semiHidden="1" w:uiPriority="39" w:unhideWhenUsed="1"/>
-    <w:lsdException w:name="toc 5" w:semiHidden="1" w:uiPriority="39" w:unhideWhenUsed="1"/>
-    <w:lsdException w:name="toc 6" w:semiHidden="1" w:uiPriority="39" w:unhideWhenUsed="1"/>
-    <w:lsdException w:name="toc 7" w:semiHidden="1" w:uiPriority="39" w:unhideWhenUsed="1"/>
-    <w:lsdException w:name="toc 8" w:semiHidden="1" w:uiPriority="39" w:unhideWhenUsed="1"/>
-    <w:lsdException w:name="toc 9" w:semiHidden="1" w:uiPriority="39" w:unhideWhenUsed="1"/>
-    <w:lsdException w:name="Normal Indent" w:semiHidden="1" w:unhideWhenUsed="1"/>
-    <w:lsdException w:name="footnote text" w:semiHidden="1" w:unhideWhenUsed="1"/>
-    <w:lsdException w:name="annotation text" w:semiHidden="1" w:unhideWhenUsed="1"/>
-    <w:lsdException w:name="header" w:semiHidden="1" w:unhideWhenUsed="1"/>
-    <w:lsdException w:name="footer" w:semiHidden="1" w:unhideWhenUsed="1"/>
-    <w:lsdException w:name="index heading" w:semiHidden="1" w:unhideWhenUsed="1"/>
-    <w:lsdException w:name="caption" w:semiHidden="1" w:uiPriority="35" w:unhideWhenUsed="1" w:qFormat="1"/>
-    <w:lsdException w:name="table of figures" w:semiHidden="1" w:unhideWhenUsed="1"/>
-    <w:lsdException w:name="envelope address" w:semiHidden="1" w:unhideWhenUsed="1"/>
-    <w:lsdException w:name="envelope return" w:semiHidden="1" w:unhideWhenUsed="1"/>
-    <w:lsdException w:name="footnote reference" w:semiHidden="1" w:unhideWhenUsed="1"/>
-    <w:lsdException w:name="annotation reference" w:semiHidden="1" w:unhideWhenUsed="1"/>
-    <w:lsdException w:name="line number" w:semiHidden="1" w:unhideWhenUsed="1"/>
-    <w:lsdException w:name="page number" w:semiHidden="1" w:unhideWhenUsed="1"/>
-    <w:lsdException w:name="endnote reference" w:semiHidden="1" w:unhideWhenUsed="1"/>
-    <w:lsdException w:name="endnote text" w:semiHidden="1" w:unhideWhenUsed="1"/>
-    <w:lsdException w:name="table of authorities" w:semiHidden="1" w:unhideWhenUsed="1"/>
-    <w:lsdException w:name="macro" w:semiHidden="1" w:unhideWhenUsed="1"/>
-    <w:lsdException w:name="toa heading" w:semiHidden="1" w:unhideWhenUsed="1"/>
-    <w:lsdException w:name="List" w:semiHidden="1" w:unhideWhenUsed="1"/>
-    <w:lsdException w:name="List Bullet" w:semiHidden="1" w:unhideWhenUsed="1"/>
-    <w:lsdException w:name="List Number" w:semiHidden="1" w:unhideWhenUsed="1"/>
-    <w:lsdException w:name="List 2" w:semiHidden="1" w:unhideWhenUsed="1"/>
-    <w:lsdException w:name="List 3" w:semiHidden="1" w:unhideWhenUsed="1"/>
-    <w:lsdException w:name="List 4" w:semiHidden="1" w:unhideWhenUsed="1"/>
-    <w:lsdException w:name="List 5" w:semiHidden="1" w:unhideWhenUsed="1"/>
-    <w:lsdException w:name="List Bullet 2" w:semiHidden="1" w:unhideWhenUsed="1"/>
-    <w:lsdException w:name="List Bullet 3" w:semiHidden="1" w:unhideWhenUsed="1"/>
-    <w:lsdException w:name="List Bullet 4" w:semiHidden="1" w:unhideWhenUsed="1"/>
-    <w:lsdException w:name="List Bullet 5" w:semiHidden="1" w:unhideWhenUsed="1"/>
-    <w:lsdException w:name="List Number 2" w:semiHidden="1" w:unhideWhenUsed="1"/>
-    <w:lsdException w:name="List Number 3" w:semiHidden="1" w:unhideWhenUsed="1"/>
-    <w:lsdException w:name="List Number 4" w:semiHidden="1" w:unhideWhenUsed="1"/>
-    <w:lsdException w:name="List Number 5" w:semiHidden="1" w:unhideWhenUsed="1"/>
-    <w:lsdException w:name="Title" w:uiPriority="10" w:qFormat="1"/>
-    <w:lsdException w:name="Closing" w:semiHidden="1" w:unhideWhenUsed="1"/>
-    <w:lsdException w:name="Signature" w:semiHidden="1" w:unhideWhenUsed="1"/>
-    <w:lsdException w:name="Default Paragraph Font" w:semiHidden="1" w:uiPriority="1" w:unhideWhenUsed="1"/>
-    <w:lsdException w:name="Body Text" w:semiHidden="1" w:unhideWhenUsed="1"/>
-    <w:lsdException w:name="Body Text Indent" w:semiHidden="1" w:unhideWhenUsed="1"/>
-    <w:lsdException w:name="List Continue" w:semiHidden="1" w:unhideWhenUsed="1"/>
-    <w:lsdException w:name="List Continue 2" w:semiHidden="1" w:unhideWhenUsed="1"/>
-    <w:lsdException w:name="List Continue 3" w:semiHidden="1" w:unhideWhenUsed="1"/>
-    <w:lsdException w:name="List Continue 4" w:semiHidden="1" w:unhideWhenUsed="1"/>
-    <w:lsdException w:name="List Continue 5" w:semiHidden="1" w:unhideWhenUsed="1"/>
-    <w:lsdException w:name="Message Header" w:semiHidden="1" w:unhideWhenUsed="1"/>
-    <w:lsdException w:name="Subtitle" w:uiPriority="11" w:qFormat="1"/>
-    <w:lsdException w:name="Salutation" w:semiHidden="1" w:unhideWhenUsed="1"/>
-    <w:lsdException w:name="Date" w:semiHidden="1" w:unhideWhenUsed="1"/>
-    <w:lsdException w:name="Body Text First Indent" w:semiHidden="1" w:unhideWhenUsed="1"/>
-    <w:lsdException w:name="Body Text First Indent 2" w:semiHidden="1" w:unhideWhenUsed="1"/>
-    <w:lsdException w:name="Note Heading" w:semiHidden="1" w:unhideWhenUsed="1"/>
-    <w:lsdException w:name="Body Text 2" w:semiHidden="1" w:unhideWhenUsed="1"/>
-    <w:lsdException w:name="Body Text 3" w:semiHidden="1" w:unhideWhenUsed="1"/>
-    <w:lsdException w:name="Body Text Indent 2" w:semiHidden="1" w:unhideWhenUsed="1"/>
-    <w:lsdException w:name="Body Text Indent 3" w:semiHidden="1" w:unhideWhenUsed="1"/>
-    <w:lsdException w:name="Block Text" w:semiHidden="1" w:unhideWhenUsed="1"/>
-    <w:lsdException w:name="Hyperlink" w:semiHidden="1" w:unhideWhenUsed="1"/>
-    <w:lsdException w:name="FollowedHyperlink" w:semiHidden="1" w:unhideWhenUsed="1"/>
-    <w:lsdException w:name="Strong" w:uiPriority="22" w:qFormat="1"/>
-    <w:lsdException w:name="Emphasis" w:uiPriority="20" w:qFormat="1"/>
-    <w:lsdException w:name="Document Map" w:semiHidden="1" w:unhideWhenUsed="1"/>
-    <w:lsdException w:name="Plain Text" w:semiHidden="1" w:unhideWhenUsed="1"/>
-    <w:lsdException w:name="E-mail Signature" w:semiHidden="1" w:unhideWhenUsed="1"/>
-    <w:lsdException w:name="HTML Top of Form" w:semiHidden="1" w:unhideWhenUsed="1"/>
-    <w:lsdException w:name="HTML Bottom of Form" w:semiHidden="1" w:unhideWhenUsed="1"/>
-    <w:lsdException w:name="Normal (Web)" w:semiHidden="1" w:unhideWhenUsed="1"/>
-    <w:lsdException w:name="HTML Acronym" w:semiHidden="1" w:unhideWhenUsed="1"/>
-    <w:lsdException w:name="HTML Address" w:semiHidden="1" w:unhideWhenUsed="1"/>
-    <w:lsdException w:name="HTML Cite" w:semiHidden="1" w:unhideWhenUsed="1"/>
-    <w:lsdException w:name="HTML Code" w:semiHidden="1" w:unhideWhenUsed="1"/>
-    <w:lsdException w:name="HTML Definition" w:semiHidden="1" w:unhideWhenUsed="1"/>
-    <w:lsdException w:name="HTML Keyboard" w:semiHidden="1" w:unhideWhenUsed="1"/>
-    <w:lsdException w:name="HTML Preformatted" w:semiHidden="1" w:unhideWhenUsed="1"/>
-    <w:lsdException w:name="HTML Sample" w:semiHidden="1" w:unhideWhenUsed="1"/>
-    <w:lsdException w:name="HTML Typewriter" w:semiHidden="1" w:unhideWhenUsed="1"/>
-    <w:lsdException w:name="HTML Variable" w:semiHidden="1" w:unhideWhenUsed="1"/>
-    <w:lsdException w:name="Normal Table" w:semiHidden="1" w:unhideWhenUsed="1"/>
-    <w:lsdException w:name="annotation subject" w:semiHidden="1" w:unhideWhenUsed="1"/>
-    <w:lsdException w:name="No List" w:semiHidden="1" w:unhideWhenUsed="1"/>
-    <w:lsdException w:name="Outline List 1" w:semiHidden="1" w:unhideWhenUsed="1"/>
-    <w:lsdException w:name="Outline List 2" w:semiHidden="1" w:unhideWhenUsed="1"/>
-    <w:lsdException w:name="Outline List 3" w:semiHidden="1" w:unhideWhenUsed="1"/>
-    <w:lsdException w:name="Table Simple 1" w:semiHidden="1" w:unhideWhenUsed="1"/>
-    <w:lsdException w:name="Table Simple 2" w:semiHidden="1" w:unhideWhenUsed="1"/>
-    <w:lsdException w:name="Table Simple 3" w:semiHidden="1" w:unhideWhenUsed="1"/>
-    <w:lsdException w:name="Table Classic 1" w:semiHidden="1" w:unhideWhenUsed="1"/>
-    <w:lsdException w:name="Table Classic 2" w:semiHidden="1" w:unhideWhenUsed="1"/>
-    <w:lsdException w:name="Table Classic 3" w:semiHidden="1" w:unhideWhenUsed="1"/>
-    <w:lsdException w:name="Table Classic 4" w:semiHidden="1" w:unhideWhenUsed="1"/>
-    <w:lsdException w:name="Table Colorful 1" w:semiHidden="1" w:unhideWhenUsed="1"/>
-    <w:lsdException w:name="Table Colorful 2" w:semiHidden="1" w:unhideWhenUsed="1"/>
-    <w:lsdException w:name="Table Colorful 3" w:semiHidden="1" w:unhideWhenUsed="1"/>
-    <w:lsdException w:name="Table Columns 1" w:semiHidden="1" w:unhideWhenUsed="1"/>
-    <w:lsdException w:name="Table Columns 2" w:semiHidden="1" w:unhideWhenUsed="1"/>
-    <w:lsdException w:name="Table Columns 3" w:semiHidden="1" w:unhideWhenUsed="1"/>
-    <w:lsdException w:name="Table Columns 4" w:semiHidden="1" w:unhideWhenUsed="1"/>
-    <w:lsdException w:name="Table Columns 5" w:semiHidden="1" w:unhideWhenUsed="1"/>
-    <w:lsdException w:name="Table Grid 1" w:semiHidden="1" w:unhideWhenUsed="1"/>
-    <w:lsdException w:name="Table Grid 2" w:semiHidden="1" w:unhideWhenUsed="1"/>
-    <w:lsdException w:name="Table Grid 3" w:semiHidden="1" w:unhideWhenUsed="1"/>
-    <w:lsdException w:name="Table Grid 4" w:semiHidden="1" w:unhideWhenUsed="1"/>
-    <w:lsdException w:name="Table Grid 5" w:semiHidden="1" w:unhideWhenUsed="1"/>
-    <w:lsdException w:name="Table Grid 6" w:semiHidden="1" w:unhideWhenUsed="1"/>
-    <w:lsdException w:name="Table Grid 7" w:semiHidden="1" w:unhideWhenUsed="1"/>
-    <w:lsdException w:name="Table Grid 8" w:semiHidden="1" w:unhideWhenUsed="1"/>
-    <w:lsdException w:name="Table List 1" w:semiHidden="1" w:unhideWhenUsed="1"/>
-    <w:lsdException w:name="Table List 2" w:semiHidden="1" w:unhideWhenUsed="1"/>
-    <w:lsdException w:name="Table List 3" w:semiHidden="1" w:unhideWhenUsed="1"/>
-    <w:lsdException w:name="Table List 4" w:semiHidden="1" w:unhideWhenUsed="1"/>
-    <w:lsdException w:name="Table List 5" w:semiHidden="1" w:unhideWhenUsed="1"/>
-    <w:lsdException w:name="Table List 6" w:semiHidden="1" w:unhideWhenUsed="1"/>
-    <w:lsdException w:name="Table List 7" w:semiHidden="1" w:unhideWhenUsed="1"/>
-    <w:lsdException w:name="Table List 8" w:semiHidden="1" w:unhideWhenUsed="1"/>
-    <w:lsdException w:name="Table 3D effects 1" w:semiHidden="1" w:unhideWhenUsed="1"/>
-    <w:lsdException w:name="Table 3D effects 2" w:semiHidden="1" w:unhideWhenUsed="1"/>
-    <w:lsdException w:name="Table 3D effects 3" w:semiHidden="1" w:unhideWhenUsed="1"/>
-    <w:lsdException w:name="Table Contemporary" w:semiHidden="1" w:unhideWhenUsed="1"/>
-    <w:lsdException w:name="Table Elegant" w:semiHidden="1" w:unhideWhenUsed="1"/>
-    <w:lsdException w:name="Table Professional" w:semiHidden="1" w:unhideWhenUsed="1"/>
-    <w:lsdException w:name="Table Subtle 1" w:semiHidden="1" w:unhideWhenUsed="1"/>
-    <w:lsdException w:name="Table Subtle 2" w:semiHidden="1" w:unhideWhenUsed="1"/>
-    <w:lsdException w:name="Table Web 1" w:semiHidden="1" w:unhideWhenUsed="1"/>
-    <w:lsdException w:name="Table Web 2" w:semiHidden="1" w:unhideWhenUsed="1"/>
-    <w:lsdException w:name="Table Web 3" w:semiHidden="1" w:unhideWhenUsed="1"/>
-    <w:lsdException w:name="Balloon Text" w:semiHidden="1" w:unhideWhenUsed="1"/>
-    <w:lsdException w:name="Table Grid" w:uiPriority="39"/>
-    <w:lsdException w:name="Table Theme" w:semiHidden="1" w:unhideWhenUsed="1"/>
-    <w:lsdException w:name="Placeholder Text" w:semiHidden="1"/>
-    <w:lsdException w:name="No Spacing" w:uiPriority="1" w:qFormat="1"/>
-    <w:lsdException w:name="Light Shading" w:uiPriority="60"/>
-    <w:lsdException w:name="Light List" w:uiPriority="61"/>
-    <w:lsdException w:name="Light Grid" w:uiPriority="62"/>
-    <w:lsdException w:name="Medium Shading 1" w:uiPriority="63"/>
-    <w:lsdException w:name="Medium Shading 2" w:uiPriority="64"/>
-    <w:lsdException w:name="Medium List 1" w:uiPriority="65"/>
-    <w:lsdException w:name="Medium List 2" w:uiPriority="66"/>
-    <w:lsdException w:name="Medium Grid 1" w:uiPriority="67"/>
-    <w:lsdException w:name="Medium Grid 2" w:uiPriority="68"/>
-    <w:lsdException w:name="Medium Grid 3" w:uiPriority="69"/>
-    <w:lsdException w:name="Dark List" w:uiPriority="70"/>
-    <w:lsdException w:name="Colorful Shading" w:uiPriority="71"/>
-    <w:lsdException w:name="Colorful List" w:uiPriority="72"/>
-    <w:lsdException w:name="Colorful Grid" w:uiPriority="73"/>
-    <w:lsdException w:name="Light Shading Accent 1" w:uiPriority="60"/>
-    <w:lsdException w:name="Light List Accent 1" w:uiPriority="61"/>
-    <w:lsdException w:name="Light Grid Accent 1" w:uiPriority="62"/>
-    <w:lsdException w:name="Medium Shading 1 Accent 1" w:uiPriority="63"/>
-    <w:lsdException w:name="Medium Shading 2 Accent 1" w:uiPriority="64"/>
-    <w:lsdException w:name="Medium List 1 Accent 1" w:uiPriority="65"/>
-    <w:lsdException w:name="Revision" w:semiHidden="1"/>
-    <w:lsdException w:name="List Paragraph" w:uiPriority="34" w:qFormat="1"/>
-    <w:lsdException w:name="Quote" w:uiPriority="29" w:qFormat="1"/>
-    <w:lsdException w:name="Intense Quote" w:uiPriority="30" w:qFormat="1"/>
-    <w:lsdException w:name="Medium List 2 Accent 1" w:uiPriority="66"/>
-    <w:lsdException w:name="Medium Grid 1 Accent 1" w:uiPriority="67"/>
-    <w:lsdException w:name="Medium Grid 2 Accent 1" w:uiPriority="68"/>
-    <w:lsdException w:name="Medium Grid 3 Accent 1" w:uiPriority="69"/>
-    <w:lsdException w:name="Dark List Accent 1" w:uiPriority="70"/>
-    <w:lsdException w:name="Colorful Shading Accent 1" w:uiPriority="71"/>
-    <w:lsdException w:name="Colorful List Accent 1" w:uiPriority="72"/>
-    <w:lsdException w:name="Colorful Grid Accent 1" w:uiPriority="73"/>
-    <w:lsdException w:name="Light Shading Accent 2" w:uiPriority="60"/>
-    <w:lsdException w:name="Light List Accent 2" w:uiPriority="61"/>
-    <w:lsdException w:name="Light Grid Accent 2" w:uiPriority="62"/>
-    <w:lsdException w:name="Medium Shading 1 Accent 2" w:uiPriority="63"/>
-    <w:lsdException w:name="Medium Shading 2 Accent 2" w:uiPriority="64"/>
-    <w:lsdException w:name="Medium List 1 Accent 2" w:uiPriority="65"/>
-    <w:lsdException w:name="Medium List 2 Accent 2" w:uiPriority="66"/>
-    <w:lsdException w:name="Medium Grid 1 Accent 2" w:uiPriority="67"/>
-    <w:lsdException w:name="Medium Grid 2 Accent 2" w:uiPriority="68"/>
-    <w:lsdException w:name="Medium Grid 3 Accent 2" w:uiPriority="69"/>
-    <w:lsdException w:name="Dark List Accent 2" w:uiPriority="70"/>
-    <w:lsdException w:name="Colorful Shading Accent 2" w:uiPriority="71"/>
-    <w:lsdException w:name="Colorful List Accent 2" w:uiPriority="72"/>
-    <w:lsdException w:name="Colorful Grid Accent 2" w:uiPriority="73"/>
-    <w:lsdException w:name="Light Shading Accent 3" w:uiPriority="60"/>
-    <w:lsdException w:name="Light List Accent 3" w:uiPriority="61"/>
-    <w:lsdException w:name="Light Grid Accent 3" w:uiPriority="62"/>
-    <w:lsdException w:name="Medium Shading 1 Accent 3" w:uiPriority="63"/>
-    <w:lsdException w:name="Medium Shading 2 Accent 3" w:uiPriority="64"/>
-    <w:lsdException w:name="Medium List 1 Accent 3" w:uiPriority="65"/>
-    <w:lsdException w:name="Medium List 2 Accent 3" w:uiPriority="66"/>
-    <w:lsdException w:name="Medium Grid 1 Accent 3" w:uiPriority="67"/>
-    <w:lsdException w:name="Medium Grid 2 Accent 3" w:uiPriority="68"/>
-    <w:lsdException w:name="Medium Grid 3 Accent 3" w:uiPriority="69"/>
-    <w:lsdException w:name="Dark List Accent 3" w:uiPriority="70"/>
-    <w:lsdException w:name="Colorful Shading Accent 3" w:uiPriority="71"/>
-    <w:lsdException w:name="Colorful List Accent 3" w:uiPriority="72"/>
-    <w:lsdException w:name="Colorful Grid Accent 3" w:uiPriority="73"/>
-    <w:lsdException w:name="Light Shading Accent 4" w:uiPriority="60"/>
-    <w:lsdException w:name="Light List Accent 4" w:uiPriority="61"/>
-    <w:lsdException w:name="Light Grid Accent 4" w:uiPriority="62"/>
-    <w:lsdException w:name="Medium Shading 1 Accent 4" w:uiPriority="63"/>
-    <w:lsdException w:name="Medium Shading 2 Accent 4" w:uiPriority="64"/>
-    <w:lsdException w:name="Medium List 1 Accent 4" w:uiPriority="65"/>
-    <w:lsdException w:name="Medium List 2 Accent 4" w:uiPriority="66"/>
-    <w:lsdException w:name="Medium Grid 1 Accent 4" w:uiPriority="67"/>
-    <w:lsdException w:name="Medium Grid 2 Accent 4" w:uiPriority="68"/>
-    <w:lsdException w:name="Medium Grid 3 Accent 4" w:uiPriority="69"/>
-    <w:lsdException w:name="Dark List Accent 4" w:uiPriority="70"/>
-    <w:lsdException w:name="Colorful Shading Accent 4" w:uiPriority="71"/>
-    <w:lsdException w:name="Colorful List Accent 4" w:uiPriority="72"/>
-    <w:lsdException w:name="Colorful Grid Accent 4" w:uiPriority="73"/>
-    <w:lsdException w:name="Light Shading Accent 5" w:uiPriority="60"/>
-    <w:lsdException w:name="Light List Accent 5" w:uiPriority="61"/>
-    <w:lsdException w:name="Light Grid Accent 5" w:uiPriority="62"/>
-    <w:lsdException w:name="Medium Shading 1 Accent 5" w:uiPriority="63"/>
-    <w:lsdException w:name="Medium Shading 2 Accent 5" w:uiPriority="64"/>
-    <w:lsdException w:name="Medium List 1 Accent 5" w:uiPriority="65"/>
-    <w:lsdException w:name="Medium List 2 Accent 5" w:uiPriority="66"/>
-    <w:lsdException w:name="Medium Grid 1 Accent 5" w:uiPriority="67"/>
-    <w:lsdException w:name="Medium Grid 2 Accent 5" w:uiPriority="68"/>
-    <w:lsdException w:name="Medium Grid 3 Accent 5" w:uiPriority="69"/>
-    <w:lsdException w:name="Dark List Accent 5" w:uiPriority="70"/>
-    <w:lsdException w:name="Colorful Shading Accent 5" w:uiPriority="71"/>
-    <w:lsdException w:name="Colorful List Accent 5" w:uiPriority="72"/>
-    <w:lsdException w:name="Colorful Grid Accent 5" w:uiPriority="73"/>
-    <w:lsdException w:name="Light Shading Accent 6" w:uiPriority="60"/>
-    <w:lsdException w:name="Light List Accent 6" w:uiPriority="61"/>
-    <w:lsdException w:name="Light Grid Accent 6" w:uiPriority="62"/>
-    <w:lsdException w:name="Medium Shading 1 Accent 6" w:uiPriority="63"/>
-    <w:lsdException w:name="Medium Shading 2 Accent 6" w:uiPriority="64"/>
-    <w:lsdException w:name="Medium List 1 Accent 6" w:uiPriority="65"/>
-    <w:lsdException w:name="Medium List 2 Accent 6" w:uiPriority="66"/>
-    <w:lsdException w:name="Medium Grid 1 Accent 6" w:uiPriority="67"/>
-    <w:lsdException w:name="Medium Grid 2 Accent 6" w:uiPriority="68"/>
-    <w:lsdException w:name="Medium Grid 3 Accent 6" w:uiPriority="69"/>
-    <w:lsdException w:name="Dark List Accent 6" w:uiPriority="70"/>
-    <w:lsdException w:name="Colorful Shading Accent 6" w:uiPriority="71"/>
-    <w:lsdException w:name="Colorful List Accent 6" w:uiPriority="72"/>
-    <w:lsdException w:name="Colorful Grid Accent 6" w:uiPriority="73"/>
-    <w:lsdException w:name="Subtle Emphasis" w:uiPriority="19" w:qFormat="1"/>
-    <w:lsdException w:name="Intense Emphasis" w:uiPriority="21" w:qFormat="1"/>
-    <w:lsdException w:name="Subtle Reference" w:uiPriority="31" w:qFormat="1"/>
-    <w:lsdException w:name="Intense Reference" w:uiPriority="32" w:qFormat="1"/>
-    <w:lsdException w:name="Book Title" w:uiPriority="33" w:qFormat="1"/>
-    <w:lsdException w:name="Bibliography" w:semiHidden="1" w:uiPriority="37" w:unhideWhenUsed="1"/>
-    <w:lsdException w:name="TOC Heading" w:semiHidden="1" w:uiPriority="39" w:unhideWhenUsed="1" w:qFormat="1"/>
-    <w:lsdException w:name="Plain Table 1" w:uiPriority="41"/>
-    <w:lsdException w:name="Plain Table 2" w:uiPriority="42"/>
-    <w:lsdException w:name="Plain Table 3" w:uiPriority="43"/>
-    <w:lsdException w:name="Plain Table 4" w:uiPriority="44"/>
-    <w:lsdException w:name="Plain Table 5" w:uiPriority="45"/>
-    <w:lsdException w:name="Grid Table Light" w:uiPriority="40"/>
-    <w:lsdException w:name="Grid Table 1 Light" w:uiPriority="46"/>
-    <w:lsdException w:name="Grid Table 2" w:uiPriority="47"/>
-    <w:lsdException w:name="Grid Table 3" w:uiPriority="48"/>
-    <w:lsdException w:name="Grid Table 4" w:uiPriority="49"/>
-    <w:lsdException w:name="Grid Table 5 Dark" w:uiPriority="50"/>
-    <w:lsdException w:name="Grid Table 6 Colorful" w:uiPriority="51"/>
-    <w:lsdException w:name="Grid Table 7 Colorful" w:uiPriority="52"/>
-    <w:lsdException w:name="Grid Table 1 Light Accent 1" w:uiPriority="46"/>
-    <w:lsdException w:name="Grid Table 2 Accent 1" w:uiPriority="47"/>
-    <w:lsdException w:name="Grid Table 3 Accent 1" w:uiPriority="48"/>
-    <w:lsdException w:name="Grid Table 4 Accent 1" w:uiPriority="49"/>
-    <w:lsdException w:name="Grid Table 5 Dark Accent 1" w:uiPriority="50"/>
-    <w:lsdException w:name="Grid Table 6 Colorful Accent 1" w:uiPriority="51"/>
-    <w:lsdException w:name="Grid Table 7 Colorful Accent 1" w:uiPriority="52"/>
-    <w:lsdException w:name="Grid Table 1 Light Accent 2" w:uiPriority="46"/>
-    <w:lsdException w:name="Grid Table 2 Accent 2" w:uiPriority="47"/>
-    <w:lsdException w:name="Grid Table 3 Accent 2" w:uiPriority="48"/>
-    <w:lsdException w:name="Grid Table 4 Accent 2" w:uiPriority="49"/>
-    <w:lsdException w:name="Grid Table 5 Dark Accent 2" w:uiPriority="50"/>
-    <w:lsdException w:name="Grid Table 6 Colorful Accent 2" w:uiPriority="51"/>
-    <w:lsdException w:name="Grid Table 7 Colorful Accent 2" w:uiPriority="52"/>
-    <w:lsdException w:name="Grid Table 1 Light Accent 3" w:uiPriority="46"/>
-    <w:lsdException w:name="Grid Table 2 Accent 3" w:uiPriority="47"/>
-    <w:lsdException w:name="Grid Table 3 Accent 3" w:uiPriority="48"/>
-    <w:lsdException w:name="Grid Table 4 Accent 3" w:uiPriority="49"/>
-    <w:lsdException w:name="Grid Table 5 Dark Accent 3" w:uiPriority="50"/>
-    <w:lsdException w:name="Grid Table 6 Colorful Accent 3" w:uiPriority="51"/>
-    <w:lsdException w:name="Grid Table 7 Colorful Accent 3" w:uiPriority="52"/>
-    <w:lsdException w:name="Grid Table 1 Light Accent 4" w:uiPriority="46"/>
-    <w:lsdException w:name="Grid Table 2 Accent 4" w:uiPriority="47"/>
-    <w:lsdException w:name="Grid Table 3 Accent 4" w:uiPriority="48"/>
-    <w:lsdException w:name="Grid Table 4 Accent 4" w:uiPriority="49"/>
-    <w:lsdException w:name="Grid Table 5 Dark Accent 4" w:uiPriority="50"/>
-    <w:lsdException w:name="Grid Table 6 Colorful Accent 4" w:uiPriority="51"/>
-    <w:lsdException w:name="Grid Table 7 Colorful Accent 4" w:uiPriority="52"/>
-    <w:lsdException w:name="Grid Table 1 Light Accent 5" w:uiPriority="46"/>
-    <w:lsdException w:name="Grid Table 2 Accent 5" w:uiPriority="47"/>
-    <w:lsdException w:name="Grid Table 3 Accent 5" w:uiPriority="48"/>
-    <w:lsdException w:name="Grid Table 4 Accent 5" w:uiPriority="49"/>
-    <w:lsdException w:name="Grid Table 5 Dark Accent 5" w:uiPriority="50"/>
-    <w:lsdException w:name="Grid Table 6 Colorful Accent 5" w:uiPriority="51"/>
-    <w:lsdException w:name="Grid Table 7 Colorful Accent 5" w:uiPriority="52"/>
-    <w:lsdException w:name="Grid Table 1 Light Accent 6" w:uiPriority="46"/>
-    <w:lsdException w:name="Grid Table 2 Accent 6" w:uiPriority="47"/>
-    <w:lsdException w:name="Grid Table 3 Accent 6" w:uiPriority="48"/>
-    <w:lsdException w:name="Grid Table 4 Accent 6" w:uiPriority="49"/>
-    <w:lsdException w:name="Grid Table 5 Dark Accent 6" w:uiPriority="50"/>
-    <w:lsdException w:name="Grid Table 6 Colorful Accent 6" w:uiPriority="51"/>
-    <w:lsdException w:name="Grid Table 7 Colorful Accent 6" w:uiPriority="52"/>
-    <w:lsdException w:name="List Table 1 Light" w:uiPriority="46"/>
-    <w:lsdException w:name="List Table 2" w:uiPriority="47"/>
-    <w:lsdException w:name="List Table 3" w:uiPriority="48"/>
-    <w:lsdException w:name="List Table 4" w:uiPriority="49"/>
-    <w:lsdException w:name="List Table 5 Dark" w:uiPriority="50"/>
-    <w:lsdException w:name="List Table 6 Colorful" w:uiPriority="51"/>
-    <w:lsdException w:name="List Table 7 Colorful" w:uiPriority="52"/>
-    <w:lsdException w:name="List Table 1 Light Accent 1" w:uiPriority="46"/>
-    <w:lsdException w:name="List Table 2 Accent 1" w:uiPriority="47"/>
-    <w:lsdException w:name="List Table 3 Accent 1" w:uiPriority="48"/>
-    <w:lsdException w:name="List Table 4 Accent 1" w:uiPriority="49"/>
-    <w:lsdException w:name="List Table 5 Dark Accent 1" w:uiPriority="50"/>
-    <w:lsdException w:name="List Table 6 Colorful Accent 1" w:uiPriority="51"/>
-    <w:lsdException w:name="List Table 7 Colorful Accent 1" w:uiPriority="52"/>
-    <w:lsdException w:name="List Table 1 Light Accent 2" w:uiPriority="46"/>
-    <w:lsdException w:name="List Table 2 Accent 2" w:uiPriority="47"/>
-    <w:lsdException w:name="List Table 3 Accent 2" w:uiPriority="48"/>
-    <w:lsdException w:name="List Table 4 Accent 2" w:uiPriority="49"/>
-    <w:lsdException w:name="List Table 5 Dark Accent 2" w:uiPriority="50"/>
-    <w:lsdException w:name="List Table 6 Colorful Accent 2" w:uiPriority="51"/>
-    <w:lsdException w:name="List Table 7 Colorful Accent 2" w:uiPriority="52"/>
-    <w:lsdException w:name="List Table 1 Light Accent 3" w:uiPriority="46"/>
-    <w:lsdException w:name="List Table 2 Accent 3" w:uiPriority="47"/>
-    <w:lsdException w:name="List Table 3 Accent 3" w:uiPriority="48"/>
-    <w:lsdException w:name="List Table 4 Accent 3" w:uiPriority="49"/>
-    <w:lsdException w:name="List Table 5 Dark Accent 3" w:uiPriority="50"/>
-    <w:lsdException w:name="List Table 6 Colorful Accent 3" w:uiPriority="51"/>
-    <w:lsdException w:name="List Table 7 Colorful Accent 3" w:uiPriority="52"/>
-    <w:lsdException w:name="List Table 1 Light Accent 4" w:uiPriority="46"/>
-    <w:lsdException w:name="List Table 2 Accent 4" w:uiPriority="47"/>
-    <w:lsdException w:name="List Table 3 Accent 4" w:uiPriority="48"/>
-    <w:lsdException w:name="List Table 4 Accent 4" w:uiPriority="49"/>
-    <w:lsdException w:name="List Table 5 Dark Accent 4" w:uiPriority="50"/>
-    <w:lsdException w:name="List Table 6 Colorful Accent 4" w:uiPriority="51"/>
-    <w:lsdException w:name="List Table 7 Colorful Accent 4" w:uiPriority="52"/>
-    <w:lsdException w:name="List Table 1 Light Accent 5" w:uiPriority="46"/>
-    <w:lsdException w:name="List Table 2 Accent 5" w:uiPriority="47"/>
-    <w:lsdException w:name="List Table 3 Accent 5" w:uiPriority="48"/>
-    <w:lsdException w:name="List Table 4 Accent 5" w:uiPriority="49"/>
-    <w:lsdException w:name="List Table 5 Dark Accent 5" w:uiPriority="50"/>
-    <w:lsdException w:name="List Table 6 Colorful Accent 5" w:uiPriority="51"/>
-    <w:lsdException w:name="List Table 7 Colorful Accent 5" w:uiPriority="52"/>
-    <w:lsdException w:name="List Table 1 Light Accent 6" w:uiPriority="46"/>
-    <w:lsdException w:name="List Table 2 Accent 6" w:uiPriority="47"/>
-    <w:lsdException w:name="List Table 3 Accent 6" w:uiPriority="48"/>
-    <w:lsdException w:name="List Table 4 Accent 6" w:uiPriority="49"/>
-    <w:lsdException w:name="List Table 5 Dark Accent 6" w:uiPriority="50"/>
-    <w:lsdException w:name="List Table 6 Colorful Accent 6" w:uiPriority="51"/>
-    <w:lsdException w:name="List Table 7 Colorful Accent 6" w:uiPriority="52"/>
-    <w:lsdException w:name="Mention" w:semiHidden="1" w:unhideWhenUsed="1"/>
-    <w:lsdException w:name="Smart Hyperlink" w:semiHidden="1" w:unhideWhenUsed="1"/>
-    <w:lsdException w:name="Hashtag" w:semiHidden="1" w:unhideWhenUsed="1"/>
-    <w:lsdException w:name="Unresolved Mention" w:semiHidden="1" w:unhideWhenUsed="1"/>
-    <w:lsdException w:name="Smart Link" w:semiHidden="1" w:unhideWhenUsed="1"/>
+  <w:latentStyles w:count="260" w:defQFormat="0" w:defUnhideWhenUsed="1" w:defSemiHidden="1" w:defUIPriority="99" w:defLockedState="0">
+    <w:lsdException w:qFormat="1" w:unhideWhenUsed="0" w:uiPriority="0" w:semiHidden="0" w:name="Normal"/>
+    <w:lsdException w:qFormat="1" w:unhideWhenUsed="0" w:uiPriority="9" w:semiHidden="0" w:name="heading 1"/>
+    <w:lsdException w:qFormat="1" w:uiPriority="9" w:semiHidden="0" w:name="heading 2"/>
+    <w:lsdException w:qFormat="1" w:uiPriority="9" w:name="heading 3"/>
+    <w:lsdException w:qFormat="1" w:uiPriority="9" w:name="heading 4"/>
+    <w:lsdException w:qFormat="1" w:uiPriority="9" w:name="heading 5"/>
+    <w:lsdException w:qFormat="1" w:uiPriority="9" w:name="heading 6"/>
+    <w:lsdException w:qFormat="1" w:uiPriority="9" w:name="heading 7"/>
+    <w:lsdException w:qFormat="1" w:uiPriority="9" w:name="heading 8"/>
+    <w:lsdException w:qFormat="1" w:uiPriority="9" w:name="heading 9"/>
+    <w:lsdException w:uiPriority="99" w:name="index 1"/>
+    <w:lsdException w:uiPriority="99" w:name="index 2"/>
+    <w:lsdException w:uiPriority="99" w:name="index 3"/>
+    <w:lsdException w:uiPriority="99" w:name="index 4"/>
+    <w:lsdException w:uiPriority="99" w:name="index 5"/>
+    <w:lsdException w:uiPriority="99" w:name="index 6"/>
+    <w:lsdException w:uiPriority="99" w:name="index 7"/>
+    <w:lsdException w:uiPriority="99" w:name="index 8"/>
+    <w:lsdException w:uiPriority="99" w:name="index 9"/>
+    <w:lsdException w:uiPriority="39" w:name="toc 1"/>
+    <w:lsdException w:uiPriority="39" w:name="toc 2"/>
+    <w:lsdException w:uiPriority="39" w:name="toc 3"/>
+    <w:lsdException w:uiPriority="39" w:name="toc 4"/>
+    <w:lsdException w:uiPriority="39" w:name="toc 5"/>
+    <w:lsdException w:uiPriority="39" w:name="toc 6"/>
+    <w:lsdException w:uiPriority="39" w:name="toc 7"/>
+    <w:lsdException w:uiPriority="39" w:name="toc 8"/>
+    <w:lsdException w:uiPriority="39" w:name="toc 9"/>
+    <w:lsdException w:uiPriority="99" w:name="Normal Indent"/>
+    <w:lsdException w:uiPriority="99" w:name="footnote text"/>
+    <w:lsdException w:uiPriority="99" w:name="annotation text"/>
+    <w:lsdException w:uiPriority="99" w:semiHidden="0" w:name="header"/>
+    <w:lsdException w:uiPriority="99" w:semiHidden="0" w:name="footer"/>
+    <w:lsdException w:uiPriority="99" w:name="index heading"/>
+    <w:lsdException w:qFormat="1" w:uiPriority="35" w:name="caption"/>
+    <w:lsdException w:uiPriority="99" w:name="table of figures"/>
+    <w:lsdException w:uiPriority="99" w:name="envelope address"/>
+    <w:lsdException w:uiPriority="99" w:name="envelope return"/>
+    <w:lsdException w:uiPriority="99" w:name="footnote reference"/>
+    <w:lsdException w:uiPriority="99" w:name="annotation reference"/>
+    <w:lsdException w:uiPriority="99" w:name="line number"/>
+    <w:lsdException w:uiPriority="99" w:name="page number"/>
+    <w:lsdException w:uiPriority="99" w:name="endnote reference"/>
+    <w:lsdException w:uiPriority="99" w:name="endnote text"/>
+    <w:lsdException w:uiPriority="99" w:name="table of authorities"/>
+    <w:lsdException w:uiPriority="99" w:name="macro"/>
+    <w:lsdException w:uiPriority="99" w:name="toa heading"/>
+    <w:lsdException w:uiPriority="99" w:name="List"/>
+    <w:lsdException w:uiPriority="99" w:name="List Bullet"/>
+    <w:lsdException w:uiPriority="99" w:name="List Number"/>
+    <w:lsdException w:uiPriority="99" w:name="List 2"/>
+    <w:lsdException w:uiPriority="99" w:name="List 3"/>
+    <w:lsdException w:uiPriority="99" w:name="List 4"/>
+    <w:lsdException w:uiPriority="99" w:name="List 5"/>
+    <w:lsdException w:uiPriority="99" w:name="List Bullet 2"/>
+    <w:lsdException w:uiPriority="99" w:name="List Bullet 3"/>
+    <w:lsdException w:uiPriority="99" w:name="List Bullet 4"/>
+    <w:lsdException w:uiPriority="99" w:name="List Bullet 5"/>
+    <w:lsdException w:uiPriority="99" w:name="List Number 2"/>
+    <w:lsdException w:uiPriority="99" w:name="List Number 3"/>
+    <w:lsdException w:uiPriority="99" w:name="List Number 4"/>
+    <w:lsdException w:uiPriority="99" w:name="List Number 5"/>
+    <w:lsdException w:qFormat="1" w:unhideWhenUsed="0" w:uiPriority="10" w:semiHidden="0" w:name="Title"/>
+    <w:lsdException w:uiPriority="99" w:name="Closing"/>
+    <w:lsdException w:uiPriority="99" w:name="Signature"/>
+    <w:lsdException w:qFormat="1" w:uiPriority="1" w:name="Default Paragraph Font"/>
+    <w:lsdException w:uiPriority="99" w:name="Body Text"/>
+    <w:lsdException w:uiPriority="99" w:name="Body Text Indent"/>
+    <w:lsdException w:uiPriority="99" w:name="List Continue"/>
+    <w:lsdException w:uiPriority="99" w:name="List Continue 2"/>
+    <w:lsdException w:uiPriority="99" w:name="List Continue 3"/>
+    <w:lsdException w:uiPriority="99" w:name="List Continue 4"/>
+    <w:lsdException w:uiPriority="99" w:name="List Continue 5"/>
+    <w:lsdException w:uiPriority="99" w:name="Message Header"/>
+    <w:lsdException w:qFormat="1" w:unhideWhenUsed="0" w:uiPriority="11" w:semiHidden="0" w:name="Subtitle"/>
+    <w:lsdException w:uiPriority="99" w:name="Salutation"/>
+    <w:lsdException w:uiPriority="99" w:name="Date"/>
+    <w:lsdException w:uiPriority="99" w:name="Body Text First Indent"/>
+    <w:lsdException w:uiPriority="99" w:name="Body Text First Indent 2"/>
+    <w:lsdException w:uiPriority="99" w:name="Note Heading"/>
+    <w:lsdException w:uiPriority="99" w:name="Body Text 2"/>
+    <w:lsdException w:uiPriority="99" w:name="Body Text 3"/>
+    <w:lsdException w:uiPriority="99" w:name="Body Text Indent 2"/>
+    <w:lsdException w:uiPriority="99" w:name="Body Text Indent 3"/>
+    <w:lsdException w:uiPriority="99" w:name="Block Text"/>
+    <w:lsdException w:uiPriority="99" w:name="Hyperlink"/>
+    <w:lsdException w:uiPriority="99" w:name="FollowedHyperlink"/>
+    <w:lsdException w:qFormat="1" w:unhideWhenUsed="0" w:uiPriority="22" w:semiHidden="0" w:name="Strong"/>
+    <w:lsdException w:qFormat="1" w:unhideWhenUsed="0" w:uiPriority="20" w:semiHidden="0" w:name="Emphasis"/>
+    <w:lsdException w:uiPriority="99" w:name="Document Map"/>
+    <w:lsdException w:uiPriority="99" w:name="Plain Text"/>
+    <w:lsdException w:uiPriority="99" w:name="E-mail Signature"/>
+    <w:lsdException w:uiPriority="99" w:name="Normal (Web)"/>
+    <w:lsdException w:uiPriority="99" w:name="HTML Acronym"/>
+    <w:lsdException w:uiPriority="99" w:name="HTML Address"/>
+    <w:lsdException w:uiPriority="99" w:name="HTML Cite"/>
+    <w:lsdException w:uiPriority="99" w:name="HTML Code"/>
+    <w:lsdException w:uiPriority="99" w:name="HTML Definition"/>
+    <w:lsdException w:uiPriority="99" w:name="HTML Keyboard"/>
+    <w:lsdException w:uiPriority="99" w:name="HTML Preformatted"/>
+    <w:lsdException w:uiPriority="99" w:name="HTML Sample"/>
+    <w:lsdException w:uiPriority="99" w:name="HTML Typewriter"/>
+    <w:lsdException w:uiPriority="99" w:name="HTML Variable"/>
+    <w:lsdException w:uiPriority="99" w:name="Normal Table"/>
+    <w:lsdException w:uiPriority="99" w:name="annotation subject"/>
+    <w:lsdException w:uiPriority="99" w:name="Table Simple 1"/>
+    <w:lsdException w:uiPriority="99" w:name="Table Simple 2"/>
+    <w:lsdException w:uiPriority="99" w:name="Table Simple 3"/>
+    <w:lsdException w:uiPriority="99" w:name="Table Classic 1"/>
+    <w:lsdException w:uiPriority="99" w:name="Table Classic 2"/>
+    <w:lsdException w:uiPriority="99" w:name="Table Classic 3"/>
+    <w:lsdException w:uiPriority="99" w:name="Table Classic 4"/>
+    <w:lsdException w:uiPriority="99" w:name="Table Colorful 1"/>
+    <w:lsdException w:uiPriority="99" w:name="Table Colorful 2"/>
+    <w:lsdException w:uiPriority="99" w:name="Table Colorful 3"/>
+    <w:lsdException w:uiPriority="99" w:name="Table Columns 1"/>
+    <w:lsdException w:uiPriority="99" w:name="Table Columns 2"/>
+    <w:lsdException w:uiPriority="99" w:name="Table Columns 3"/>
+    <w:lsdException w:uiPriority="99" w:name="Table Columns 4"/>
+    <w:lsdException w:uiPriority="99" w:name="Table Columns 5"/>
+    <w:lsdException w:uiPriority="99" w:name="Table Grid 1"/>
+    <w:lsdException w:uiPriority="99" w:name="Table Grid 2"/>
+    <w:lsdException w:uiPriority="99" w:name="Table Grid 3"/>
+    <w:lsdException w:uiPriority="99" w:name="Table Grid 4"/>
+    <w:lsdException w:uiPriority="99" w:name="Table Grid 5"/>
+    <w:lsdException w:uiPriority="99" w:name="Table Grid 6"/>
+    <w:lsdException w:uiPriority="99" w:name="Table Grid 7"/>
+    <w:lsdException w:uiPriority="99" w:name="Table Grid 8"/>
+    <w:lsdException w:uiPriority="99" w:name="Table List 1"/>
+    <w:lsdException w:uiPriority="99" w:name="Table List 2"/>
+    <w:lsdException w:uiPriority="99" w:name="Table List 3"/>
+    <w:lsdException w:uiPriority="99" w:name="Table List 4"/>
+    <w:lsdException w:uiPriority="99" w:name="Table List 5"/>
+    <w:lsdException w:uiPriority="99" w:name="Table List 6"/>
+    <w:lsdException w:uiPriority="99" w:name="Table List 7"/>
+    <w:lsdException w:uiPriority="99" w:name="Table List 8"/>
+    <w:lsdException w:uiPriority="99" w:name="Table 3D effects 1"/>
+    <w:lsdException w:uiPriority="99" w:name="Table 3D effects 2"/>
+    <w:lsdException w:uiPriority="99" w:name="Table 3D effects 3"/>
+    <w:lsdException w:uiPriority="99" w:name="Table Contemporary"/>
+    <w:lsdException w:uiPriority="99" w:name="Table Elegant"/>
+    <w:lsdException w:uiPriority="99" w:name="Table Professional"/>
+    <w:lsdException w:uiPriority="99" w:name="Table Subtle 1"/>
+    <w:lsdException w:uiPriority="99" w:name="Table Subtle 2"/>
+    <w:lsdException w:uiPriority="99" w:name="Table Web 1"/>
+    <w:lsdException w:uiPriority="99" w:name="Table Web 2"/>
+    <w:lsdException w:uiPriority="99" w:name="Table Web 3"/>
+    <w:lsdException w:uiPriority="99" w:name="Balloon Text"/>
+    <w:lsdException w:unhideWhenUsed="0" w:uiPriority="39" w:semiHidden="0" w:name="Table Grid"/>
+    <w:lsdException w:uiPriority="99" w:name="Table Theme"/>
+    <w:lsdException w:unhideWhenUsed="0" w:uiPriority="60" w:semiHidden="0" w:name="Light Shading"/>
+    <w:lsdException w:unhideWhenUsed="0" w:uiPriority="61" w:semiHidden="0" w:name="Light List"/>
+    <w:lsdException w:unhideWhenUsed="0" w:uiPriority="62" w:semiHidden="0" w:name="Light Grid"/>
+    <w:lsdException w:unhideWhenUsed="0" w:uiPriority="63" w:semiHidden="0" w:name="Medium Shading 1"/>
+    <w:lsdException w:unhideWhenUsed="0" w:uiPriority="64" w:semiHidden="0" w:name="Medium Shading 2"/>
+    <w:lsdException w:unhideWhenUsed="0" w:uiPriority="65" w:semiHidden="0" w:name="Medium List 1"/>
+    <w:lsdException w:unhideWhenUsed="0" w:uiPriority="66" w:semiHidden="0" w:name="Medium List 2"/>
+    <w:lsdException w:unhideWhenUsed="0" w:uiPriority="67" w:semiHidden="0" w:name="Medium Grid 1"/>
+    <w:lsdException w:unhideWhenUsed="0" w:uiPriority="68" w:semiHidden="0" w:name="Medium Grid 2"/>
+    <w:lsdException w:unhideWhenUsed="0" w:uiPriority="69" w:semiHidden="0" w:name="Medium Grid 3"/>
+    <w:lsdException w:unhideWhenUsed="0" w:uiPriority="70" w:semiHidden="0" w:name="Dark List"/>
+    <w:lsdException w:unhideWhenUsed="0" w:uiPriority="71" w:semiHidden="0" w:name="Colorful Shading"/>
+    <w:lsdException w:unhideWhenUsed="0" w:uiPriority="72" w:semiHidden="0" w:name="Colorful List"/>
+    <w:lsdException w:unhideWhenUsed="0" w:uiPriority="73" w:semiHidden="0" w:name="Colorful Grid"/>
+    <w:lsdException w:unhideWhenUsed="0" w:uiPriority="60" w:semiHidden="0" w:name="Light Shading Accent 1"/>
+    <w:lsdException w:unhideWhenUsed="0" w:uiPriority="61" w:semiHidden="0" w:name="Light List Accent 1"/>
+    <w:lsdException w:unhideWhenUsed="0" w:uiPriority="62" w:semiHidden="0" w:name="Light Grid Accent 1"/>
+    <w:lsdException w:unhideWhenUsed="0" w:uiPriority="63" w:semiHidden="0" w:name="Medium Shading 1 Accent 1"/>
+    <w:lsdException w:unhideWhenUsed="0" w:uiPriority="64" w:semiHidden="0" w:name="Medium Shading 2 Accent 1"/>
+    <w:lsdException w:unhideWhenUsed="0" w:uiPriority="65" w:semiHidden="0" w:name="Medium List 1 Accent 1"/>
+    <w:lsdException w:qFormat="1" w:unhideWhenUsed="0" w:uiPriority="34" w:semiHidden="0" w:name="List Paragraph"/>
+    <w:lsdException w:qFormat="1" w:unhideWhenUsed="0" w:uiPriority="29" w:semiHidden="0" w:name="Quote"/>
+    <w:lsdException w:qFormat="1" w:unhideWhenUsed="0" w:uiPriority="30" w:semiHidden="0" w:name="Intense Quote"/>
+    <w:lsdException w:unhideWhenUsed="0" w:uiPriority="66" w:semiHidden="0" w:name="Medium List 2 Accent 1"/>
+    <w:lsdException w:unhideWhenUsed="0" w:uiPriority="67" w:semiHidden="0" w:name="Medium Grid 1 Accent 1"/>
+    <w:lsdException w:unhideWhenUsed="0" w:uiPriority="68" w:semiHidden="0" w:name="Medium Grid 2 Accent 1"/>
+    <w:lsdException w:unhideWhenUsed="0" w:uiPriority="69" w:semiHidden="0" w:name="Medium Grid 3 Accent 1"/>
+    <w:lsdException w:unhideWhenUsed="0" w:uiPriority="70" w:semiHidden="0" w:name="Dark List Accent 1"/>
+    <w:lsdException w:unhideWhenUsed="0" w:uiPriority="71" w:semiHidden="0" w:name="Colorful Shading Accent 1"/>
+    <w:lsdException w:unhideWhenUsed="0" w:uiPriority="72" w:semiHidden="0" w:name="Colorful List Accent 1"/>
+    <w:lsdException w:unhideWhenUsed="0" w:uiPriority="73" w:semiHidden="0" w:name="Colorful Grid Accent 1"/>
+    <w:lsdException w:unhideWhenUsed="0" w:uiPriority="60" w:semiHidden="0" w:name="Light Shading Accent 2"/>
+    <w:lsdException w:unhideWhenUsed="0" w:uiPriority="61" w:semiHidden="0" w:name="Light List Accent 2"/>
+    <w:lsdException w:unhideWhenUsed="0" w:uiPriority="62" w:semiHidden="0" w:name="Light Grid Accent 2"/>
+    <w:lsdException w:unhideWhenUsed="0" w:uiPriority="63" w:semiHidden="0" w:name="Medium Shading 1 Accent 2"/>
+    <w:lsdException w:unhideWhenUsed="0" w:uiPriority="64" w:semiHidden="0" w:name="Medium Shading 2 Accent 2"/>
+    <w:lsdException w:unhideWhenUsed="0" w:uiPriority="65" w:semiHidden="0" w:name="Medium List 1 Accent 2"/>
+    <w:lsdException w:unhideWhenUsed="0" w:uiPriority="66" w:semiHidden="0" w:name="Medium List 2 Accent 2"/>
+    <w:lsdException w:unhideWhenUsed="0" w:uiPriority="67" w:semiHidden="0" w:name="Medium Grid 1 Accent 2"/>
+    <w:lsdException w:unhideWhenUsed="0" w:uiPriority="68" w:semiHidden="0" w:name="Medium Grid 2 Accent 2"/>
+    <w:lsdException w:unhideWhenUsed="0" w:uiPriority="69" w:semiHidden="0" w:name="Medium Grid 3 Accent 2"/>
+    <w:lsdException w:unhideWhenUsed="0" w:uiPriority="70" w:semiHidden="0" w:name="Dark List Accent 2"/>
+    <w:lsdException w:unhideWhenUsed="0" w:uiPriority="71" w:semiHidden="0" w:name="Colorful Shading Accent 2"/>
+    <w:lsdException w:unhideWhenUsed="0" w:uiPriority="72" w:semiHidden="0" w:name="Colorful List Accent 2"/>
+    <w:lsdException w:unhideWhenUsed="0" w:uiPriority="73" w:semiHidden="0" w:name="Colorful Grid Accent 2"/>
+    <w:lsdException w:unhideWhenUsed="0" w:uiPriority="60" w:semiHidden="0" w:name="Light Shading Accent 3"/>
+    <w:lsdException w:unhideWhenUsed="0" w:uiPriority="61" w:semiHidden="0" w:name="Light List Accent 3"/>
+    <w:lsdException w:unhideWhenUsed="0" w:uiPriority="62" w:semiHidden="0" w:name="Light Grid Accent 3"/>
+    <w:lsdException w:unhideWhenUsed="0" w:uiPriority="63" w:semiHidden="0" w:name="Medium Shading 1 Accent 3"/>
+    <w:lsdException w:unhideWhenUsed="0" w:uiPriority="64" w:semiHidden="0" w:name="Medium Shading 2 Accent 3"/>
+    <w:lsdException w:unhideWhenUsed="0" w:uiPriority="65" w:semiHidden="0" w:name="Medium List 1 Accent 3"/>
+    <w:lsdException w:unhideWhenUsed="0" w:uiPriority="66" w:semiHidden="0" w:name="Medium List 2 Accent 3"/>
+    <w:lsdException w:unhideWhenUsed="0" w:uiPriority="67" w:semiHidden="0" w:name="Medium Grid 1 Accent 3"/>
+    <w:lsdException w:unhideWhenUsed="0" w:uiPriority="68" w:semiHidden="0" w:name="Medium Grid 2 Accent 3"/>
+    <w:lsdException w:unhideWhenUsed="0" w:uiPriority="69" w:semiHidden="0" w:name="Medium Grid 3 Accent 3"/>
+    <w:lsdException w:unhideWhenUsed="0" w:uiPriority="70" w:semiHidden="0" w:name="Dark List Accent 3"/>
+    <w:lsdException w:unhideWhenUsed="0" w:uiPriority="71" w:semiHidden="0" w:name="Colorful Shading Accent 3"/>
+    <w:lsdException w:unhideWhenUsed="0" w:uiPriority="72" w:semiHidden="0" w:name="Colorful List Accent 3"/>
+    <w:lsdException w:unhideWhenUsed="0" w:uiPriority="73" w:semiHidden="0" w:name="Colorful Grid Accent 3"/>
+    <w:lsdException w:unhideWhenUsed="0" w:uiPriority="60" w:semiHidden="0" w:name="Light Shading Accent 4"/>
+    <w:lsdException w:unhideWhenUsed="0" w:uiPriority="61" w:semiHidden="0" w:name="Light List Accent 4"/>
+    <w:lsdException w:unhideWhenUsed="0" w:uiPriority="62" w:semiHidden="0" w:name="Light Grid Accent 4"/>
+    <w:lsdException w:unhideWhenUsed="0" w:uiPriority="63" w:semiHidden="0" w:name="Medium Shading 1 Accent 4"/>
+    <w:lsdException w:unhideWhenUsed="0" w:uiPriority="64" w:semiHidden="0" w:name="Medium Shading 2 Accent 4"/>
+    <w:lsdException w:unhideWhenUsed="0" w:uiPriority="65" w:semiHidden="0" w:name="Medium List 1 Accent 4"/>
+    <w:lsdException w:unhideWhenUsed="0" w:uiPriority="66" w:semiHidden="0" w:name="Medium List 2 Accent 4"/>
+    <w:lsdException w:unhideWhenUsed="0" w:uiPriority="67" w:semiHidden="0" w:name="Medium Grid 1 Accent 4"/>
+    <w:lsdException w:unhideWhenUsed="0" w:uiPriority="68" w:semiHidden="0" w:name="Medium Grid 2 Accent 4"/>
+    <w:lsdException w:unhideWhenUsed="0" w:uiPriority="69" w:semiHidden="0" w:name="Medium Grid 3 Accent 4"/>
+    <w:lsdException w:unhideWhenUsed="0" w:uiPriority="70" w:semiHidden="0" w:name="Dark List Accent 4"/>
+    <w:lsdException w:unhideWhenUsed="0" w:uiPriority="71" w:semiHidden="0" w:name="Colorful Shading Accent 4"/>
+    <w:lsdException w:unhideWhenUsed="0" w:uiPriority="72" w:semiHidden="0" w:name="Colorful List Accent 4"/>
+    <w:lsdException w:unhideWhenUsed="0" w:uiPriority="73" w:semiHidden="0" w:name="Colorful Grid Accent 4"/>
+    <w:lsdException w:unhideWhenUsed="0" w:uiPriority="60" w:semiHidden="0" w:name="Light Shading Accent 5"/>
+    <w:lsdException w:unhideWhenUsed="0" w:uiPriority="61" w:semiHidden="0" w:name="Light List Accent 5"/>
+    <w:lsdException w:unhideWhenUsed="0" w:uiPriority="62" w:semiHidden="0" w:name="Light Grid Accent 5"/>
+    <w:lsdException w:unhideWhenUsed="0" w:uiPriority="63" w:semiHidden="0" w:name="Medium Shading 1 Accent 5"/>
+    <w:lsdException w:unhideWhenUsed="0" w:uiPriority="64" w:semiHidden="0" w:name="Medium Shading 2 Accent 5"/>
+    <w:lsdException w:unhideWhenUsed="0" w:uiPriority="65" w:semiHidden="0" w:name="Medium List 1 Accent 5"/>
+    <w:lsdException w:unhideWhenUsed="0" w:uiPriority="66" w:semiHidden="0" w:name="Medium List 2 Accent 5"/>
+    <w:lsdException w:unhideWhenUsed="0" w:uiPriority="67" w:semiHidden="0" w:name="Medium Grid 1 Accent 5"/>
+    <w:lsdException w:unhideWhenUsed="0" w:uiPriority="68" w:semiHidden="0" w:name="Medium Grid 2 Accent 5"/>
+    <w:lsdException w:unhideWhenUsed="0" w:uiPriority="69" w:semiHidden="0" w:name="Medium Grid 3 Accent 5"/>
+    <w:lsdException w:unhideWhenUsed="0" w:uiPriority="70" w:semiHidden="0" w:name="Dark List Accent 5"/>
+    <w:lsdException w:unhideWhenUsed="0" w:uiPriority="71" w:semiHidden="0" w:name="Colorful Shading Accent 5"/>
+    <w:lsdException w:unhideWhenUsed="0" w:uiPriority="72" w:semiHidden="0" w:name="Colorful List Accent 5"/>
+    <w:lsdException w:unhideWhenUsed="0" w:uiPriority="73" w:semiHidden="0" w:name="Colorful Grid Accent 5"/>
+    <w:lsdException w:unhideWhenUsed="0" w:uiPriority="60" w:semiHidden="0" w:name="Light Shading Accent 6"/>
+    <w:lsdException w:unhideWhenUsed="0" w:uiPriority="61" w:semiHidden="0" w:name="Light List Accent 6"/>
+    <w:lsdException w:unhideWhenUsed="0" w:uiPriority="62" w:semiHidden="0" w:name="Light Grid Accent 6"/>
+    <w:lsdException w:unhideWhenUsed="0" w:uiPriority="63" w:semiHidden="0" w:name="Medium Shading 1 Accent 6"/>
+    <w:lsdException w:unhideWhenUsed="0" w:uiPriority="64" w:semiHidden="0" w:name="Medium Shading 2 Accent 6"/>
+    <w:lsdException w:unhideWhenUsed="0" w:uiPriority="65" w:semiHidden="0" w:name="Medium List 1 Accent 6"/>
+    <w:lsdException w:unhideWhenUsed="0" w:uiPriority="66" w:semiHidden="0" w:name="Medium List 2 Accent 6"/>
+    <w:lsdException w:unhideWhenUsed="0" w:uiPriority="67" w:semiHidden="0" w:name="Medium Grid 1 Accent 6"/>
+    <w:lsdException w:unhideWhenUsed="0" w:uiPriority="68" w:semiHidden="0" w:name="Medium Grid 2 Accent 6"/>
+    <w:lsdException w:unhideWhenUsed="0" w:uiPriority="69" w:semiHidden="0" w:name="Medium Grid 3 Accent 6"/>
+    <w:lsdException w:unhideWhenUsed="0" w:uiPriority="70" w:semiHidden="0" w:name="Dark List Accent 6"/>
+    <w:lsdException w:unhideWhenUsed="0" w:uiPriority="71" w:semiHidden="0" w:name="Colorful Shading Accent 6"/>
+    <w:lsdException w:unhideWhenUsed="0" w:uiPriority="72" w:semiHidden="0" w:name="Colorful List Accent 6"/>
+    <w:lsdException w:unhideWhenUsed="0" w:uiPriority="73" w:semiHidden="0" w:name="Colorful Grid Accent 6"/>
   </w:latentStyles>
-  <w:style w:type="paragraph" w:default="1" w:styleId="Normal">
+  <w:style w:type="paragraph" w:default="1" w:styleId="1">
     <w:name w:val="Normal"/>
     <w:qFormat/>
-    <w:rsid w:val="0062598B"/>
+    <w:uiPriority w:val="0"/>
+    <w:pPr>
+      <w:spacing w:after="160" w:line="278" w:lineRule="auto"/>
+    </w:pPr>
+    <w:rPr>
+      <w:rFonts w:asciiTheme="minorHAnsi" w:hAnsiTheme="minorHAnsi" w:eastAsiaTheme="minorEastAsia" w:cstheme="minorBidi"/>
+      <w:kern w:val="2"/>
+      <w:sz w:val="24"/>
+      <w:szCs w:val="24"/>
+      <w:lang w:val="en-GB" w:eastAsia="zh-CN" w:bidi="ar-SA"/>
+      <w14:ligatures w14:val="standardContextual"/>
+    </w:rPr>
   </w:style>
-  <w:style w:type="paragraph" w:styleId="Heading1">
+  <w:style w:type="paragraph" w:styleId="2">
     <w:name w:val="heading 1"/>
-    <w:basedOn w:val="Normal"/>
-    <w:next w:val="Normal"/>
-    <w:link w:val="Heading1Char"/>
+    <w:basedOn w:val="1"/>
+    <w:next w:val="1"/>
+    <w:link w:val="20"/>
+    <w:qFormat/>
     <w:uiPriority w:val="9"/>
-    <w:qFormat/>
-    <w:rsid w:val="00B77264"/>
     <w:pPr>
       <w:keepNext/>
       <w:keepLines/>
@@ -1392,21 +3891,20 @@
       <w:outlineLvl w:val="0"/>
     </w:pPr>
     <w:rPr>
-      <w:rFonts w:asciiTheme="majorHAnsi" w:eastAsiaTheme="majorEastAsia" w:hAnsiTheme="majorHAnsi" w:cstheme="majorBidi"/>
-      <w:color w:val="0F4761" w:themeColor="accent1" w:themeShade="BF"/>
+      <w:rFonts w:asciiTheme="majorHAnsi" w:hAnsiTheme="majorHAnsi" w:eastAsiaTheme="majorEastAsia" w:cstheme="majorBidi"/>
+      <w:color w:val="104862" w:themeColor="accent1" w:themeShade="BF"/>
       <w:sz w:val="40"/>
       <w:szCs w:val="40"/>
     </w:rPr>
   </w:style>
-  <w:style w:type="paragraph" w:styleId="Heading2">
+  <w:style w:type="paragraph" w:styleId="3">
     <w:name w:val="heading 2"/>
-    <w:basedOn w:val="Normal"/>
-    <w:next w:val="Normal"/>
-    <w:link w:val="Heading2Char"/>
-    <w:uiPriority w:val="9"/>
+    <w:basedOn w:val="1"/>
+    <w:next w:val="1"/>
+    <w:link w:val="21"/>
     <w:unhideWhenUsed/>
     <w:qFormat/>
-    <w:rsid w:val="00B77264"/>
+    <w:uiPriority w:val="9"/>
     <w:pPr>
       <w:keepNext/>
       <w:keepLines/>
@@ -1414,22 +3912,21 @@
       <w:outlineLvl w:val="1"/>
     </w:pPr>
     <w:rPr>
-      <w:rFonts w:asciiTheme="majorHAnsi" w:eastAsiaTheme="majorEastAsia" w:hAnsiTheme="majorHAnsi" w:cstheme="majorBidi"/>
-      <w:color w:val="0F4761" w:themeColor="accent1" w:themeShade="BF"/>
+      <w:rFonts w:asciiTheme="majorHAnsi" w:hAnsiTheme="majorHAnsi" w:eastAsiaTheme="majorEastAsia" w:cstheme="majorBidi"/>
+      <w:color w:val="104862" w:themeColor="accent1" w:themeShade="BF"/>
       <w:sz w:val="32"/>
       <w:szCs w:val="32"/>
     </w:rPr>
   </w:style>
-  <w:style w:type="paragraph" w:styleId="Heading3">
+  <w:style w:type="paragraph" w:styleId="4">
     <w:name w:val="heading 3"/>
-    <w:basedOn w:val="Normal"/>
-    <w:next w:val="Normal"/>
-    <w:link w:val="Heading3Char"/>
-    <w:uiPriority w:val="9"/>
+    <w:basedOn w:val="1"/>
+    <w:next w:val="1"/>
+    <w:link w:val="22"/>
     <w:semiHidden/>
     <w:unhideWhenUsed/>
     <w:qFormat/>
-    <w:rsid w:val="00B77264"/>
+    <w:uiPriority w:val="9"/>
     <w:pPr>
       <w:keepNext/>
       <w:keepLines/>
@@ -1438,21 +3935,20 @@
     </w:pPr>
     <w:rPr>
       <w:rFonts w:eastAsiaTheme="majorEastAsia" w:cstheme="majorBidi"/>
-      <w:color w:val="0F4761" w:themeColor="accent1" w:themeShade="BF"/>
+      <w:color w:val="104862" w:themeColor="accent1" w:themeShade="BF"/>
       <w:sz w:val="28"/>
       <w:szCs w:val="28"/>
     </w:rPr>
   </w:style>
-  <w:style w:type="paragraph" w:styleId="Heading4">
+  <w:style w:type="paragraph" w:styleId="5">
     <w:name w:val="heading 4"/>
-    <w:basedOn w:val="Normal"/>
-    <w:next w:val="Normal"/>
-    <w:link w:val="Heading4Char"/>
-    <w:uiPriority w:val="9"/>
+    <w:basedOn w:val="1"/>
+    <w:next w:val="1"/>
+    <w:link w:val="23"/>
     <w:semiHidden/>
     <w:unhideWhenUsed/>
     <w:qFormat/>
-    <w:rsid w:val="00B77264"/>
+    <w:uiPriority w:val="9"/>
     <w:pPr>
       <w:keepNext/>
       <w:keepLines/>
@@ -1463,19 +3959,18 @@
       <w:rFonts w:eastAsiaTheme="majorEastAsia" w:cstheme="majorBidi"/>
       <w:i/>
       <w:iCs/>
-      <w:color w:val="0F4761" w:themeColor="accent1" w:themeShade="BF"/>
+      <w:color w:val="104862" w:themeColor="accent1" w:themeShade="BF"/>
     </w:rPr>
   </w:style>
-  <w:style w:type="paragraph" w:styleId="Heading5">
+  <w:style w:type="paragraph" w:styleId="6">
     <w:name w:val="heading 5"/>
-    <w:basedOn w:val="Normal"/>
-    <w:next w:val="Normal"/>
-    <w:link w:val="Heading5Char"/>
-    <w:uiPriority w:val="9"/>
+    <w:basedOn w:val="1"/>
+    <w:next w:val="1"/>
+    <w:link w:val="24"/>
     <w:semiHidden/>
     <w:unhideWhenUsed/>
     <w:qFormat/>
-    <w:rsid w:val="00B77264"/>
+    <w:uiPriority w:val="9"/>
     <w:pPr>
       <w:keepNext/>
       <w:keepLines/>
@@ -1484,19 +3979,18 @@
     </w:pPr>
     <w:rPr>
       <w:rFonts w:eastAsiaTheme="majorEastAsia" w:cstheme="majorBidi"/>
-      <w:color w:val="0F4761" w:themeColor="accent1" w:themeShade="BF"/>
+      <w:color w:val="104862" w:themeColor="accent1" w:themeShade="BF"/>
     </w:rPr>
   </w:style>
-  <w:style w:type="paragraph" w:styleId="Heading6">
+  <w:style w:type="paragraph" w:styleId="7">
     <w:name w:val="heading 6"/>
-    <w:basedOn w:val="Normal"/>
-    <w:next w:val="Normal"/>
-    <w:link w:val="Heading6Char"/>
-    <w:uiPriority w:val="9"/>
+    <w:basedOn w:val="1"/>
+    <w:next w:val="1"/>
+    <w:link w:val="25"/>
     <w:semiHidden/>
     <w:unhideWhenUsed/>
     <w:qFormat/>
-    <w:rsid w:val="00B77264"/>
+    <w:uiPriority w:val="9"/>
     <w:pPr>
       <w:keepNext/>
       <w:keepLines/>
@@ -1508,18 +4002,25 @@
       <w:i/>
       <w:iCs/>
       <w:color w:val="595959" w:themeColor="text1" w:themeTint="A6"/>
+      <w14:textFill>
+        <w14:solidFill>
+          <w14:schemeClr w14:val="tx1">
+            <w14:lumMod w14:val="65000"/>
+            <w14:lumOff w14:val="35000"/>
+          </w14:schemeClr>
+        </w14:solidFill>
+      </w14:textFill>
     </w:rPr>
   </w:style>
-  <w:style w:type="paragraph" w:styleId="Heading7">
+  <w:style w:type="paragraph" w:styleId="8">
     <w:name w:val="heading 7"/>
-    <w:basedOn w:val="Normal"/>
-    <w:next w:val="Normal"/>
-    <w:link w:val="Heading7Char"/>
-    <w:uiPriority w:val="9"/>
+    <w:basedOn w:val="1"/>
+    <w:next w:val="1"/>
+    <w:link w:val="26"/>
     <w:semiHidden/>
     <w:unhideWhenUsed/>
     <w:qFormat/>
-    <w:rsid w:val="00B77264"/>
+    <w:uiPriority w:val="9"/>
     <w:pPr>
       <w:keepNext/>
       <w:keepLines/>
@@ -1529,18 +4030,25 @@
     <w:rPr>
       <w:rFonts w:eastAsiaTheme="majorEastAsia" w:cstheme="majorBidi"/>
       <w:color w:val="595959" w:themeColor="text1" w:themeTint="A6"/>
+      <w14:textFill>
+        <w14:solidFill>
+          <w14:schemeClr w14:val="tx1">
+            <w14:lumMod w14:val="65000"/>
+            <w14:lumOff w14:val="35000"/>
+          </w14:schemeClr>
+        </w14:solidFill>
+      </w14:textFill>
     </w:rPr>
   </w:style>
-  <w:style w:type="paragraph" w:styleId="Heading8">
+  <w:style w:type="paragraph" w:styleId="9">
     <w:name w:val="heading 8"/>
-    <w:basedOn w:val="Normal"/>
-    <w:next w:val="Normal"/>
-    <w:link w:val="Heading8Char"/>
-    <w:uiPriority w:val="9"/>
+    <w:basedOn w:val="1"/>
+    <w:next w:val="1"/>
+    <w:link w:val="27"/>
     <w:semiHidden/>
     <w:unhideWhenUsed/>
     <w:qFormat/>
-    <w:rsid w:val="00B77264"/>
+    <w:uiPriority w:val="9"/>
     <w:pPr>
       <w:keepNext/>
       <w:keepLines/>
@@ -1551,19 +4059,26 @@
       <w:rFonts w:eastAsiaTheme="majorEastAsia" w:cstheme="majorBidi"/>
       <w:i/>
       <w:iCs/>
-      <w:color w:val="272727" w:themeColor="text1" w:themeTint="D8"/>
+      <w:color w:val="262626" w:themeColor="text1" w:themeTint="D9"/>
+      <w14:textFill>
+        <w14:solidFill>
+          <w14:schemeClr w14:val="tx1">
+            <w14:lumMod w14:val="85000"/>
+            <w14:lumOff w14:val="15000"/>
+          </w14:schemeClr>
+        </w14:solidFill>
+      </w14:textFill>
     </w:rPr>
   </w:style>
-  <w:style w:type="paragraph" w:styleId="Heading9">
+  <w:style w:type="paragraph" w:styleId="10">
     <w:name w:val="heading 9"/>
-    <w:basedOn w:val="Normal"/>
-    <w:next w:val="Normal"/>
-    <w:link w:val="Heading9Char"/>
-    <w:uiPriority w:val="9"/>
+    <w:basedOn w:val="1"/>
+    <w:next w:val="1"/>
+    <w:link w:val="28"/>
     <w:semiHidden/>
     <w:unhideWhenUsed/>
     <w:qFormat/>
-    <w:rsid w:val="00B77264"/>
+    <w:uiPriority w:val="9"/>
     <w:pPr>
       <w:keepNext/>
       <w:keepLines/>
@@ -1572,22 +4087,30 @@
     </w:pPr>
     <w:rPr>
       <w:rFonts w:eastAsiaTheme="majorEastAsia" w:cstheme="majorBidi"/>
-      <w:color w:val="272727" w:themeColor="text1" w:themeTint="D8"/>
+      <w:color w:val="262626" w:themeColor="text1" w:themeTint="D9"/>
+      <w14:textFill>
+        <w14:solidFill>
+          <w14:schemeClr w14:val="tx1">
+            <w14:lumMod w14:val="85000"/>
+            <w14:lumOff w14:val="15000"/>
+          </w14:schemeClr>
+        </w14:solidFill>
+      </w14:textFill>
     </w:rPr>
   </w:style>
-  <w:style w:type="character" w:default="1" w:styleId="DefaultParagraphFont">
+  <w:style w:type="character" w:default="1" w:styleId="18">
     <w:name w:val="Default Paragraph Font"/>
-    <w:uiPriority w:val="1"/>
     <w:semiHidden/>
     <w:unhideWhenUsed/>
+    <w:qFormat/>
+    <w:uiPriority w:val="1"/>
   </w:style>
-  <w:style w:type="table" w:default="1" w:styleId="TableNormal">
+  <w:style w:type="table" w:default="1" w:styleId="16">
     <w:name w:val="Normal Table"/>
-    <w:uiPriority w:val="99"/>
     <w:semiHidden/>
     <w:unhideWhenUsed/>
+    <w:uiPriority w:val="99"/>
     <w:tblPr>
-      <w:tblInd w:w="0" w:type="dxa"/>
       <w:tblCellMar>
         <w:top w:w="0" w:type="dxa"/>
         <w:left w:w="108" w:type="dxa"/>
@@ -1596,207 +4119,303 @@
       </w:tblCellMar>
     </w:tblPr>
   </w:style>
-  <w:style w:type="numbering" w:default="1" w:styleId="NoList">
-    <w:name w:val="No List"/>
+  <w:style w:type="paragraph" w:styleId="11">
+    <w:name w:val="footer"/>
+    <w:basedOn w:val="1"/>
+    <w:link w:val="39"/>
+    <w:unhideWhenUsed/>
     <w:uiPriority w:val="99"/>
-    <w:semiHidden/>
+    <w:pPr>
+      <w:tabs>
+        <w:tab w:val="center" w:pos="4513"/>
+        <w:tab w:val="right" w:pos="9026"/>
+      </w:tabs>
+      <w:spacing w:after="0" w:line="240" w:lineRule="auto"/>
+    </w:pPr>
+  </w:style>
+  <w:style w:type="paragraph" w:styleId="12">
+    <w:name w:val="header"/>
+    <w:basedOn w:val="1"/>
+    <w:link w:val="38"/>
     <w:unhideWhenUsed/>
+    <w:uiPriority w:val="99"/>
+    <w:pPr>
+      <w:tabs>
+        <w:tab w:val="center" w:pos="4513"/>
+        <w:tab w:val="right" w:pos="9026"/>
+      </w:tabs>
+      <w:spacing w:after="0" w:line="240" w:lineRule="auto"/>
+    </w:pPr>
   </w:style>
-  <w:style w:type="character" w:customStyle="1" w:styleId="Heading1Char">
-    <w:name w:val="Heading 1 Char"/>
-    <w:basedOn w:val="DefaultParagraphFont"/>
-    <w:link w:val="Heading1"/>
-    <w:uiPriority w:val="9"/>
-    <w:rsid w:val="00B77264"/>
-    <w:rPr>
-      <w:rFonts w:asciiTheme="majorHAnsi" w:eastAsiaTheme="majorEastAsia" w:hAnsiTheme="majorHAnsi" w:cstheme="majorBidi"/>
-      <w:color w:val="0F4761" w:themeColor="accent1" w:themeShade="BF"/>
-      <w:sz w:val="40"/>
-      <w:szCs w:val="40"/>
-    </w:rPr>
-  </w:style>
-  <w:style w:type="character" w:customStyle="1" w:styleId="Heading2Char">
-    <w:name w:val="Heading 2 Char"/>
-    <w:basedOn w:val="DefaultParagraphFont"/>
-    <w:link w:val="Heading2"/>
-    <w:uiPriority w:val="9"/>
-    <w:rsid w:val="00B77264"/>
-    <w:rPr>
-      <w:rFonts w:asciiTheme="majorHAnsi" w:eastAsiaTheme="majorEastAsia" w:hAnsiTheme="majorHAnsi" w:cstheme="majorBidi"/>
-      <w:color w:val="0F4761" w:themeColor="accent1" w:themeShade="BF"/>
-      <w:sz w:val="32"/>
-      <w:szCs w:val="32"/>
-    </w:rPr>
-  </w:style>
-  <w:style w:type="character" w:customStyle="1" w:styleId="Heading3Char">
-    <w:name w:val="Heading 3 Char"/>
-    <w:basedOn w:val="DefaultParagraphFont"/>
-    <w:link w:val="Heading3"/>
-    <w:uiPriority w:val="9"/>
-    <w:semiHidden/>
-    <w:rsid w:val="00B77264"/>
-    <w:rPr>
-      <w:rFonts w:eastAsiaTheme="majorEastAsia" w:cstheme="majorBidi"/>
-      <w:color w:val="0F4761" w:themeColor="accent1" w:themeShade="BF"/>
-      <w:sz w:val="28"/>
-      <w:szCs w:val="28"/>
-    </w:rPr>
-  </w:style>
-  <w:style w:type="character" w:customStyle="1" w:styleId="Heading4Char">
-    <w:name w:val="Heading 4 Char"/>
-    <w:basedOn w:val="DefaultParagraphFont"/>
-    <w:link w:val="Heading4"/>
-    <w:uiPriority w:val="9"/>
-    <w:semiHidden/>
-    <w:rsid w:val="00B77264"/>
-    <w:rPr>
-      <w:rFonts w:eastAsiaTheme="majorEastAsia" w:cstheme="majorBidi"/>
-      <w:i/>
-      <w:iCs/>
-      <w:color w:val="0F4761" w:themeColor="accent1" w:themeShade="BF"/>
-    </w:rPr>
-  </w:style>
-  <w:style w:type="character" w:customStyle="1" w:styleId="Heading5Char">
-    <w:name w:val="Heading 5 Char"/>
-    <w:basedOn w:val="DefaultParagraphFont"/>
-    <w:link w:val="Heading5"/>
-    <w:uiPriority w:val="9"/>
-    <w:semiHidden/>
-    <w:rsid w:val="00B77264"/>
-    <w:rPr>
-      <w:rFonts w:eastAsiaTheme="majorEastAsia" w:cstheme="majorBidi"/>
-      <w:color w:val="0F4761" w:themeColor="accent1" w:themeShade="BF"/>
-    </w:rPr>
-  </w:style>
-  <w:style w:type="character" w:customStyle="1" w:styleId="Heading6Char">
-    <w:name w:val="Heading 6 Char"/>
-    <w:basedOn w:val="DefaultParagraphFont"/>
-    <w:link w:val="Heading6"/>
-    <w:uiPriority w:val="9"/>
-    <w:semiHidden/>
-    <w:rsid w:val="00B77264"/>
-    <w:rPr>
-      <w:rFonts w:eastAsiaTheme="majorEastAsia" w:cstheme="majorBidi"/>
-      <w:i/>
-      <w:iCs/>
-      <w:color w:val="595959" w:themeColor="text1" w:themeTint="A6"/>
-    </w:rPr>
-  </w:style>
-  <w:style w:type="character" w:customStyle="1" w:styleId="Heading7Char">
-    <w:name w:val="Heading 7 Char"/>
-    <w:basedOn w:val="DefaultParagraphFont"/>
-    <w:link w:val="Heading7"/>
-    <w:uiPriority w:val="9"/>
-    <w:semiHidden/>
-    <w:rsid w:val="00B77264"/>
+  <w:style w:type="paragraph" w:styleId="13">
+    <w:name w:val="Subtitle"/>
+    <w:basedOn w:val="1"/>
+    <w:next w:val="1"/>
+    <w:link w:val="30"/>
+    <w:qFormat/>
+    <w:uiPriority w:val="11"/>
     <w:rPr>
       <w:rFonts w:eastAsiaTheme="majorEastAsia" w:cstheme="majorBidi"/>
       <w:color w:val="595959" w:themeColor="text1" w:themeTint="A6"/>
+      <w:spacing w:val="15"/>
+      <w:sz w:val="28"/>
+      <w:szCs w:val="28"/>
+      <w14:textFill>
+        <w14:solidFill>
+          <w14:schemeClr w14:val="tx1">
+            <w14:lumMod w14:val="65000"/>
+            <w14:lumOff w14:val="35000"/>
+          </w14:schemeClr>
+        </w14:solidFill>
+      </w14:textFill>
     </w:rPr>
   </w:style>
-  <w:style w:type="character" w:customStyle="1" w:styleId="Heading8Char">
-    <w:name w:val="Heading 8 Char"/>
-    <w:basedOn w:val="DefaultParagraphFont"/>
-    <w:link w:val="Heading8"/>
-    <w:uiPriority w:val="9"/>
+  <w:style w:type="paragraph" w:styleId="14">
+    <w:name w:val="Normal (Web)"/>
+    <w:basedOn w:val="1"/>
     <w:semiHidden/>
-    <w:rsid w:val="00B77264"/>
+    <w:unhideWhenUsed/>
+    <w:uiPriority w:val="99"/>
+    <w:pPr>
+      <w:spacing w:before="0" w:beforeAutospacing="1" w:after="0" w:afterAutospacing="1"/>
+      <w:ind w:left="0" w:right="0"/>
+      <w:jc w:val="left"/>
+    </w:pPr>
     <w:rPr>
-      <w:rFonts w:eastAsiaTheme="majorEastAsia" w:cstheme="majorBidi"/>
-      <w:i/>
-      <w:iCs/>
-      <w:color w:val="272727" w:themeColor="text1" w:themeTint="D8"/>
+      <w:kern w:val="0"/>
+      <w:sz w:val="24"/>
+      <w:lang w:val="en-US" w:eastAsia="zh-CN" w:bidi="ar"/>
     </w:rPr>
   </w:style>
-  <w:style w:type="character" w:customStyle="1" w:styleId="Heading9Char">
-    <w:name w:val="Heading 9 Char"/>
-    <w:basedOn w:val="DefaultParagraphFont"/>
-    <w:link w:val="Heading9"/>
-    <w:uiPriority w:val="9"/>
-    <w:semiHidden/>
-    <w:rsid w:val="00B77264"/>
-    <w:rPr>
-      <w:rFonts w:eastAsiaTheme="majorEastAsia" w:cstheme="majorBidi"/>
-      <w:color w:val="272727" w:themeColor="text1" w:themeTint="D8"/>
-    </w:rPr>
-  </w:style>
-  <w:style w:type="paragraph" w:styleId="Title">
+  <w:style w:type="paragraph" w:styleId="15">
     <w:name w:val="Title"/>
-    <w:basedOn w:val="Normal"/>
-    <w:next w:val="Normal"/>
-    <w:link w:val="TitleChar"/>
+    <w:basedOn w:val="1"/>
+    <w:next w:val="1"/>
+    <w:link w:val="29"/>
+    <w:qFormat/>
     <w:uiPriority w:val="10"/>
-    <w:qFormat/>
-    <w:rsid w:val="00B77264"/>
     <w:pPr>
       <w:spacing w:after="80" w:line="240" w:lineRule="auto"/>
       <w:contextualSpacing/>
     </w:pPr>
     <w:rPr>
-      <w:rFonts w:asciiTheme="majorHAnsi" w:eastAsiaTheme="majorEastAsia" w:hAnsiTheme="majorHAnsi" w:cstheme="majorBidi"/>
+      <w:rFonts w:asciiTheme="majorHAnsi" w:hAnsiTheme="majorHAnsi" w:eastAsiaTheme="majorEastAsia" w:cstheme="majorBidi"/>
       <w:spacing w:val="-10"/>
       <w:kern w:val="28"/>
       <w:sz w:val="56"/>
       <w:szCs w:val="56"/>
     </w:rPr>
   </w:style>
-  <w:style w:type="character" w:customStyle="1" w:styleId="TitleChar">
+  <w:style w:type="table" w:styleId="17">
+    <w:name w:val="Table Grid"/>
+    <w:basedOn w:val="16"/>
+    <w:uiPriority w:val="39"/>
+    <w:pPr>
+      <w:spacing w:after="0" w:line="240" w:lineRule="auto"/>
+    </w:pPr>
+    <w:tblPr>
+      <w:tblBorders>
+        <w:top w:val="single" w:color="auto" w:sz="4" w:space="0"/>
+        <w:left w:val="single" w:color="auto" w:sz="4" w:space="0"/>
+        <w:bottom w:val="single" w:color="auto" w:sz="4" w:space="0"/>
+        <w:right w:val="single" w:color="auto" w:sz="4" w:space="0"/>
+        <w:insideH w:val="single" w:color="auto" w:sz="4" w:space="0"/>
+        <w:insideV w:val="single" w:color="auto" w:sz="4" w:space="0"/>
+      </w:tblBorders>
+    </w:tblPr>
+  </w:style>
+  <w:style w:type="character" w:styleId="19">
+    <w:name w:val="Strong"/>
+    <w:basedOn w:val="18"/>
+    <w:qFormat/>
+    <w:uiPriority w:val="22"/>
+    <w:rPr>
+      <w:b/>
+    </w:rPr>
+  </w:style>
+  <w:style w:type="character" w:customStyle="1" w:styleId="20">
+    <w:name w:val="Heading 1 Char"/>
+    <w:basedOn w:val="18"/>
+    <w:link w:val="2"/>
+    <w:uiPriority w:val="9"/>
+    <w:rPr>
+      <w:rFonts w:asciiTheme="majorHAnsi" w:hAnsiTheme="majorHAnsi" w:eastAsiaTheme="majorEastAsia" w:cstheme="majorBidi"/>
+      <w:color w:val="104862" w:themeColor="accent1" w:themeShade="BF"/>
+      <w:sz w:val="40"/>
+      <w:szCs w:val="40"/>
+    </w:rPr>
+  </w:style>
+  <w:style w:type="character" w:customStyle="1" w:styleId="21">
+    <w:name w:val="Heading 2 Char"/>
+    <w:basedOn w:val="18"/>
+    <w:link w:val="3"/>
+    <w:qFormat/>
+    <w:uiPriority w:val="9"/>
+    <w:rPr>
+      <w:rFonts w:asciiTheme="majorHAnsi" w:hAnsiTheme="majorHAnsi" w:eastAsiaTheme="majorEastAsia" w:cstheme="majorBidi"/>
+      <w:color w:val="104862" w:themeColor="accent1" w:themeShade="BF"/>
+      <w:sz w:val="32"/>
+      <w:szCs w:val="32"/>
+    </w:rPr>
+  </w:style>
+  <w:style w:type="character" w:customStyle="1" w:styleId="22">
+    <w:name w:val="Heading 3 Char"/>
+    <w:basedOn w:val="18"/>
+    <w:link w:val="4"/>
+    <w:semiHidden/>
+    <w:uiPriority w:val="9"/>
+    <w:rPr>
+      <w:rFonts w:eastAsiaTheme="majorEastAsia" w:cstheme="majorBidi"/>
+      <w:color w:val="104862" w:themeColor="accent1" w:themeShade="BF"/>
+      <w:sz w:val="28"/>
+      <w:szCs w:val="28"/>
+    </w:rPr>
+  </w:style>
+  <w:style w:type="character" w:customStyle="1" w:styleId="23">
+    <w:name w:val="Heading 4 Char"/>
+    <w:basedOn w:val="18"/>
+    <w:link w:val="5"/>
+    <w:semiHidden/>
+    <w:uiPriority w:val="9"/>
+    <w:rPr>
+      <w:rFonts w:eastAsiaTheme="majorEastAsia" w:cstheme="majorBidi"/>
+      <w:i/>
+      <w:iCs/>
+      <w:color w:val="104862" w:themeColor="accent1" w:themeShade="BF"/>
+    </w:rPr>
+  </w:style>
+  <w:style w:type="character" w:customStyle="1" w:styleId="24">
+    <w:name w:val="Heading 5 Char"/>
+    <w:basedOn w:val="18"/>
+    <w:link w:val="6"/>
+    <w:semiHidden/>
+    <w:uiPriority w:val="9"/>
+    <w:rPr>
+      <w:rFonts w:eastAsiaTheme="majorEastAsia" w:cstheme="majorBidi"/>
+      <w:color w:val="104862" w:themeColor="accent1" w:themeShade="BF"/>
+    </w:rPr>
+  </w:style>
+  <w:style w:type="character" w:customStyle="1" w:styleId="25">
+    <w:name w:val="Heading 6 Char"/>
+    <w:basedOn w:val="18"/>
+    <w:link w:val="7"/>
+    <w:semiHidden/>
+    <w:uiPriority w:val="9"/>
+    <w:rPr>
+      <w:rFonts w:eastAsiaTheme="majorEastAsia" w:cstheme="majorBidi"/>
+      <w:i/>
+      <w:iCs/>
+      <w:color w:val="595959" w:themeColor="text1" w:themeTint="A6"/>
+      <w14:textFill>
+        <w14:solidFill>
+          <w14:schemeClr w14:val="tx1">
+            <w14:lumMod w14:val="65000"/>
+            <w14:lumOff w14:val="35000"/>
+          </w14:schemeClr>
+        </w14:solidFill>
+      </w14:textFill>
+    </w:rPr>
+  </w:style>
+  <w:style w:type="character" w:customStyle="1" w:styleId="26">
+    <w:name w:val="Heading 7 Char"/>
+    <w:basedOn w:val="18"/>
+    <w:link w:val="8"/>
+    <w:semiHidden/>
+    <w:uiPriority w:val="9"/>
+    <w:rPr>
+      <w:rFonts w:eastAsiaTheme="majorEastAsia" w:cstheme="majorBidi"/>
+      <w:color w:val="595959" w:themeColor="text1" w:themeTint="A6"/>
+      <w14:textFill>
+        <w14:solidFill>
+          <w14:schemeClr w14:val="tx1">
+            <w14:lumMod w14:val="65000"/>
+            <w14:lumOff w14:val="35000"/>
+          </w14:schemeClr>
+        </w14:solidFill>
+      </w14:textFill>
+    </w:rPr>
+  </w:style>
+  <w:style w:type="character" w:customStyle="1" w:styleId="27">
+    <w:name w:val="Heading 8 Char"/>
+    <w:basedOn w:val="18"/>
+    <w:link w:val="9"/>
+    <w:semiHidden/>
+    <w:uiPriority w:val="9"/>
+    <w:rPr>
+      <w:rFonts w:eastAsiaTheme="majorEastAsia" w:cstheme="majorBidi"/>
+      <w:i/>
+      <w:iCs/>
+      <w:color w:val="262626" w:themeColor="text1" w:themeTint="D9"/>
+      <w14:textFill>
+        <w14:solidFill>
+          <w14:schemeClr w14:val="tx1">
+            <w14:lumMod w14:val="85000"/>
+            <w14:lumOff w14:val="15000"/>
+          </w14:schemeClr>
+        </w14:solidFill>
+      </w14:textFill>
+    </w:rPr>
+  </w:style>
+  <w:style w:type="character" w:customStyle="1" w:styleId="28">
+    <w:name w:val="Heading 9 Char"/>
+    <w:basedOn w:val="18"/>
+    <w:link w:val="10"/>
+    <w:semiHidden/>
+    <w:uiPriority w:val="9"/>
+    <w:rPr>
+      <w:rFonts w:eastAsiaTheme="majorEastAsia" w:cstheme="majorBidi"/>
+      <w:color w:val="262626" w:themeColor="text1" w:themeTint="D9"/>
+      <w14:textFill>
+        <w14:solidFill>
+          <w14:schemeClr w14:val="tx1">
+            <w14:lumMod w14:val="85000"/>
+            <w14:lumOff w14:val="15000"/>
+          </w14:schemeClr>
+        </w14:solidFill>
+      </w14:textFill>
+    </w:rPr>
+  </w:style>
+  <w:style w:type="character" w:customStyle="1" w:styleId="29">
     <w:name w:val="Title Char"/>
-    <w:basedOn w:val="DefaultParagraphFont"/>
-    <w:link w:val="Title"/>
+    <w:basedOn w:val="18"/>
+    <w:link w:val="15"/>
     <w:uiPriority w:val="10"/>
-    <w:rsid w:val="00B77264"/>
     <w:rPr>
-      <w:rFonts w:asciiTheme="majorHAnsi" w:eastAsiaTheme="majorEastAsia" w:hAnsiTheme="majorHAnsi" w:cstheme="majorBidi"/>
+      <w:rFonts w:asciiTheme="majorHAnsi" w:hAnsiTheme="majorHAnsi" w:eastAsiaTheme="majorEastAsia" w:cstheme="majorBidi"/>
       <w:spacing w:val="-10"/>
       <w:kern w:val="28"/>
       <w:sz w:val="56"/>
       <w:szCs w:val="56"/>
     </w:rPr>
   </w:style>
-  <w:style w:type="paragraph" w:styleId="Subtitle">
-    <w:name w:val="Subtitle"/>
-    <w:basedOn w:val="Normal"/>
-    <w:next w:val="Normal"/>
-    <w:link w:val="SubtitleChar"/>
+  <w:style w:type="character" w:customStyle="1" w:styleId="30">
+    <w:name w:val="Subtitle Char"/>
+    <w:basedOn w:val="18"/>
+    <w:link w:val="13"/>
     <w:uiPriority w:val="11"/>
-    <w:qFormat/>
-    <w:rsid w:val="00B77264"/>
-    <w:pPr>
-      <w:numPr>
-        <w:ilvl w:val="1"/>
-      </w:numPr>
-    </w:pPr>
     <w:rPr>
       <w:rFonts w:eastAsiaTheme="majorEastAsia" w:cstheme="majorBidi"/>
       <w:color w:val="595959" w:themeColor="text1" w:themeTint="A6"/>
       <w:spacing w:val="15"/>
       <w:sz w:val="28"/>
       <w:szCs w:val="28"/>
+      <w14:textFill>
+        <w14:solidFill>
+          <w14:schemeClr w14:val="tx1">
+            <w14:lumMod w14:val="65000"/>
+            <w14:lumOff w14:val="35000"/>
+          </w14:schemeClr>
+        </w14:solidFill>
+      </w14:textFill>
     </w:rPr>
   </w:style>
-  <w:style w:type="character" w:customStyle="1" w:styleId="SubtitleChar">
-    <w:name w:val="Subtitle Char"/>
-    <w:basedOn w:val="DefaultParagraphFont"/>
-    <w:link w:val="Subtitle"/>
-    <w:uiPriority w:val="11"/>
-    <w:rsid w:val="00B77264"/>
-    <w:rPr>
-      <w:rFonts w:eastAsiaTheme="majorEastAsia" w:cstheme="majorBidi"/>
-      <w:color w:val="595959" w:themeColor="text1" w:themeTint="A6"/>
-      <w:spacing w:val="15"/>
-      <w:sz w:val="28"/>
-      <w:szCs w:val="28"/>
-    </w:rPr>
-  </w:style>
-  <w:style w:type="paragraph" w:styleId="Quote">
+  <w:style w:type="paragraph" w:styleId="31">
     <w:name w:val="Quote"/>
-    <w:basedOn w:val="Normal"/>
-    <w:next w:val="Normal"/>
-    <w:link w:val="QuoteChar"/>
+    <w:basedOn w:val="1"/>
+    <w:next w:val="1"/>
+    <w:link w:val="32"/>
+    <w:qFormat/>
     <w:uiPriority w:val="29"/>
-    <w:qFormat/>
-    <w:rsid w:val="00B77264"/>
     <w:pPr>
       <w:spacing w:before="160"/>
       <w:jc w:val="center"/>
@@ -1805,55 +4424,67 @@
       <w:i/>
       <w:iCs/>
       <w:color w:val="404040" w:themeColor="text1" w:themeTint="BF"/>
+      <w14:textFill>
+        <w14:solidFill>
+          <w14:schemeClr w14:val="tx1">
+            <w14:lumMod w14:val="75000"/>
+            <w14:lumOff w14:val="25000"/>
+          </w14:schemeClr>
+        </w14:solidFill>
+      </w14:textFill>
     </w:rPr>
   </w:style>
-  <w:style w:type="character" w:customStyle="1" w:styleId="QuoteChar">
+  <w:style w:type="character" w:customStyle="1" w:styleId="32">
     <w:name w:val="Quote Char"/>
-    <w:basedOn w:val="DefaultParagraphFont"/>
-    <w:link w:val="Quote"/>
+    <w:basedOn w:val="18"/>
+    <w:link w:val="31"/>
     <w:uiPriority w:val="29"/>
-    <w:rsid w:val="00B77264"/>
     <w:rPr>
       <w:i/>
       <w:iCs/>
       <w:color w:val="404040" w:themeColor="text1" w:themeTint="BF"/>
+      <w14:textFill>
+        <w14:solidFill>
+          <w14:schemeClr w14:val="tx1">
+            <w14:lumMod w14:val="75000"/>
+            <w14:lumOff w14:val="25000"/>
+          </w14:schemeClr>
+        </w14:solidFill>
+      </w14:textFill>
     </w:rPr>
   </w:style>
-  <w:style w:type="paragraph" w:styleId="ListParagraph">
+  <w:style w:type="paragraph" w:styleId="33">
     <w:name w:val="List Paragraph"/>
-    <w:basedOn w:val="Normal"/>
+    <w:basedOn w:val="1"/>
+    <w:qFormat/>
     <w:uiPriority w:val="34"/>
-    <w:qFormat/>
-    <w:rsid w:val="00B77264"/>
     <w:pPr>
       <w:ind w:left="720"/>
       <w:contextualSpacing/>
     </w:pPr>
   </w:style>
-  <w:style w:type="character" w:styleId="IntenseEmphasis">
+  <w:style w:type="character" w:customStyle="1" w:styleId="34">
     <w:name w:val="Intense Emphasis"/>
-    <w:basedOn w:val="DefaultParagraphFont"/>
+    <w:basedOn w:val="18"/>
+    <w:qFormat/>
     <w:uiPriority w:val="21"/>
-    <w:qFormat/>
-    <w:rsid w:val="00B77264"/>
     <w:rPr>
       <w:i/>
       <w:iCs/>
-      <w:color w:val="0F4761" w:themeColor="accent1" w:themeShade="BF"/>
+      <w:color w:val="104862" w:themeColor="accent1" w:themeShade="BF"/>
     </w:rPr>
   </w:style>
-  <w:style w:type="paragraph" w:styleId="IntenseQuote">
+  <w:style w:type="paragraph" w:styleId="35">
     <w:name w:val="Intense Quote"/>
-    <w:basedOn w:val="Normal"/>
-    <w:next w:val="Normal"/>
-    <w:link w:val="IntenseQuoteChar"/>
+    <w:basedOn w:val="1"/>
+    <w:next w:val="1"/>
+    <w:link w:val="36"/>
+    <w:qFormat/>
     <w:uiPriority w:val="30"/>
-    <w:qFormat/>
-    <w:rsid w:val="00B77264"/>
     <w:pPr>
       <w:pBdr>
-        <w:top w:val="single" w:sz="4" w:space="10" w:color="0F4761" w:themeColor="accent1" w:themeShade="BF"/>
-        <w:bottom w:val="single" w:sz="4" w:space="10" w:color="0F4761" w:themeColor="accent1" w:themeShade="BF"/>
+        <w:top w:val="single" w:color="0F4761" w:themeColor="accent1" w:themeShade="BF" w:sz="4" w:space="10"/>
+        <w:bottom w:val="single" w:color="0F4761" w:themeColor="accent1" w:themeShade="BF" w:sz="4" w:space="10"/>
       </w:pBdr>
       <w:spacing w:before="360" w:after="360"/>
       <w:ind w:left="864" w:right="864"/>
@@ -1862,97 +4493,44 @@
     <w:rPr>
       <w:i/>
       <w:iCs/>
-      <w:color w:val="0F4761" w:themeColor="accent1" w:themeShade="BF"/>
+      <w:color w:val="104862" w:themeColor="accent1" w:themeShade="BF"/>
     </w:rPr>
   </w:style>
-  <w:style w:type="character" w:customStyle="1" w:styleId="IntenseQuoteChar">
+  <w:style w:type="character" w:customStyle="1" w:styleId="36">
     <w:name w:val="Intense Quote Char"/>
-    <w:basedOn w:val="DefaultParagraphFont"/>
-    <w:link w:val="IntenseQuote"/>
+    <w:basedOn w:val="18"/>
+    <w:link w:val="35"/>
     <w:uiPriority w:val="30"/>
-    <w:rsid w:val="00B77264"/>
     <w:rPr>
       <w:i/>
       <w:iCs/>
-      <w:color w:val="0F4761" w:themeColor="accent1" w:themeShade="BF"/>
+      <w:color w:val="104862" w:themeColor="accent1" w:themeShade="BF"/>
     </w:rPr>
   </w:style>
-  <w:style w:type="character" w:styleId="IntenseReference">
+  <w:style w:type="character" w:customStyle="1" w:styleId="37">
     <w:name w:val="Intense Reference"/>
-    <w:basedOn w:val="DefaultParagraphFont"/>
+    <w:basedOn w:val="18"/>
+    <w:qFormat/>
     <w:uiPriority w:val="32"/>
-    <w:qFormat/>
-    <w:rsid w:val="00B77264"/>
     <w:rPr>
       <w:b/>
       <w:bCs/>
       <w:smallCaps/>
-      <w:color w:val="0F4761" w:themeColor="accent1" w:themeShade="BF"/>
+      <w:color w:val="104862" w:themeColor="accent1" w:themeShade="BF"/>
       <w:spacing w:val="5"/>
     </w:rPr>
   </w:style>
-  <w:style w:type="table" w:styleId="TableGrid">
-    <w:name w:val="Table Grid"/>
-    <w:basedOn w:val="TableNormal"/>
-    <w:uiPriority w:val="39"/>
-    <w:rsid w:val="00C352F9"/>
-    <w:pPr>
-      <w:spacing w:after="0" w:line="240" w:lineRule="auto"/>
-    </w:pPr>
-    <w:tblPr>
-      <w:tblBorders>
-        <w:top w:val="single" w:sz="4" w:space="0" w:color="auto"/>
-        <w:left w:val="single" w:sz="4" w:space="0" w:color="auto"/>
-        <w:bottom w:val="single" w:sz="4" w:space="0" w:color="auto"/>
-        <w:right w:val="single" w:sz="4" w:space="0" w:color="auto"/>
-        <w:insideH w:val="single" w:sz="4" w:space="0" w:color="auto"/>
-        <w:insideV w:val="single" w:sz="4" w:space="0" w:color="auto"/>
-      </w:tblBorders>
-    </w:tblPr>
+  <w:style w:type="character" w:customStyle="1" w:styleId="38">
+    <w:name w:val="Header Char"/>
+    <w:basedOn w:val="18"/>
+    <w:link w:val="12"/>
+    <w:uiPriority w:val="99"/>
   </w:style>
-  <w:style w:type="paragraph" w:styleId="Header">
-    <w:name w:val="header"/>
-    <w:basedOn w:val="Normal"/>
-    <w:link w:val="HeaderChar"/>
+  <w:style w:type="character" w:customStyle="1" w:styleId="39">
+    <w:name w:val="Footer Char"/>
+    <w:basedOn w:val="18"/>
+    <w:link w:val="11"/>
     <w:uiPriority w:val="99"/>
-    <w:unhideWhenUsed/>
-    <w:rsid w:val="00E5080D"/>
-    <w:pPr>
-      <w:tabs>
-        <w:tab w:val="center" w:pos="4513"/>
-        <w:tab w:val="right" w:pos="9026"/>
-      </w:tabs>
-      <w:spacing w:after="0" w:line="240" w:lineRule="auto"/>
-    </w:pPr>
-  </w:style>
-  <w:style w:type="character" w:customStyle="1" w:styleId="HeaderChar">
-    <w:name w:val="Header Char"/>
-    <w:basedOn w:val="DefaultParagraphFont"/>
-    <w:link w:val="Header"/>
-    <w:uiPriority w:val="99"/>
-    <w:rsid w:val="00E5080D"/>
-  </w:style>
-  <w:style w:type="paragraph" w:styleId="Footer">
-    <w:name w:val="footer"/>
-    <w:basedOn w:val="Normal"/>
-    <w:link w:val="FooterChar"/>
-    <w:uiPriority w:val="99"/>
-    <w:unhideWhenUsed/>
-    <w:rsid w:val="00E5080D"/>
-    <w:pPr>
-      <w:tabs>
-        <w:tab w:val="center" w:pos="4513"/>
-        <w:tab w:val="right" w:pos="9026"/>
-      </w:tabs>
-      <w:spacing w:after="0" w:line="240" w:lineRule="auto"/>
-    </w:pPr>
-  </w:style>
-  <w:style w:type="character" w:customStyle="1" w:styleId="FooterChar">
-    <w:name w:val="Footer Char"/>
-    <w:basedOn w:val="DefaultParagraphFont"/>
-    <w:link w:val="Footer"/>
-    <w:uiPriority w:val="99"/>
-    <w:rsid w:val="00E5080D"/>
   </w:style>
 </w:styles>
 </file>
@@ -2000,7 +4578,7 @@
     </a:clrScheme>
     <a:fontScheme name="Office">
       <a:majorFont>
-        <a:latin typeface="Aptos Display" panose="02110004020202020204"/>
+        <a:latin typeface="Aptos Display"/>
         <a:ea typeface=""/>
         <a:cs typeface=""/>
         <a:font script="Jpan" typeface="游ゴシック Light"/>
@@ -2033,26 +4611,9 @@
         <a:font script="Viet" typeface="Times New Roman"/>
         <a:font script="Uigh" typeface="Microsoft Uighur"/>
         <a:font script="Geor" typeface="Sylfaen"/>
-        <a:font script="Armn" typeface="Arial"/>
-        <a:font script="Bugi" typeface="Leelawadee UI"/>
-        <a:font script="Bopo" typeface="Microsoft JhengHei"/>
-        <a:font script="Java" typeface="Javanese Text"/>
-        <a:font script="Lisu" typeface="Segoe UI"/>
-        <a:font script="Mymr" typeface="Myanmar Text"/>
-        <a:font script="Nkoo" typeface="Ebrima"/>
-        <a:font script="Olck" typeface="Nirmala UI"/>
-        <a:font script="Osma" typeface="Ebrima"/>
-        <a:font script="Phag" typeface="Phagspa"/>
-        <a:font script="Syrn" typeface="Estrangelo Edessa"/>
-        <a:font script="Syrj" typeface="Estrangelo Edessa"/>
-        <a:font script="Syre" typeface="Estrangelo Edessa"/>
-        <a:font script="Sora" typeface="Nirmala UI"/>
-        <a:font script="Tale" typeface="Microsoft Tai Le"/>
-        <a:font script="Talu" typeface="Microsoft New Tai Lue"/>
-        <a:font script="Tfng" typeface="Ebrima"/>
       </a:majorFont>
       <a:minorFont>
-        <a:latin typeface="Aptos" panose="02110004020202020204"/>
+        <a:latin typeface="Aptos"/>
         <a:ea typeface=""/>
         <a:cs typeface=""/>
         <a:font script="Jpan" typeface="游ゴシック"/>
@@ -2085,23 +4646,6 @@
         <a:font script="Viet" typeface="Arial"/>
         <a:font script="Uigh" typeface="Microsoft Uighur"/>
         <a:font script="Geor" typeface="Sylfaen"/>
-        <a:font script="Armn" typeface="Arial"/>
-        <a:font script="Bugi" typeface="Leelawadee UI"/>
-        <a:font script="Bopo" typeface="Microsoft JhengHei"/>
-        <a:font script="Java" typeface="Javanese Text"/>
-        <a:font script="Lisu" typeface="Segoe UI"/>
-        <a:font script="Mymr" typeface="Myanmar Text"/>
-        <a:font script="Nkoo" typeface="Ebrima"/>
-        <a:font script="Olck" typeface="Nirmala UI"/>
-        <a:font script="Osma" typeface="Ebrima"/>
-        <a:font script="Phag" typeface="Phagspa"/>
-        <a:font script="Syrn" typeface="Estrangelo Edessa"/>
-        <a:font script="Syrj" typeface="Estrangelo Edessa"/>
-        <a:font script="Syre" typeface="Estrangelo Edessa"/>
-        <a:font script="Sora" typeface="Nirmala UI"/>
-        <a:font script="Tale" typeface="Microsoft Tai Le"/>
-        <a:font script="Talu" typeface="Microsoft New Tai Lue"/>
-        <a:font script="Tfng" typeface="Ebrima"/>
       </a:minorFont>
     </a:fontScheme>
     <a:fmtScheme name="Office">
@@ -2243,11 +4787,5 @@
     </a:fmtScheme>
   </a:themeElements>
   <a:objectDefaults/>
-  <a:extraClrSchemeLst/>
-  <a:extLst>
-    <a:ext uri="{05A4C25C-085E-4340-85A3-A5531E510DB2}">
-      <thm15:themeFamily xmlns:thm15="http://schemas.microsoft.com/office/thememl/2012/main" name="Office Theme" id="{62F939B6-93AF-4DB8-9C6B-D6C7DFDC589F}" vid="{4A3C46E8-61CC-4603-A589-7422A47A8E4A}"/>
-    </a:ext>
-  </a:extLst>
 </a:theme>
 </file>